--- a/professor.lincoln/computacionais-seguranca/aula-19-02-202.docx
+++ b/professor.lincoln/computacionais-seguranca/aula-19-02-202.docx
@@ -2,6 +2,1686 @@
 <file path=word/document.xml><?xml version="1.0" encoding="utf-8"?>
 <w:document xmlns:wpc="http://schemas.microsoft.com/office/word/2010/wordprocessingCanvas" xmlns:cx="http://schemas.microsoft.com/office/drawing/2014/chartex" xmlns:cx1="http://schemas.microsoft.com/office/drawing/2015/9/8/chartex" xmlns:cx2="http://schemas.microsoft.com/office/drawing/2015/10/21/chartex" xmlns:cx3="http://schemas.microsoft.com/office/drawing/2016/5/9/chartex" xmlns:cx4="http://schemas.microsoft.com/office/drawing/2016/5/10/chartex" xmlns:cx5="http://schemas.microsoft.com/office/drawing/2016/5/11/chartex" xmlns:cx6="http://schemas.microsoft.com/office/drawing/2016/5/12/chartex" xmlns:cx7="http://schemas.microsoft.com/office/drawing/2016/5/13/chartex" xmlns:cx8="http://schemas.microsoft.com/office/drawing/2016/5/14/chartex" xmlns:mc="http://schemas.openxmlformats.org/markup-compatibility/2006" xmlns:aink="http://schemas.microsoft.com/office/drawing/2016/ink" xmlns:am3d="http://schemas.microsoft.com/office/drawing/2017/model3d" xmlns:o="urn:schemas-microsoft-com:office:office" xmlns:oel="http://schemas.microsoft.com/office/2019/extlst" xmlns:r="http://schemas.openxmlformats.org/officeDocument/2006/relationships" xmlns:m="http://schemas.openxmlformats.org/officeDocument/2006/math" xmlns:v="urn:schemas-microsoft-com:vml" xmlns:wp14="http://schemas.microsoft.com/office/word/2010/wordprocessingDrawing" xmlns:wp="http://schemas.openxmlformats.org/drawingml/2006/wordprocessingDrawing" xmlns:w10="urn:schemas-microsoft-com:office:word" xmlns:w="http://schemas.openxmlformats.org/wordprocessingml/2006/main" xmlns:w14="http://schemas.microsoft.com/office/word/2010/wordml" xmlns:w15="http://schemas.microsoft.com/office/word/2012/wordml" xmlns:w16cex="http://schemas.microsoft.com/office/word/2018/wordml/cex" xmlns:w16cid="http://schemas.microsoft.com/office/word/2016/wordml/cid" xmlns:w16="http://schemas.microsoft.com/office/word/2018/wordml" xmlns:w16du="http://schemas.microsoft.com/office/word/2023/wordml/word16du" xmlns:w16sdtdh="http://schemas.microsoft.com/office/word/2020/wordml/sdtdatahash" xmlns:w16sdtfl="http://schemas.microsoft.com/office/word/2024/wordml/sdtformatlock" xmlns:w16se="http://schemas.microsoft.com/office/word/2015/wordml/symex" xmlns:wpg="http://schemas.microsoft.com/office/word/2010/wordprocessingGroup" xmlns:wpi="http://schemas.microsoft.com/office/word/2010/wordprocessingInk" xmlns:wne="http://schemas.microsoft.com/office/word/2006/wordml" xmlns:wps="http://schemas.microsoft.com/office/word/2010/wordprocessingShape" mc:Ignorable="w14 w15 w16se w16cid w16 w16cex w16sdtdh w16sdtfl w16du wp14">
   <w:body>
+    <w:sdt>
+      <w:sdtPr>
+        <w:rPr>
+          <w:color w:val="156082" w:themeColor="accent1"/>
+        </w:rPr>
+        <w:id w:val="-730310658"/>
+        <w:docPartObj>
+          <w:docPartGallery w:val="Cover Pages"/>
+          <w:docPartUnique/>
+        </w:docPartObj>
+      </w:sdtPr>
+      <w:sdtEndPr>
+        <w:rPr>
+          <w:rFonts w:eastAsiaTheme="minorHAnsi"/>
+          <w:color w:val="auto"/>
+          <w:kern w:val="2"/>
+          <w:sz w:val="24"/>
+          <w:szCs w:val="24"/>
+          <w:lang w:eastAsia="en-US"/>
+          <w14:ligatures w14:val="standardContextual"/>
+        </w:rPr>
+      </w:sdtEndPr>
+      <w:sdtContent>
+        <w:p>
+          <w:pPr>
+            <w:pStyle w:val="SemEspaamento"/>
+            <w:spacing w:before="1540" w:after="240"/>
+            <w:jc w:val="center"/>
+            <w:rPr>
+              <w:color w:val="156082" w:themeColor="accent1"/>
+            </w:rPr>
+          </w:pPr>
+          <w:r>
+            <w:rPr>
+              <w:noProof/>
+              <w:color w:val="156082" w:themeColor="accent1"/>
+            </w:rPr>
+            <w:drawing>
+              <wp:inline distT="0" distB="0" distL="0" distR="0" wp14:anchorId="5EE3A46E" wp14:editId="5E28029A">
+                <wp:extent cx="1417320" cy="750898"/>
+                <wp:effectExtent l="0" t="0" r="0" b="0"/>
+                <wp:docPr id="143" name="Imagem 140"/>
+                <wp:cNvGraphicFramePr>
+                  <a:graphicFrameLocks xmlns:a="http://schemas.openxmlformats.org/drawingml/2006/main" noChangeAspect="1"/>
+                </wp:cNvGraphicFramePr>
+                <a:graphic xmlns:a="http://schemas.openxmlformats.org/drawingml/2006/main">
+                  <a:graphicData uri="http://schemas.openxmlformats.org/drawingml/2006/picture">
+                    <pic:pic xmlns:pic="http://schemas.openxmlformats.org/drawingml/2006/picture">
+                      <pic:nvPicPr>
+                        <pic:cNvPr id="3" name="t55.png"/>
+                        <pic:cNvPicPr/>
+                      </pic:nvPicPr>
+                      <pic:blipFill>
+                        <a:blip r:embed="rId7" cstate="print">
+                          <a:duotone>
+                            <a:schemeClr val="accent1">
+                              <a:shade val="45000"/>
+                              <a:satMod val="135000"/>
+                            </a:schemeClr>
+                            <a:prstClr val="white"/>
+                          </a:duotone>
+                          <a:extLst>
+                            <a:ext uri="{28A0092B-C50C-407E-A947-70E740481C1C}">
+                              <a14:useLocalDpi xmlns:a14="http://schemas.microsoft.com/office/drawing/2010/main" val="0"/>
+                            </a:ext>
+                          </a:extLst>
+                        </a:blip>
+                        <a:stretch>
+                          <a:fillRect/>
+                        </a:stretch>
+                      </pic:blipFill>
+                      <pic:spPr>
+                        <a:xfrm>
+                          <a:off x="0" y="0"/>
+                          <a:ext cx="1417320" cy="750898"/>
+                        </a:xfrm>
+                        <a:prstGeom prst="rect">
+                          <a:avLst/>
+                        </a:prstGeom>
+                        <a:noFill/>
+                        <a:ln>
+                          <a:noFill/>
+                        </a:ln>
+                      </pic:spPr>
+                    </pic:pic>
+                  </a:graphicData>
+                </a:graphic>
+              </wp:inline>
+            </w:drawing>
+          </w:r>
+        </w:p>
+        <w:sdt>
+          <w:sdtPr>
+            <w:rPr>
+              <w:rFonts w:asciiTheme="majorHAnsi" w:eastAsiaTheme="majorEastAsia" w:hAnsiTheme="majorHAnsi" w:cstheme="majorBidi"/>
+              <w:caps/>
+              <w:color w:val="156082" w:themeColor="accent1"/>
+              <w:sz w:val="72"/>
+              <w:szCs w:val="72"/>
+            </w:rPr>
+            <w:alias w:val="Título"/>
+            <w:tag w:val=""/>
+            <w:id w:val="1735040861"/>
+            <w:placeholder>
+              <w:docPart w:val="4A33F980D72141A3990E4055C6D04BFB"/>
+            </w:placeholder>
+            <w:dataBinding w:prefixMappings="xmlns:ns0='http://purl.org/dc/elements/1.1/' xmlns:ns1='http://schemas.openxmlformats.org/package/2006/metadata/core-properties' " w:xpath="/ns1:coreProperties[1]/ns0:title[1]" w:storeItemID="{6C3C8BC8-F283-45AE-878A-BAB7291924A1}"/>
+            <w:text/>
+          </w:sdtPr>
+          <w:sdtEndPr>
+            <w:rPr>
+              <w:sz w:val="80"/>
+              <w:szCs w:val="80"/>
+            </w:rPr>
+          </w:sdtEndPr>
+          <w:sdtContent>
+            <w:p>
+              <w:pPr>
+                <w:pStyle w:val="SemEspaamento"/>
+                <w:pBdr>
+                  <w:top w:val="single" w:sz="6" w:space="6" w:color="156082" w:themeColor="accent1"/>
+                  <w:bottom w:val="single" w:sz="6" w:space="6" w:color="156082" w:themeColor="accent1"/>
+                </w:pBdr>
+                <w:spacing w:after="240"/>
+                <w:jc w:val="center"/>
+                <w:rPr>
+                  <w:rFonts w:asciiTheme="majorHAnsi" w:eastAsiaTheme="majorEastAsia" w:hAnsiTheme="majorHAnsi" w:cstheme="majorBidi"/>
+                  <w:caps/>
+                  <w:color w:val="156082" w:themeColor="accent1"/>
+                  <w:sz w:val="80"/>
+                  <w:szCs w:val="80"/>
+                </w:rPr>
+              </w:pPr>
+              <w:r>
+                <w:rPr>
+                  <w:rFonts w:asciiTheme="majorHAnsi" w:eastAsiaTheme="majorEastAsia" w:hAnsiTheme="majorHAnsi" w:cstheme="majorBidi"/>
+                  <w:caps/>
+                  <w:color w:val="156082" w:themeColor="accent1"/>
+                  <w:sz w:val="72"/>
+                  <w:szCs w:val="72"/>
+                </w:rPr>
+                <w:t>sistemas computacionais e segurança</w:t>
+              </w:r>
+            </w:p>
+          </w:sdtContent>
+        </w:sdt>
+        <w:sdt>
+          <w:sdtPr>
+            <w:rPr>
+              <w:color w:val="156082" w:themeColor="accent1"/>
+              <w:sz w:val="28"/>
+              <w:szCs w:val="28"/>
+            </w:rPr>
+            <w:alias w:val="Subtítulo"/>
+            <w:tag w:val=""/>
+            <w:id w:val="328029620"/>
+            <w:placeholder>
+              <w:docPart w:val="012B5C4D9B3D43C3A62712B229937993"/>
+            </w:placeholder>
+            <w:dataBinding w:prefixMappings="xmlns:ns0='http://purl.org/dc/elements/1.1/' xmlns:ns1='http://schemas.openxmlformats.org/package/2006/metadata/core-properties' " w:xpath="/ns1:coreProperties[1]/ns0:subject[1]" w:storeItemID="{6C3C8BC8-F283-45AE-878A-BAB7291924A1}"/>
+            <w:text/>
+          </w:sdtPr>
+          <w:sdtContent>
+            <w:p>
+              <w:pPr>
+                <w:pStyle w:val="SemEspaamento"/>
+                <w:jc w:val="center"/>
+                <w:rPr>
+                  <w:color w:val="156082" w:themeColor="accent1"/>
+                  <w:sz w:val="28"/>
+                  <w:szCs w:val="28"/>
+                </w:rPr>
+              </w:pPr>
+              <w:r>
+                <w:rPr>
+                  <w:color w:val="156082" w:themeColor="accent1"/>
+                  <w:sz w:val="28"/>
+                  <w:szCs w:val="28"/>
+                </w:rPr>
+                <w:t>Lógica de Boole e Portas Lógicas</w:t>
+              </w:r>
+            </w:p>
+          </w:sdtContent>
+        </w:sdt>
+        <w:p>
+          <w:pPr>
+            <w:pStyle w:val="SemEspaamento"/>
+            <w:spacing w:before="480"/>
+            <w:jc w:val="center"/>
+            <w:rPr>
+              <w:color w:val="156082" w:themeColor="accent1"/>
+            </w:rPr>
+          </w:pPr>
+          <w:r>
+            <w:rPr>
+              <w:noProof/>
+              <w:color w:val="156082" w:themeColor="accent1"/>
+            </w:rPr>
+            <mc:AlternateContent>
+              <mc:Choice Requires="wps">
+                <w:drawing>
+                  <wp:anchor distT="0" distB="0" distL="114300" distR="114300" simplePos="0" relativeHeight="251659264" behindDoc="0" locked="0" layoutInCell="1" allowOverlap="1" wp14:anchorId="3FF8A457" wp14:editId="40C561A4">
+                    <wp:simplePos x="0" y="0"/>
+                    <wp:positionH relativeFrom="margin">
+                      <wp:align>center</wp:align>
+                    </wp:positionH>
+                    <mc:AlternateContent>
+                      <mc:Choice Requires="wp14">
+                        <wp:positionV relativeFrom="page">
+                          <wp14:pctPosVOffset>85000</wp14:pctPosVOffset>
+                        </wp:positionV>
+                      </mc:Choice>
+                      <mc:Fallback>
+                        <wp:positionV relativeFrom="page">
+                          <wp:posOffset>9088120</wp:posOffset>
+                        </wp:positionV>
+                      </mc:Fallback>
+                    </mc:AlternateContent>
+                    <wp:extent cx="6553200" cy="557784"/>
+                    <wp:effectExtent l="0" t="0" r="0" b="12700"/>
+                    <wp:wrapNone/>
+                    <wp:docPr id="142" name="Caixa de texto 142"/>
+                    <wp:cNvGraphicFramePr/>
+                    <a:graphic xmlns:a="http://schemas.openxmlformats.org/drawingml/2006/main">
+                      <a:graphicData uri="http://schemas.microsoft.com/office/word/2010/wordprocessingShape">
+                        <wps:wsp>
+                          <wps:cNvSpPr txBox="1"/>
+                          <wps:spPr>
+                            <a:xfrm>
+                              <a:off x="0" y="0"/>
+                              <a:ext cx="6553200" cy="557784"/>
+                            </a:xfrm>
+                            <a:prstGeom prst="rect">
+                              <a:avLst/>
+                            </a:prstGeom>
+                            <a:noFill/>
+                            <a:ln w="6350">
+                              <a:noFill/>
+                            </a:ln>
+                            <a:effectLst/>
+                          </wps:spPr>
+                          <wps:style>
+                            <a:lnRef idx="0">
+                              <a:schemeClr val="accent1"/>
+                            </a:lnRef>
+                            <a:fillRef idx="0">
+                              <a:schemeClr val="accent1"/>
+                            </a:fillRef>
+                            <a:effectRef idx="0">
+                              <a:schemeClr val="accent1"/>
+                            </a:effectRef>
+                            <a:fontRef idx="minor">
+                              <a:schemeClr val="dk1"/>
+                            </a:fontRef>
+                          </wps:style>
+                          <wps:txbx>
+                            <w:txbxContent>
+                              <w:sdt>
+                                <w:sdtPr>
+                                  <w:rPr>
+                                    <w:caps/>
+                                    <w:color w:val="156082" w:themeColor="accent1"/>
+                                    <w:sz w:val="28"/>
+                                    <w:szCs w:val="28"/>
+                                  </w:rPr>
+                                  <w:alias w:val="Data"/>
+                                  <w:tag w:val=""/>
+                                  <w:id w:val="197127006"/>
+                                  <w:dataBinding w:prefixMappings="xmlns:ns0='http://schemas.microsoft.com/office/2006/coverPageProps' " w:xpath="/ns0:CoverPageProperties[1]/ns0:PublishDate[1]" w:storeItemID="{55AF091B-3C7A-41E3-B477-F2FDAA23CFDA}"/>
+                                  <w:date w:fullDate="2026-03-07T00:00:00Z">
+                                    <w:dateFormat w:val="d 'de' MMMM 'de' yyyy"/>
+                                    <w:lid w:val="pt-BR"/>
+                                    <w:storeMappedDataAs w:val="dateTime"/>
+                                    <w:calendar w:val="gregorian"/>
+                                  </w:date>
+                                </w:sdtPr>
+                                <w:sdtContent>
+                                  <w:p>
+                                    <w:pPr>
+                                      <w:pStyle w:val="SemEspaamento"/>
+                                      <w:spacing w:after="40"/>
+                                      <w:jc w:val="center"/>
+                                      <w:rPr>
+                                        <w:caps/>
+                                        <w:color w:val="156082" w:themeColor="accent1"/>
+                                        <w:sz w:val="28"/>
+                                        <w:szCs w:val="28"/>
+                                      </w:rPr>
+                                    </w:pPr>
+                                    <w:r>
+                                      <w:rPr>
+                                        <w:caps/>
+                                        <w:color w:val="156082" w:themeColor="accent1"/>
+                                        <w:sz w:val="28"/>
+                                        <w:szCs w:val="28"/>
+                                      </w:rPr>
+                                      <w:t>7 de março de 2026</w:t>
+                                    </w:r>
+                                  </w:p>
+                                </w:sdtContent>
+                              </w:sdt>
+                              <w:p>
+                                <w:pPr>
+                                  <w:pStyle w:val="SemEspaamento"/>
+                                  <w:jc w:val="center"/>
+                                  <w:rPr>
+                                    <w:color w:val="156082" w:themeColor="accent1"/>
+                                  </w:rPr>
+                                </w:pPr>
+                                <w:sdt>
+                                  <w:sdtPr>
+                                    <w:rPr>
+                                      <w:caps/>
+                                      <w:color w:val="156082" w:themeColor="accent1"/>
+                                    </w:rPr>
+                                    <w:alias w:val="Empresa"/>
+                                    <w:tag w:val=""/>
+                                    <w:id w:val="1390145197"/>
+                                    <w:dataBinding w:prefixMappings="xmlns:ns0='http://schemas.openxmlformats.org/officeDocument/2006/extended-properties' " w:xpath="/ns0:Properties[1]/ns0:Company[1]" w:storeItemID="{6668398D-A668-4E3E-A5EB-62B293D839F1}"/>
+                                    <w:text/>
+                                  </w:sdtPr>
+                                  <w:sdtContent>
+                                    <w:r>
+                                      <w:rPr>
+                                        <w:caps/>
+                                        <w:color w:val="156082" w:themeColor="accent1"/>
+                                      </w:rPr>
+                                      <w:t>prof. dr. lincoln sposito</w:t>
+                                    </w:r>
+                                  </w:sdtContent>
+                                </w:sdt>
+                              </w:p>
+                              <w:p>
+                                <w:pPr>
+                                  <w:pStyle w:val="SemEspaamento"/>
+                                  <w:jc w:val="center"/>
+                                  <w:rPr>
+                                    <w:color w:val="156082" w:themeColor="accent1"/>
+                                  </w:rPr>
+                                </w:pPr>
+                                <w:sdt>
+                                  <w:sdtPr>
+                                    <w:rPr>
+                                      <w:color w:val="156082" w:themeColor="accent1"/>
+                                    </w:rPr>
+                                    <w:alias w:val="Endereço"/>
+                                    <w:tag w:val=""/>
+                                    <w:id w:val="-726379553"/>
+                                    <w:dataBinding w:prefixMappings="xmlns:ns0='http://schemas.microsoft.com/office/2006/coverPageProps' " w:xpath="/ns0:CoverPageProperties[1]/ns0:CompanyAddress[1]" w:storeItemID="{55AF091B-3C7A-41E3-B477-F2FDAA23CFDA}"/>
+                                    <w:text/>
+                                  </w:sdtPr>
+                                  <w:sdtContent>
+                                    <w:r>
+                                      <w:rPr>
+                                        <w:color w:val="156082" w:themeColor="accent1"/>
+                                      </w:rPr>
+                                      <w:t>Universidade São Judas Tadeu – São Bernardo do Campo</w:t>
+                                    </w:r>
+                                  </w:sdtContent>
+                                </w:sdt>
+                              </w:p>
+                            </w:txbxContent>
+                          </wps:txbx>
+                          <wps:bodyPr rot="0" spcFirstLastPara="0" vertOverflow="overflow" horzOverflow="overflow" vert="horz" wrap="square" lIns="0" tIns="0" rIns="0" bIns="0" numCol="1" spcCol="0" rtlCol="0" fromWordArt="0" anchor="b" anchorCtr="0" forceAA="0" compatLnSpc="1">
+                            <a:prstTxWarp prst="textNoShape">
+                              <a:avLst/>
+                            </a:prstTxWarp>
+                            <a:spAutoFit/>
+                          </wps:bodyPr>
+                        </wps:wsp>
+                      </a:graphicData>
+                    </a:graphic>
+                    <wp14:sizeRelH relativeFrom="margin">
+                      <wp14:pctWidth>100000</wp14:pctWidth>
+                    </wp14:sizeRelH>
+                    <wp14:sizeRelV relativeFrom="margin">
+                      <wp14:pctHeight>0</wp14:pctHeight>
+                    </wp14:sizeRelV>
+                  </wp:anchor>
+                </w:drawing>
+              </mc:Choice>
+              <mc:Fallback>
+                <w:pict>
+                  <v:shapetype w14:anchorId="3FF8A457" id="_x0000_t202" coordsize="21600,21600" o:spt="202" path="m,l,21600r21600,l21600,xe">
+                    <v:stroke joinstyle="miter"/>
+                    <v:path gradientshapeok="t" o:connecttype="rect"/>
+                  </v:shapetype>
+                  <v:shape id="Caixa de texto 142" o:spid="_x0000_s1026" type="#_x0000_t202" style="position:absolute;left:0;text-align:left;margin-left:0;margin-top:0;width:516pt;height:43.9pt;z-index:251659264;visibility:visible;mso-wrap-style:square;mso-width-percent:1000;mso-height-percent:0;mso-top-percent:850;mso-wrap-distance-left:9pt;mso-wrap-distance-top:0;mso-wrap-distance-right:9pt;mso-wrap-distance-bottom:0;mso-position-horizontal:center;mso-position-horizontal-relative:margin;mso-position-vertical-relative:page;mso-width-percent:1000;mso-height-percent:0;mso-top-percent:850;mso-width-relative:margin;mso-height-relative:margin;v-text-anchor:bottom" o:gfxdata="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" filled="f" stroked="f" strokeweight=".5pt">
+                    <v:textbox style="mso-fit-shape-to-text:t" inset="0,0,0,0">
+                      <w:txbxContent>
+                        <w:sdt>
+                          <w:sdtPr>
+                            <w:rPr>
+                              <w:caps/>
+                              <w:color w:val="156082" w:themeColor="accent1"/>
+                              <w:sz w:val="28"/>
+                              <w:szCs w:val="28"/>
+                            </w:rPr>
+                            <w:alias w:val="Data"/>
+                            <w:tag w:val=""/>
+                            <w:id w:val="197127006"/>
+                            <w:dataBinding w:prefixMappings="xmlns:ns0='http://schemas.microsoft.com/office/2006/coverPageProps' " w:xpath="/ns0:CoverPageProperties[1]/ns0:PublishDate[1]" w:storeItemID="{55AF091B-3C7A-41E3-B477-F2FDAA23CFDA}"/>
+                            <w:date w:fullDate="2026-03-07T00:00:00Z">
+                              <w:dateFormat w:val="d 'de' MMMM 'de' yyyy"/>
+                              <w:lid w:val="pt-BR"/>
+                              <w:storeMappedDataAs w:val="dateTime"/>
+                              <w:calendar w:val="gregorian"/>
+                            </w:date>
+                          </w:sdtPr>
+                          <w:sdtContent>
+                            <w:p>
+                              <w:pPr>
+                                <w:pStyle w:val="SemEspaamento"/>
+                                <w:spacing w:after="40"/>
+                                <w:jc w:val="center"/>
+                                <w:rPr>
+                                  <w:caps/>
+                                  <w:color w:val="156082" w:themeColor="accent1"/>
+                                  <w:sz w:val="28"/>
+                                  <w:szCs w:val="28"/>
+                                </w:rPr>
+                              </w:pPr>
+                              <w:r>
+                                <w:rPr>
+                                  <w:caps/>
+                                  <w:color w:val="156082" w:themeColor="accent1"/>
+                                  <w:sz w:val="28"/>
+                                  <w:szCs w:val="28"/>
+                                </w:rPr>
+                                <w:t>7 de março de 2026</w:t>
+                              </w:r>
+                            </w:p>
+                          </w:sdtContent>
+                        </w:sdt>
+                        <w:p>
+                          <w:pPr>
+                            <w:pStyle w:val="SemEspaamento"/>
+                            <w:jc w:val="center"/>
+                            <w:rPr>
+                              <w:color w:val="156082" w:themeColor="accent1"/>
+                            </w:rPr>
+                          </w:pPr>
+                          <w:sdt>
+                            <w:sdtPr>
+                              <w:rPr>
+                                <w:caps/>
+                                <w:color w:val="156082" w:themeColor="accent1"/>
+                              </w:rPr>
+                              <w:alias w:val="Empresa"/>
+                              <w:tag w:val=""/>
+                              <w:id w:val="1390145197"/>
+                              <w:dataBinding w:prefixMappings="xmlns:ns0='http://schemas.openxmlformats.org/officeDocument/2006/extended-properties' " w:xpath="/ns0:Properties[1]/ns0:Company[1]" w:storeItemID="{6668398D-A668-4E3E-A5EB-62B293D839F1}"/>
+                              <w:text/>
+                            </w:sdtPr>
+                            <w:sdtContent>
+                              <w:r>
+                                <w:rPr>
+                                  <w:caps/>
+                                  <w:color w:val="156082" w:themeColor="accent1"/>
+                                </w:rPr>
+                                <w:t>prof. dr. lincoln sposito</w:t>
+                              </w:r>
+                            </w:sdtContent>
+                          </w:sdt>
+                        </w:p>
+                        <w:p>
+                          <w:pPr>
+                            <w:pStyle w:val="SemEspaamento"/>
+                            <w:jc w:val="center"/>
+                            <w:rPr>
+                              <w:color w:val="156082" w:themeColor="accent1"/>
+                            </w:rPr>
+                          </w:pPr>
+                          <w:sdt>
+                            <w:sdtPr>
+                              <w:rPr>
+                                <w:color w:val="156082" w:themeColor="accent1"/>
+                              </w:rPr>
+                              <w:alias w:val="Endereço"/>
+                              <w:tag w:val=""/>
+                              <w:id w:val="-726379553"/>
+                              <w:dataBinding w:prefixMappings="xmlns:ns0='http://schemas.microsoft.com/office/2006/coverPageProps' " w:xpath="/ns0:CoverPageProperties[1]/ns0:CompanyAddress[1]" w:storeItemID="{55AF091B-3C7A-41E3-B477-F2FDAA23CFDA}"/>
+                              <w:text/>
+                            </w:sdtPr>
+                            <w:sdtContent>
+                              <w:r>
+                                <w:rPr>
+                                  <w:color w:val="156082" w:themeColor="accent1"/>
+                                </w:rPr>
+                                <w:t>Universidade São Judas Tadeu – São Bernardo do Campo</w:t>
+                              </w:r>
+                            </w:sdtContent>
+                          </w:sdt>
+                        </w:p>
+                      </w:txbxContent>
+                    </v:textbox>
+                    <w10:wrap anchorx="margin" anchory="page"/>
+                  </v:shape>
+                </w:pict>
+              </mc:Fallback>
+            </mc:AlternateContent>
+          </w:r>
+          <w:r>
+            <w:rPr>
+              <w:noProof/>
+              <w:color w:val="156082" w:themeColor="accent1"/>
+            </w:rPr>
+            <w:drawing>
+              <wp:inline distT="0" distB="0" distL="0" distR="0" wp14:anchorId="6F3FA7B8" wp14:editId="78122132">
+                <wp:extent cx="758952" cy="478932"/>
+                <wp:effectExtent l="0" t="0" r="3175" b="0"/>
+                <wp:docPr id="144" name="Imagem 142"/>
+                <wp:cNvGraphicFramePr>
+                  <a:graphicFrameLocks xmlns:a="http://schemas.openxmlformats.org/drawingml/2006/main" noChangeAspect="1"/>
+                </wp:cNvGraphicFramePr>
+                <a:graphic xmlns:a="http://schemas.openxmlformats.org/drawingml/2006/main">
+                  <a:graphicData uri="http://schemas.openxmlformats.org/drawingml/2006/picture">
+                    <pic:pic xmlns:pic="http://schemas.openxmlformats.org/drawingml/2006/picture">
+                      <pic:nvPicPr>
+                        <pic:cNvPr id="9" name="roco bottom.png"/>
+                        <pic:cNvPicPr/>
+                      </pic:nvPicPr>
+                      <pic:blipFill>
+                        <a:blip r:embed="rId8" cstate="print">
+                          <a:duotone>
+                            <a:schemeClr val="accent1">
+                              <a:shade val="45000"/>
+                              <a:satMod val="135000"/>
+                            </a:schemeClr>
+                            <a:prstClr val="white"/>
+                          </a:duotone>
+                          <a:extLst>
+                            <a:ext uri="{28A0092B-C50C-407E-A947-70E740481C1C}">
+                              <a14:useLocalDpi xmlns:a14="http://schemas.microsoft.com/office/drawing/2010/main" val="0"/>
+                            </a:ext>
+                          </a:extLst>
+                        </a:blip>
+                        <a:stretch>
+                          <a:fillRect/>
+                        </a:stretch>
+                      </pic:blipFill>
+                      <pic:spPr>
+                        <a:xfrm>
+                          <a:off x="0" y="0"/>
+                          <a:ext cx="758952" cy="478932"/>
+                        </a:xfrm>
+                        <a:prstGeom prst="rect">
+                          <a:avLst/>
+                        </a:prstGeom>
+                      </pic:spPr>
+                    </pic:pic>
+                  </a:graphicData>
+                </a:graphic>
+              </wp:inline>
+            </w:drawing>
+          </w:r>
+        </w:p>
+        <w:p>
+          <w:r>
+            <w:br w:type="page"/>
+          </w:r>
+        </w:p>
+      </w:sdtContent>
+    </w:sdt>
+    <w:sdt>
+      <w:sdtPr>
+        <w:id w:val="216326944"/>
+        <w:docPartObj>
+          <w:docPartGallery w:val="Table of Contents"/>
+          <w:docPartUnique/>
+        </w:docPartObj>
+      </w:sdtPr>
+      <w:sdtEndPr>
+        <w:rPr>
+          <w:rFonts w:asciiTheme="minorHAnsi" w:eastAsiaTheme="minorHAnsi" w:hAnsiTheme="minorHAnsi" w:cstheme="minorBidi"/>
+          <w:b/>
+          <w:bCs/>
+          <w:color w:val="auto"/>
+          <w:kern w:val="2"/>
+          <w:sz w:val="24"/>
+          <w:szCs w:val="24"/>
+          <w:lang w:eastAsia="en-US"/>
+          <w14:ligatures w14:val="standardContextual"/>
+        </w:rPr>
+      </w:sdtEndPr>
+      <w:sdtContent>
+        <w:p>
+          <w:pPr>
+            <w:pStyle w:val="CabealhodoSumrio"/>
+          </w:pPr>
+          <w:r>
+            <w:t>Sumário</w:t>
+          </w:r>
+        </w:p>
+        <w:p>
+          <w:pPr>
+            <w:pStyle w:val="Sumrio1"/>
+            <w:tabs>
+              <w:tab w:val="right" w:leader="dot" w:pos="10456"/>
+            </w:tabs>
+            <w:rPr>
+              <w:rFonts w:eastAsiaTheme="minorEastAsia"/>
+              <w:noProof/>
+              <w:lang w:eastAsia="pt-BR"/>
+            </w:rPr>
+          </w:pPr>
+          <w:r>
+            <w:fldChar w:fldCharType="begin"/>
+          </w:r>
+          <w:r>
+            <w:instrText xml:space="preserve"> TOC \o "1-3" \h \z \u </w:instrText>
+          </w:r>
+          <w:r>
+            <w:fldChar w:fldCharType="separate"/>
+          </w:r>
+          <w:hyperlink w:anchor="_Toc223812914" w:history="1">
+            <w:r>
+              <w:rPr>
+                <w:rStyle w:val="Hyperlink"/>
+                <w:noProof/>
+              </w:rPr>
+              <w:t>Lógica de Boole e Portas Lógicas</w:t>
+            </w:r>
+            <w:r>
+              <w:rPr>
+                <w:noProof/>
+                <w:webHidden/>
+              </w:rPr>
+              <w:tab/>
+            </w:r>
+            <w:r>
+              <w:rPr>
+                <w:noProof/>
+                <w:webHidden/>
+              </w:rPr>
+              <w:fldChar w:fldCharType="begin"/>
+            </w:r>
+            <w:r>
+              <w:rPr>
+                <w:noProof/>
+                <w:webHidden/>
+              </w:rPr>
+              <w:instrText xml:space="preserve"> PAGEREF _Toc223812914 \h </w:instrText>
+            </w:r>
+            <w:r>
+              <w:rPr>
+                <w:noProof/>
+                <w:webHidden/>
+              </w:rPr>
+            </w:r>
+            <w:r>
+              <w:rPr>
+                <w:noProof/>
+                <w:webHidden/>
+              </w:rPr>
+              <w:fldChar w:fldCharType="separate"/>
+            </w:r>
+            <w:r>
+              <w:rPr>
+                <w:noProof/>
+                <w:webHidden/>
+              </w:rPr>
+              <w:t>2</w:t>
+            </w:r>
+            <w:r>
+              <w:rPr>
+                <w:noProof/>
+                <w:webHidden/>
+              </w:rPr>
+              <w:fldChar w:fldCharType="end"/>
+            </w:r>
+          </w:hyperlink>
+        </w:p>
+        <w:p>
+          <w:pPr>
+            <w:pStyle w:val="Sumrio2"/>
+            <w:tabs>
+              <w:tab w:val="right" w:leader="dot" w:pos="10456"/>
+            </w:tabs>
+            <w:rPr>
+              <w:rFonts w:eastAsiaTheme="minorEastAsia"/>
+              <w:noProof/>
+              <w:lang w:eastAsia="pt-BR"/>
+            </w:rPr>
+          </w:pPr>
+          <w:hyperlink w:anchor="_Toc223812915" w:history="1">
+            <w:r>
+              <w:rPr>
+                <w:rStyle w:val="Hyperlink"/>
+                <w:noProof/>
+              </w:rPr>
+              <w:t>1. A Gênese da Computação: George Boole e a Álgebra Binária</w:t>
+            </w:r>
+            <w:r>
+              <w:rPr>
+                <w:noProof/>
+                <w:webHidden/>
+              </w:rPr>
+              <w:tab/>
+            </w:r>
+            <w:r>
+              <w:rPr>
+                <w:noProof/>
+                <w:webHidden/>
+              </w:rPr>
+              <w:fldChar w:fldCharType="begin"/>
+            </w:r>
+            <w:r>
+              <w:rPr>
+                <w:noProof/>
+                <w:webHidden/>
+              </w:rPr>
+              <w:instrText xml:space="preserve"> PAGEREF _Toc223812915 \h </w:instrText>
+            </w:r>
+            <w:r>
+              <w:rPr>
+                <w:noProof/>
+                <w:webHidden/>
+              </w:rPr>
+            </w:r>
+            <w:r>
+              <w:rPr>
+                <w:noProof/>
+                <w:webHidden/>
+              </w:rPr>
+              <w:fldChar w:fldCharType="separate"/>
+            </w:r>
+            <w:r>
+              <w:rPr>
+                <w:noProof/>
+                <w:webHidden/>
+              </w:rPr>
+              <w:t>2</w:t>
+            </w:r>
+            <w:r>
+              <w:rPr>
+                <w:noProof/>
+                <w:webHidden/>
+              </w:rPr>
+              <w:fldChar w:fldCharType="end"/>
+            </w:r>
+          </w:hyperlink>
+        </w:p>
+        <w:p>
+          <w:pPr>
+            <w:pStyle w:val="Sumrio2"/>
+            <w:tabs>
+              <w:tab w:val="right" w:leader="dot" w:pos="10456"/>
+            </w:tabs>
+            <w:rPr>
+              <w:rFonts w:eastAsiaTheme="minorEastAsia"/>
+              <w:noProof/>
+              <w:lang w:eastAsia="pt-BR"/>
+            </w:rPr>
+          </w:pPr>
+          <w:hyperlink w:anchor="_Toc223812916" w:history="1">
+            <w:r>
+              <w:rPr>
+                <w:rStyle w:val="Hyperlink"/>
+                <w:noProof/>
+              </w:rPr>
+              <w:t>O Papel do Analista na Camada de Abstração</w:t>
+            </w:r>
+            <w:r>
+              <w:rPr>
+                <w:noProof/>
+                <w:webHidden/>
+              </w:rPr>
+              <w:tab/>
+            </w:r>
+            <w:r>
+              <w:rPr>
+                <w:noProof/>
+                <w:webHidden/>
+              </w:rPr>
+              <w:fldChar w:fldCharType="begin"/>
+            </w:r>
+            <w:r>
+              <w:rPr>
+                <w:noProof/>
+                <w:webHidden/>
+              </w:rPr>
+              <w:instrText xml:space="preserve"> PAGEREF _Toc223812916 \h </w:instrText>
+            </w:r>
+            <w:r>
+              <w:rPr>
+                <w:noProof/>
+                <w:webHidden/>
+              </w:rPr>
+            </w:r>
+            <w:r>
+              <w:rPr>
+                <w:noProof/>
+                <w:webHidden/>
+              </w:rPr>
+              <w:fldChar w:fldCharType="separate"/>
+            </w:r>
+            <w:r>
+              <w:rPr>
+                <w:noProof/>
+                <w:webHidden/>
+              </w:rPr>
+              <w:t>2</w:t>
+            </w:r>
+            <w:r>
+              <w:rPr>
+                <w:noProof/>
+                <w:webHidden/>
+              </w:rPr>
+              <w:fldChar w:fldCharType="end"/>
+            </w:r>
+          </w:hyperlink>
+        </w:p>
+        <w:p>
+          <w:pPr>
+            <w:pStyle w:val="Sumrio2"/>
+            <w:tabs>
+              <w:tab w:val="right" w:leader="dot" w:pos="10456"/>
+            </w:tabs>
+            <w:rPr>
+              <w:rFonts w:eastAsiaTheme="minorEastAsia"/>
+              <w:noProof/>
+              <w:lang w:eastAsia="pt-BR"/>
+            </w:rPr>
+          </w:pPr>
+          <w:hyperlink w:anchor="_Toc223812917" w:history="1">
+            <w:r>
+              <w:rPr>
+                <w:rStyle w:val="Hyperlink"/>
+                <w:noProof/>
+              </w:rPr>
+              <w:t>2. Operações Básicas: Os Tijolos do Processamento</w:t>
+            </w:r>
+            <w:r>
+              <w:rPr>
+                <w:noProof/>
+                <w:webHidden/>
+              </w:rPr>
+              <w:tab/>
+            </w:r>
+            <w:r>
+              <w:rPr>
+                <w:noProof/>
+                <w:webHidden/>
+              </w:rPr>
+              <w:fldChar w:fldCharType="begin"/>
+            </w:r>
+            <w:r>
+              <w:rPr>
+                <w:noProof/>
+                <w:webHidden/>
+              </w:rPr>
+              <w:instrText xml:space="preserve"> PAGEREF _Toc223812917 \h </w:instrText>
+            </w:r>
+            <w:r>
+              <w:rPr>
+                <w:noProof/>
+                <w:webHidden/>
+              </w:rPr>
+            </w:r>
+            <w:r>
+              <w:rPr>
+                <w:noProof/>
+                <w:webHidden/>
+              </w:rPr>
+              <w:fldChar w:fldCharType="separate"/>
+            </w:r>
+            <w:r>
+              <w:rPr>
+                <w:noProof/>
+                <w:webHidden/>
+              </w:rPr>
+              <w:t>2</w:t>
+            </w:r>
+            <w:r>
+              <w:rPr>
+                <w:noProof/>
+                <w:webHidden/>
+              </w:rPr>
+              <w:fldChar w:fldCharType="end"/>
+            </w:r>
+          </w:hyperlink>
+        </w:p>
+        <w:p>
+          <w:pPr>
+            <w:pStyle w:val="Sumrio3"/>
+            <w:tabs>
+              <w:tab w:val="right" w:leader="dot" w:pos="10456"/>
+            </w:tabs>
+            <w:rPr>
+              <w:rFonts w:eastAsiaTheme="minorEastAsia"/>
+              <w:noProof/>
+              <w:lang w:eastAsia="pt-BR"/>
+            </w:rPr>
+          </w:pPr>
+          <w:hyperlink w:anchor="_Toc223812918" w:history="1">
+            <w:r>
+              <w:rPr>
+                <w:rStyle w:val="Hyperlink"/>
+                <w:noProof/>
+              </w:rPr>
+              <w:t>2.1. A Operação NOT (Inversão ou Complemento)</w:t>
+            </w:r>
+            <w:r>
+              <w:rPr>
+                <w:noProof/>
+                <w:webHidden/>
+              </w:rPr>
+              <w:tab/>
+            </w:r>
+            <w:r>
+              <w:rPr>
+                <w:noProof/>
+                <w:webHidden/>
+              </w:rPr>
+              <w:fldChar w:fldCharType="begin"/>
+            </w:r>
+            <w:r>
+              <w:rPr>
+                <w:noProof/>
+                <w:webHidden/>
+              </w:rPr>
+              <w:instrText xml:space="preserve"> PAGEREF _Toc223812918 \h </w:instrText>
+            </w:r>
+            <w:r>
+              <w:rPr>
+                <w:noProof/>
+                <w:webHidden/>
+              </w:rPr>
+            </w:r>
+            <w:r>
+              <w:rPr>
+                <w:noProof/>
+                <w:webHidden/>
+              </w:rPr>
+              <w:fldChar w:fldCharType="separate"/>
+            </w:r>
+            <w:r>
+              <w:rPr>
+                <w:noProof/>
+                <w:webHidden/>
+              </w:rPr>
+              <w:t>2</w:t>
+            </w:r>
+            <w:r>
+              <w:rPr>
+                <w:noProof/>
+                <w:webHidden/>
+              </w:rPr>
+              <w:fldChar w:fldCharType="end"/>
+            </w:r>
+          </w:hyperlink>
+        </w:p>
+        <w:p>
+          <w:pPr>
+            <w:pStyle w:val="Sumrio3"/>
+            <w:tabs>
+              <w:tab w:val="right" w:leader="dot" w:pos="10456"/>
+            </w:tabs>
+            <w:rPr>
+              <w:rFonts w:eastAsiaTheme="minorEastAsia"/>
+              <w:noProof/>
+              <w:lang w:eastAsia="pt-BR"/>
+            </w:rPr>
+          </w:pPr>
+          <w:hyperlink w:anchor="_Toc223812919" w:history="1">
+            <w:r>
+              <w:rPr>
+                <w:rStyle w:val="Hyperlink"/>
+                <w:noProof/>
+              </w:rPr>
+              <w:t>2.2. A Operação AND (Conjunção Lógica)</w:t>
+            </w:r>
+            <w:r>
+              <w:rPr>
+                <w:noProof/>
+                <w:webHidden/>
+              </w:rPr>
+              <w:tab/>
+            </w:r>
+            <w:r>
+              <w:rPr>
+                <w:noProof/>
+                <w:webHidden/>
+              </w:rPr>
+              <w:fldChar w:fldCharType="begin"/>
+            </w:r>
+            <w:r>
+              <w:rPr>
+                <w:noProof/>
+                <w:webHidden/>
+              </w:rPr>
+              <w:instrText xml:space="preserve"> PAGEREF _Toc223812919 \h </w:instrText>
+            </w:r>
+            <w:r>
+              <w:rPr>
+                <w:noProof/>
+                <w:webHidden/>
+              </w:rPr>
+            </w:r>
+            <w:r>
+              <w:rPr>
+                <w:noProof/>
+                <w:webHidden/>
+              </w:rPr>
+              <w:fldChar w:fldCharType="separate"/>
+            </w:r>
+            <w:r>
+              <w:rPr>
+                <w:noProof/>
+                <w:webHidden/>
+              </w:rPr>
+              <w:t>3</w:t>
+            </w:r>
+            <w:r>
+              <w:rPr>
+                <w:noProof/>
+                <w:webHidden/>
+              </w:rPr>
+              <w:fldChar w:fldCharType="end"/>
+            </w:r>
+          </w:hyperlink>
+        </w:p>
+        <w:p>
+          <w:pPr>
+            <w:pStyle w:val="Sumrio3"/>
+            <w:tabs>
+              <w:tab w:val="right" w:leader="dot" w:pos="10456"/>
+            </w:tabs>
+            <w:rPr>
+              <w:rFonts w:eastAsiaTheme="minorEastAsia"/>
+              <w:noProof/>
+              <w:lang w:eastAsia="pt-BR"/>
+            </w:rPr>
+          </w:pPr>
+          <w:hyperlink w:anchor="_Toc223812920" w:history="1">
+            <w:r>
+              <w:rPr>
+                <w:rStyle w:val="Hyperlink"/>
+                <w:noProof/>
+              </w:rPr>
+              <w:t>2.3. A Operação OR (Disjunção Lógica)</w:t>
+            </w:r>
+            <w:r>
+              <w:rPr>
+                <w:noProof/>
+                <w:webHidden/>
+              </w:rPr>
+              <w:tab/>
+            </w:r>
+            <w:r>
+              <w:rPr>
+                <w:noProof/>
+                <w:webHidden/>
+              </w:rPr>
+              <w:fldChar w:fldCharType="begin"/>
+            </w:r>
+            <w:r>
+              <w:rPr>
+                <w:noProof/>
+                <w:webHidden/>
+              </w:rPr>
+              <w:instrText xml:space="preserve"> PAGEREF _Toc223812920 \h </w:instrText>
+            </w:r>
+            <w:r>
+              <w:rPr>
+                <w:noProof/>
+                <w:webHidden/>
+              </w:rPr>
+            </w:r>
+            <w:r>
+              <w:rPr>
+                <w:noProof/>
+                <w:webHidden/>
+              </w:rPr>
+              <w:fldChar w:fldCharType="separate"/>
+            </w:r>
+            <w:r>
+              <w:rPr>
+                <w:noProof/>
+                <w:webHidden/>
+              </w:rPr>
+              <w:t>3</w:t>
+            </w:r>
+            <w:r>
+              <w:rPr>
+                <w:noProof/>
+                <w:webHidden/>
+              </w:rPr>
+              <w:fldChar w:fldCharType="end"/>
+            </w:r>
+          </w:hyperlink>
+        </w:p>
+        <w:p>
+          <w:pPr>
+            <w:pStyle w:val="Sumrio2"/>
+            <w:tabs>
+              <w:tab w:val="right" w:leader="dot" w:pos="10456"/>
+            </w:tabs>
+            <w:rPr>
+              <w:rFonts w:eastAsiaTheme="minorEastAsia"/>
+              <w:noProof/>
+              <w:lang w:eastAsia="pt-BR"/>
+            </w:rPr>
+          </w:pPr>
+          <w:hyperlink w:anchor="_Toc223812921" w:history="1">
+            <w:r>
+              <w:rPr>
+                <w:rStyle w:val="Hyperlink"/>
+                <w:noProof/>
+              </w:rPr>
+              <w:t>3. Tabela Verdade: O Mapa da Lógica</w:t>
+            </w:r>
+            <w:r>
+              <w:rPr>
+                <w:noProof/>
+                <w:webHidden/>
+              </w:rPr>
+              <w:tab/>
+            </w:r>
+            <w:r>
+              <w:rPr>
+                <w:noProof/>
+                <w:webHidden/>
+              </w:rPr>
+              <w:fldChar w:fldCharType="begin"/>
+            </w:r>
+            <w:r>
+              <w:rPr>
+                <w:noProof/>
+                <w:webHidden/>
+              </w:rPr>
+              <w:instrText xml:space="preserve"> PAGEREF _Toc223812921 \h </w:instrText>
+            </w:r>
+            <w:r>
+              <w:rPr>
+                <w:noProof/>
+                <w:webHidden/>
+              </w:rPr>
+            </w:r>
+            <w:r>
+              <w:rPr>
+                <w:noProof/>
+                <w:webHidden/>
+              </w:rPr>
+              <w:fldChar w:fldCharType="separate"/>
+            </w:r>
+            <w:r>
+              <w:rPr>
+                <w:noProof/>
+                <w:webHidden/>
+              </w:rPr>
+              <w:t>3</w:t>
+            </w:r>
+            <w:r>
+              <w:rPr>
+                <w:noProof/>
+                <w:webHidden/>
+              </w:rPr>
+              <w:fldChar w:fldCharType="end"/>
+            </w:r>
+          </w:hyperlink>
+        </w:p>
+        <w:p>
+          <w:pPr>
+            <w:pStyle w:val="Sumrio3"/>
+            <w:tabs>
+              <w:tab w:val="right" w:leader="dot" w:pos="10456"/>
+            </w:tabs>
+            <w:rPr>
+              <w:rFonts w:eastAsiaTheme="minorEastAsia"/>
+              <w:noProof/>
+              <w:lang w:eastAsia="pt-BR"/>
+            </w:rPr>
+          </w:pPr>
+          <w:hyperlink w:anchor="_Toc223812922" w:history="1">
+            <w:r>
+              <w:rPr>
+                <w:rStyle w:val="Hyperlink"/>
+                <w:noProof/>
+              </w:rPr>
+              <w:t>Construção de uma Tabela Verdade</w:t>
+            </w:r>
+            <w:r>
+              <w:rPr>
+                <w:noProof/>
+                <w:webHidden/>
+              </w:rPr>
+              <w:tab/>
+            </w:r>
+            <w:r>
+              <w:rPr>
+                <w:noProof/>
+                <w:webHidden/>
+              </w:rPr>
+              <w:fldChar w:fldCharType="begin"/>
+            </w:r>
+            <w:r>
+              <w:rPr>
+                <w:noProof/>
+                <w:webHidden/>
+              </w:rPr>
+              <w:instrText xml:space="preserve"> PAGEREF _Toc223812922 \h </w:instrText>
+            </w:r>
+            <w:r>
+              <w:rPr>
+                <w:noProof/>
+                <w:webHidden/>
+              </w:rPr>
+            </w:r>
+            <w:r>
+              <w:rPr>
+                <w:noProof/>
+                <w:webHidden/>
+              </w:rPr>
+              <w:fldChar w:fldCharType="separate"/>
+            </w:r>
+            <w:r>
+              <w:rPr>
+                <w:noProof/>
+                <w:webHidden/>
+              </w:rPr>
+              <w:t>3</w:t>
+            </w:r>
+            <w:r>
+              <w:rPr>
+                <w:noProof/>
+                <w:webHidden/>
+              </w:rPr>
+              <w:fldChar w:fldCharType="end"/>
+            </w:r>
+          </w:hyperlink>
+        </w:p>
+        <w:p>
+          <w:pPr>
+            <w:pStyle w:val="Sumrio2"/>
+            <w:tabs>
+              <w:tab w:val="right" w:leader="dot" w:pos="10456"/>
+            </w:tabs>
+            <w:rPr>
+              <w:rFonts w:eastAsiaTheme="minorEastAsia"/>
+              <w:noProof/>
+              <w:lang w:eastAsia="pt-BR"/>
+            </w:rPr>
+          </w:pPr>
+          <w:hyperlink w:anchor="_Toc223812923" w:history="1">
+            <w:r>
+              <w:rPr>
+                <w:rStyle w:val="Hyperlink"/>
+                <w:noProof/>
+              </w:rPr>
+              <w:t>4. Portas Lógicas e Circuitos: A Teoria Ganha Corpo</w:t>
+            </w:r>
+            <w:r>
+              <w:rPr>
+                <w:noProof/>
+                <w:webHidden/>
+              </w:rPr>
+              <w:tab/>
+            </w:r>
+            <w:r>
+              <w:rPr>
+                <w:noProof/>
+                <w:webHidden/>
+              </w:rPr>
+              <w:fldChar w:fldCharType="begin"/>
+            </w:r>
+            <w:r>
+              <w:rPr>
+                <w:noProof/>
+                <w:webHidden/>
+              </w:rPr>
+              <w:instrText xml:space="preserve"> PAGEREF _Toc223812923 \h </w:instrText>
+            </w:r>
+            <w:r>
+              <w:rPr>
+                <w:noProof/>
+                <w:webHidden/>
+              </w:rPr>
+            </w:r>
+            <w:r>
+              <w:rPr>
+                <w:noProof/>
+                <w:webHidden/>
+              </w:rPr>
+              <w:fldChar w:fldCharType="separate"/>
+            </w:r>
+            <w:r>
+              <w:rPr>
+                <w:noProof/>
+                <w:webHidden/>
+              </w:rPr>
+              <w:t>4</w:t>
+            </w:r>
+            <w:r>
+              <w:rPr>
+                <w:noProof/>
+                <w:webHidden/>
+              </w:rPr>
+              <w:fldChar w:fldCharType="end"/>
+            </w:r>
+          </w:hyperlink>
+        </w:p>
+        <w:p>
+          <w:pPr>
+            <w:pStyle w:val="Sumrio3"/>
+            <w:tabs>
+              <w:tab w:val="right" w:leader="dot" w:pos="10456"/>
+            </w:tabs>
+            <w:rPr>
+              <w:rFonts w:eastAsiaTheme="minorEastAsia"/>
+              <w:noProof/>
+              <w:lang w:eastAsia="pt-BR"/>
+            </w:rPr>
+          </w:pPr>
+          <w:hyperlink w:anchor="_Toc223812924" w:history="1">
+            <w:r>
+              <w:rPr>
+                <w:rStyle w:val="Hyperlink"/>
+                <w:noProof/>
+              </w:rPr>
+              <w:t>4.1. O Circuito Integrado e a CPU</w:t>
+            </w:r>
+            <w:r>
+              <w:rPr>
+                <w:noProof/>
+                <w:webHidden/>
+              </w:rPr>
+              <w:tab/>
+            </w:r>
+            <w:r>
+              <w:rPr>
+                <w:noProof/>
+                <w:webHidden/>
+              </w:rPr>
+              <w:fldChar w:fldCharType="begin"/>
+            </w:r>
+            <w:r>
+              <w:rPr>
+                <w:noProof/>
+                <w:webHidden/>
+              </w:rPr>
+              <w:instrText xml:space="preserve"> PAGEREF _Toc223812924 \h </w:instrText>
+            </w:r>
+            <w:r>
+              <w:rPr>
+                <w:noProof/>
+                <w:webHidden/>
+              </w:rPr>
+            </w:r>
+            <w:r>
+              <w:rPr>
+                <w:noProof/>
+                <w:webHidden/>
+              </w:rPr>
+              <w:fldChar w:fldCharType="separate"/>
+            </w:r>
+            <w:r>
+              <w:rPr>
+                <w:noProof/>
+                <w:webHidden/>
+              </w:rPr>
+              <w:t>4</w:t>
+            </w:r>
+            <w:r>
+              <w:rPr>
+                <w:noProof/>
+                <w:webHidden/>
+              </w:rPr>
+              <w:fldChar w:fldCharType="end"/>
+            </w:r>
+          </w:hyperlink>
+        </w:p>
+        <w:p>
+          <w:pPr>
+            <w:pStyle w:val="Sumrio3"/>
+            <w:tabs>
+              <w:tab w:val="right" w:leader="dot" w:pos="10456"/>
+            </w:tabs>
+            <w:rPr>
+              <w:rFonts w:eastAsiaTheme="minorEastAsia"/>
+              <w:noProof/>
+              <w:lang w:eastAsia="pt-BR"/>
+            </w:rPr>
+          </w:pPr>
+          <w:hyperlink w:anchor="_Toc223812925" w:history="1">
+            <w:r>
+              <w:rPr>
+                <w:rStyle w:val="Hyperlink"/>
+                <w:noProof/>
+              </w:rPr>
+              <w:t>4.2. Da Lógica ao Bit de Dados</w:t>
+            </w:r>
+            <w:r>
+              <w:rPr>
+                <w:noProof/>
+                <w:webHidden/>
+              </w:rPr>
+              <w:tab/>
+            </w:r>
+            <w:r>
+              <w:rPr>
+                <w:noProof/>
+                <w:webHidden/>
+              </w:rPr>
+              <w:fldChar w:fldCharType="begin"/>
+            </w:r>
+            <w:r>
+              <w:rPr>
+                <w:noProof/>
+                <w:webHidden/>
+              </w:rPr>
+              <w:instrText xml:space="preserve"> PAGEREF _Toc223812925 \h </w:instrText>
+            </w:r>
+            <w:r>
+              <w:rPr>
+                <w:noProof/>
+                <w:webHidden/>
+              </w:rPr>
+            </w:r>
+            <w:r>
+              <w:rPr>
+                <w:noProof/>
+                <w:webHidden/>
+              </w:rPr>
+              <w:fldChar w:fldCharType="separate"/>
+            </w:r>
+            <w:r>
+              <w:rPr>
+                <w:noProof/>
+                <w:webHidden/>
+              </w:rPr>
+              <w:t>4</w:t>
+            </w:r>
+            <w:r>
+              <w:rPr>
+                <w:noProof/>
+                <w:webHidden/>
+              </w:rPr>
+              <w:fldChar w:fldCharType="end"/>
+            </w:r>
+          </w:hyperlink>
+        </w:p>
+        <w:p>
+          <w:pPr>
+            <w:pStyle w:val="Sumrio2"/>
+            <w:tabs>
+              <w:tab w:val="right" w:leader="dot" w:pos="10456"/>
+            </w:tabs>
+            <w:rPr>
+              <w:rFonts w:eastAsiaTheme="minorEastAsia"/>
+              <w:noProof/>
+              <w:lang w:eastAsia="pt-BR"/>
+            </w:rPr>
+          </w:pPr>
+          <w:hyperlink w:anchor="_Toc223812926" w:history="1">
+            <w:r>
+              <w:rPr>
+                <w:rStyle w:val="Hyperlink"/>
+                <w:noProof/>
+              </w:rPr>
+              <w:t>5. Aplicação Prática: Lógica em Segurança e Perícia</w:t>
+            </w:r>
+            <w:r>
+              <w:rPr>
+                <w:noProof/>
+                <w:webHidden/>
+              </w:rPr>
+              <w:tab/>
+            </w:r>
+            <w:r>
+              <w:rPr>
+                <w:noProof/>
+                <w:webHidden/>
+              </w:rPr>
+              <w:fldChar w:fldCharType="begin"/>
+            </w:r>
+            <w:r>
+              <w:rPr>
+                <w:noProof/>
+                <w:webHidden/>
+              </w:rPr>
+              <w:instrText xml:space="preserve"> PAGEREF _Toc223812926 \h </w:instrText>
+            </w:r>
+            <w:r>
+              <w:rPr>
+                <w:noProof/>
+                <w:webHidden/>
+              </w:rPr>
+            </w:r>
+            <w:r>
+              <w:rPr>
+                <w:noProof/>
+                <w:webHidden/>
+              </w:rPr>
+              <w:fldChar w:fldCharType="separate"/>
+            </w:r>
+            <w:r>
+              <w:rPr>
+                <w:noProof/>
+                <w:webHidden/>
+              </w:rPr>
+              <w:t>5</w:t>
+            </w:r>
+            <w:r>
+              <w:rPr>
+                <w:noProof/>
+                <w:webHidden/>
+              </w:rPr>
+              <w:fldChar w:fldCharType="end"/>
+            </w:r>
+          </w:hyperlink>
+        </w:p>
+        <w:p>
+          <w:pPr>
+            <w:pStyle w:val="Sumrio3"/>
+            <w:tabs>
+              <w:tab w:val="right" w:leader="dot" w:pos="10456"/>
+            </w:tabs>
+            <w:rPr>
+              <w:rFonts w:eastAsiaTheme="minorEastAsia"/>
+              <w:noProof/>
+              <w:lang w:eastAsia="pt-BR"/>
+            </w:rPr>
+          </w:pPr>
+          <w:hyperlink w:anchor="_Toc223812927" w:history="1">
+            <w:r>
+              <w:rPr>
+                <w:rStyle w:val="Hyperlink"/>
+                <w:noProof/>
+              </w:rPr>
+              <w:t>Perícia Forense e Recuperação de Dados</w:t>
+            </w:r>
+            <w:r>
+              <w:rPr>
+                <w:noProof/>
+                <w:webHidden/>
+              </w:rPr>
+              <w:tab/>
+            </w:r>
+            <w:r>
+              <w:rPr>
+                <w:noProof/>
+                <w:webHidden/>
+              </w:rPr>
+              <w:fldChar w:fldCharType="begin"/>
+            </w:r>
+            <w:r>
+              <w:rPr>
+                <w:noProof/>
+                <w:webHidden/>
+              </w:rPr>
+              <w:instrText xml:space="preserve"> PAGEREF _Toc223812927 \h </w:instrText>
+            </w:r>
+            <w:r>
+              <w:rPr>
+                <w:noProof/>
+                <w:webHidden/>
+              </w:rPr>
+            </w:r>
+            <w:r>
+              <w:rPr>
+                <w:noProof/>
+                <w:webHidden/>
+              </w:rPr>
+              <w:fldChar w:fldCharType="separate"/>
+            </w:r>
+            <w:r>
+              <w:rPr>
+                <w:noProof/>
+                <w:webHidden/>
+              </w:rPr>
+              <w:t>5</w:t>
+            </w:r>
+            <w:r>
+              <w:rPr>
+                <w:noProof/>
+                <w:webHidden/>
+              </w:rPr>
+              <w:fldChar w:fldCharType="end"/>
+            </w:r>
+          </w:hyperlink>
+        </w:p>
+        <w:p>
+          <w:pPr>
+            <w:pStyle w:val="Sumrio2"/>
+            <w:tabs>
+              <w:tab w:val="right" w:leader="dot" w:pos="10456"/>
+            </w:tabs>
+            <w:rPr>
+              <w:rFonts w:eastAsiaTheme="minorEastAsia"/>
+              <w:noProof/>
+              <w:lang w:eastAsia="pt-BR"/>
+            </w:rPr>
+          </w:pPr>
+          <w:hyperlink w:anchor="_Toc223812928" w:history="1">
+            <w:r>
+              <w:rPr>
+                <w:rStyle w:val="Hyperlink"/>
+                <w:noProof/>
+              </w:rPr>
+              <w:t>6. Conclusão da Base Teórica</w:t>
+            </w:r>
+            <w:r>
+              <w:rPr>
+                <w:noProof/>
+                <w:webHidden/>
+              </w:rPr>
+              <w:tab/>
+            </w:r>
+            <w:r>
+              <w:rPr>
+                <w:noProof/>
+                <w:webHidden/>
+              </w:rPr>
+              <w:fldChar w:fldCharType="begin"/>
+            </w:r>
+            <w:r>
+              <w:rPr>
+                <w:noProof/>
+                <w:webHidden/>
+              </w:rPr>
+              <w:instrText xml:space="preserve"> PAGEREF _Toc223812928 \h </w:instrText>
+            </w:r>
+            <w:r>
+              <w:rPr>
+                <w:noProof/>
+                <w:webHidden/>
+              </w:rPr>
+            </w:r>
+            <w:r>
+              <w:rPr>
+                <w:noProof/>
+                <w:webHidden/>
+              </w:rPr>
+              <w:fldChar w:fldCharType="separate"/>
+            </w:r>
+            <w:r>
+              <w:rPr>
+                <w:noProof/>
+                <w:webHidden/>
+              </w:rPr>
+              <w:t>5</w:t>
+            </w:r>
+            <w:r>
+              <w:rPr>
+                <w:noProof/>
+                <w:webHidden/>
+              </w:rPr>
+              <w:fldChar w:fldCharType="end"/>
+            </w:r>
+          </w:hyperlink>
+        </w:p>
+        <w:p>
+          <w:r>
+            <w:rPr>
+              <w:b/>
+              <w:bCs/>
+            </w:rPr>
+            <w:fldChar w:fldCharType="end"/>
+          </w:r>
+        </w:p>
+      </w:sdtContent>
+    </w:sdt>
+    <w:p>
+      <w:r>
+        <w:br w:type="page"/>
+      </w:r>
+    </w:p>
+    <w:p>
+      <w:pPr>
+        <w:pStyle w:val="Ttulo1"/>
+      </w:pPr>
+      <w:bookmarkStart w:id="0" w:name="_Toc223812914"/>
+      <w:r>
+        <w:lastRenderedPageBreak/>
+        <w:t>Lógica de Boole e Portas Lógicas</w:t>
+      </w:r>
+      <w:bookmarkEnd w:id="0"/>
+    </w:p>
     <w:p>
       <w:r>
         <w:t xml:space="preserve">Esta aula constitui o alicerce matemático e físico de toda a computação moderna. Conforme estabelecido por </w:t>
@@ -45,40 +1725,209 @@
     <w:p>
       <w:r>
         <w:pict w14:anchorId="300B068C">
-          <v:rect id="_x0000_i1072" style="width:0;height:1.5pt" o:hralign="center" o:hrstd="t" o:hrnoshade="t" o:hr="t" fillcolor="gray" stroked="f"/>
+          <v:rect id="_x0000_i1025" style="width:0;height:1.5pt" o:hralign="center" o:hrstd="t" o:hrnoshade="t" o:hr="t" fillcolor="gray" stroked="f"/>
         </w:pict>
       </w:r>
     </w:p>
     <w:p>
       <w:pPr>
+        <w:pStyle w:val="Ttulo2"/>
+      </w:pPr>
+      <w:bookmarkStart w:id="1" w:name="_Toc223812915"/>
+      <w:r>
         <w:rPr>
-          <w:b/>
-          <w:bCs/>
+          <w:noProof/>
         </w:rPr>
-      </w:pPr>
-      <w:r>
-        <w:rPr>
-          <w:b/>
-          <w:bCs/>
-        </w:rPr>
-        <w:t xml:space="preserve">1. A Gênese da Computação: George </w:t>
-      </w:r>
-      <w:proofErr w:type="spellStart"/>
-      <w:r>
-        <w:rPr>
-          <w:b/>
-          <w:bCs/>
-        </w:rPr>
-        <w:t>Boole</w:t>
-      </w:r>
-      <w:proofErr w:type="spellEnd"/>
-      <w:r>
-        <w:rPr>
-          <w:b/>
-          <w:bCs/>
-        </w:rPr>
-        <w:t xml:space="preserve"> e a Álgebra Binária</w:t>
-      </w:r>
+        <mc:AlternateContent>
+          <mc:Choice Requires="wps">
+            <w:drawing>
+              <wp:anchor distT="45720" distB="45720" distL="114300" distR="114300" simplePos="0" relativeHeight="251661312" behindDoc="0" locked="0" layoutInCell="1" allowOverlap="1" wp14:anchorId="50A3F93A" wp14:editId="1F02B952">
+                <wp:simplePos x="0" y="0"/>
+                <wp:positionH relativeFrom="column">
+                  <wp:posOffset>-6985</wp:posOffset>
+                </wp:positionH>
+                <wp:positionV relativeFrom="paragraph">
+                  <wp:posOffset>345440</wp:posOffset>
+                </wp:positionV>
+                <wp:extent cx="2428240" cy="1929130"/>
+                <wp:effectExtent l="0" t="0" r="10160" b="13970"/>
+                <wp:wrapSquare wrapText="bothSides"/>
+                <wp:docPr id="217" name="Caixa de Texto 2"/>
+                <wp:cNvGraphicFramePr>
+                  <a:graphicFrameLocks xmlns:a="http://schemas.openxmlformats.org/drawingml/2006/main"/>
+                </wp:cNvGraphicFramePr>
+                <a:graphic xmlns:a="http://schemas.openxmlformats.org/drawingml/2006/main">
+                  <a:graphicData uri="http://schemas.microsoft.com/office/word/2010/wordprocessingShape">
+                    <wps:wsp>
+                      <wps:cNvSpPr txBox="1">
+                        <a:spLocks noChangeArrowheads="1"/>
+                      </wps:cNvSpPr>
+                      <wps:spPr bwMode="auto">
+                        <a:xfrm>
+                          <a:off x="0" y="0"/>
+                          <a:ext cx="2428240" cy="1929130"/>
+                        </a:xfrm>
+                        <a:prstGeom prst="rect">
+                          <a:avLst/>
+                        </a:prstGeom>
+                        <a:solidFill>
+                          <a:srgbClr val="FFFFFF"/>
+                        </a:solidFill>
+                        <a:ln w="9525">
+                          <a:solidFill>
+                            <a:srgbClr val="000000"/>
+                          </a:solidFill>
+                          <a:miter lim="800000"/>
+                          <a:headEnd/>
+                          <a:tailEnd/>
+                        </a:ln>
+                      </wps:spPr>
+                      <wps:txbx>
+                        <w:txbxContent>
+                          <w:p>
+                            <w:r>
+                              <w:rPr>
+                                <w:noProof/>
+                              </w:rPr>
+                              <w:drawing>
+                                <wp:inline distT="0" distB="0" distL="0" distR="0" wp14:anchorId="4B481409" wp14:editId="062B8B6B">
+                                  <wp:extent cx="2225140" cy="1781299"/>
+                                  <wp:effectExtent l="0" t="0" r="3810" b="9525"/>
+                                  <wp:docPr id="1857639489" name="Imagem 1" descr="George Boole portrait and Laws of Thought book cover, AI generated"/>
+                                  <wp:cNvGraphicFramePr>
+                                    <a:graphicFrameLocks xmlns:a="http://schemas.openxmlformats.org/drawingml/2006/main" noChangeAspect="1"/>
+                                  </wp:cNvGraphicFramePr>
+                                  <a:graphic xmlns:a="http://schemas.openxmlformats.org/drawingml/2006/main">
+                                    <a:graphicData uri="http://schemas.openxmlformats.org/drawingml/2006/picture">
+                                      <pic:pic xmlns:pic="http://schemas.openxmlformats.org/drawingml/2006/picture">
+                                        <pic:nvPicPr>
+                                          <pic:cNvPr id="0" name="Picture 29" descr="George Boole portrait and Laws of Thought book cover, AI generated"/>
+                                          <pic:cNvPicPr>
+                                            <a:picLocks noChangeAspect="1" noChangeArrowheads="1"/>
+                                          </pic:cNvPicPr>
+                                        </pic:nvPicPr>
+                                        <pic:blipFill>
+                                          <a:blip r:embed="rId9">
+                                            <a:extLst>
+                                              <a:ext uri="{28A0092B-C50C-407E-A947-70E740481C1C}">
+                                                <a14:useLocalDpi xmlns:a14="http://schemas.microsoft.com/office/drawing/2010/main" val="0"/>
+                                              </a:ext>
+                                            </a:extLst>
+                                          </a:blip>
+                                          <a:srcRect/>
+                                          <a:stretch>
+                                            <a:fillRect/>
+                                          </a:stretch>
+                                        </pic:blipFill>
+                                        <pic:spPr bwMode="auto">
+                                          <a:xfrm>
+                                            <a:off x="0" y="0"/>
+                                            <a:ext cx="2242692" cy="1795350"/>
+                                          </a:xfrm>
+                                          <a:prstGeom prst="rect">
+                                            <a:avLst/>
+                                          </a:prstGeom>
+                                          <a:noFill/>
+                                          <a:ln>
+                                            <a:noFill/>
+                                          </a:ln>
+                                        </pic:spPr>
+                                      </pic:pic>
+                                    </a:graphicData>
+                                  </a:graphic>
+                                </wp:inline>
+                              </w:drawing>
+                            </w:r>
+                          </w:p>
+                        </w:txbxContent>
+                      </wps:txbx>
+                      <wps:bodyPr rot="0" vert="horz" wrap="square" lIns="91440" tIns="45720" rIns="91440" bIns="45720" anchor="t" anchorCtr="0">
+                        <a:noAutofit/>
+                      </wps:bodyPr>
+                    </wps:wsp>
+                  </a:graphicData>
+                </a:graphic>
+                <wp14:sizeRelH relativeFrom="margin">
+                  <wp14:pctWidth>0</wp14:pctWidth>
+                </wp14:sizeRelH>
+                <wp14:sizeRelV relativeFrom="margin">
+                  <wp14:pctHeight>0</wp14:pctHeight>
+                </wp14:sizeRelV>
+              </wp:anchor>
+            </w:drawing>
+          </mc:Choice>
+          <mc:Fallback>
+            <w:pict>
+              <v:shape w14:anchorId="50A3F93A" id="Caixa de Texto 2" o:spid="_x0000_s1027" type="#_x0000_t202" style="position:absolute;left:0;text-align:left;margin-left:-.55pt;margin-top:27.2pt;width:191.2pt;height:151.9pt;z-index:251661312;visibility:visible;mso-wrap-style:square;mso-width-percent:0;mso-height-percent:0;mso-wrap-distance-left:9pt;mso-wrap-distance-top:3.6pt;mso-wrap-distance-right:9pt;mso-wrap-distance-bottom:3.6pt;mso-position-horizontal:absolute;mso-position-horizontal-relative:text;mso-position-vertical:absolute;mso-position-vertical-relative:text;mso-width-percent:0;mso-height-percent:0;mso-width-relative:margin;mso-height-relative:margin;v-text-anchor:top" o:gfxdata="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">
+                <v:textbox>
+                  <w:txbxContent>
+                    <w:p>
+                      <w:r>
+                        <w:rPr>
+                          <w:noProof/>
+                        </w:rPr>
+                        <w:drawing>
+                          <wp:inline distT="0" distB="0" distL="0" distR="0" wp14:anchorId="4B481409" wp14:editId="062B8B6B">
+                            <wp:extent cx="2225140" cy="1781299"/>
+                            <wp:effectExtent l="0" t="0" r="3810" b="9525"/>
+                            <wp:docPr id="1857639489" name="Imagem 1" descr="George Boole portrait and Laws of Thought book cover, AI generated"/>
+                            <wp:cNvGraphicFramePr>
+                              <a:graphicFrameLocks xmlns:a="http://schemas.openxmlformats.org/drawingml/2006/main" noChangeAspect="1"/>
+                            </wp:cNvGraphicFramePr>
+                            <a:graphic xmlns:a="http://schemas.openxmlformats.org/drawingml/2006/main">
+                              <a:graphicData uri="http://schemas.openxmlformats.org/drawingml/2006/picture">
+                                <pic:pic xmlns:pic="http://schemas.openxmlformats.org/drawingml/2006/picture">
+                                  <pic:nvPicPr>
+                                    <pic:cNvPr id="0" name="Picture 29" descr="George Boole portrait and Laws of Thought book cover, AI generated"/>
+                                    <pic:cNvPicPr>
+                                      <a:picLocks noChangeAspect="1" noChangeArrowheads="1"/>
+                                    </pic:cNvPicPr>
+                                  </pic:nvPicPr>
+                                  <pic:blipFill>
+                                    <a:blip r:embed="rId9">
+                                      <a:extLst>
+                                        <a:ext uri="{28A0092B-C50C-407E-A947-70E740481C1C}">
+                                          <a14:useLocalDpi xmlns:a14="http://schemas.microsoft.com/office/drawing/2010/main" val="0"/>
+                                        </a:ext>
+                                      </a:extLst>
+                                    </a:blip>
+                                    <a:srcRect/>
+                                    <a:stretch>
+                                      <a:fillRect/>
+                                    </a:stretch>
+                                  </pic:blipFill>
+                                  <pic:spPr bwMode="auto">
+                                    <a:xfrm>
+                                      <a:off x="0" y="0"/>
+                                      <a:ext cx="2242692" cy="1795350"/>
+                                    </a:xfrm>
+                                    <a:prstGeom prst="rect">
+                                      <a:avLst/>
+                                    </a:prstGeom>
+                                    <a:noFill/>
+                                    <a:ln>
+                                      <a:noFill/>
+                                    </a:ln>
+                                  </pic:spPr>
+                                </pic:pic>
+                              </a:graphicData>
+                            </a:graphic>
+                          </wp:inline>
+                        </w:drawing>
+                      </w:r>
+                    </w:p>
+                  </w:txbxContent>
+                </v:textbox>
+                <w10:wrap type="square"/>
+              </v:shape>
+            </w:pict>
+          </mc:Fallback>
+        </mc:AlternateContent>
+      </w:r>
+      <w:r>
+        <w:t>1. A Gênese da Computação: George Boole e a Álgebra Binária</w:t>
+      </w:r>
+      <w:bookmarkEnd w:id="1"/>
     </w:p>
     <w:p>
       <w:r>
@@ -117,15 +1966,7 @@
       </w:r>
       <w:proofErr w:type="spellEnd"/>
       <w:r>
-        <w:t xml:space="preserve"> (1854), de George </w:t>
-      </w:r>
-      <w:proofErr w:type="spellStart"/>
-      <w:r>
-        <w:t>Boole</w:t>
-      </w:r>
-      <w:proofErr w:type="spellEnd"/>
-      <w:r>
-        <w:t xml:space="preserve">. Ele propôs que o raciocínio lógico poderia ser reduzido a um sistema algébrico onde as variáveis assumem apenas dois estados: </w:t>
+        <w:t xml:space="preserve"> (1854), de George Boole. Ele propôs que o raciocínio lógico poderia ser reduzido a um sistema algébrico onde as variáveis assumem apenas dois estados: </w:t>
       </w:r>
       <w:r>
         <w:rPr>
@@ -167,18 +2008,13 @@
     </w:p>
     <w:p>
       <w:pPr>
-        <w:rPr>
-          <w:b/>
-          <w:bCs/>
-        </w:rPr>
-      </w:pPr>
-      <w:r>
-        <w:rPr>
-          <w:b/>
-          <w:bCs/>
-        </w:rPr>
+        <w:pStyle w:val="Ttulo2"/>
+      </w:pPr>
+      <w:bookmarkStart w:id="2" w:name="_Toc223812916"/>
+      <w:r>
         <w:t>O Papel do Analista na Camada de Abstração</w:t>
       </w:r>
+      <w:bookmarkEnd w:id="2"/>
     </w:p>
     <w:p>
       <w:r>
@@ -188,27 +2024,212 @@
     <w:p>
       <w:r>
         <w:pict w14:anchorId="3206FEBA">
-          <v:rect id="_x0000_i1073" style="width:0;height:1.5pt" o:hralign="center" o:hrstd="t" o:hrnoshade="t" o:hr="t" fillcolor="gray" stroked="f"/>
+          <v:rect id="_x0000_i1026" style="width:0;height:1.5pt" o:hralign="center" o:hrstd="t" o:hrnoshade="t" o:hr="t" fillcolor="gray" stroked="f"/>
         </w:pict>
       </w:r>
     </w:p>
     <w:p>
       <w:pPr>
-        <w:rPr>
-          <w:b/>
-          <w:bCs/>
-        </w:rPr>
-      </w:pPr>
-      <w:r>
-        <w:rPr>
-          <w:b/>
-          <w:bCs/>
-        </w:rPr>
+        <w:pStyle w:val="Ttulo2"/>
+      </w:pPr>
+      <w:bookmarkStart w:id="3" w:name="_Toc223812917"/>
+      <w:r>
         <w:t>2. Operações Básicas: Os Tijolos do Processamento</w:t>
       </w:r>
+      <w:bookmarkEnd w:id="3"/>
     </w:p>
     <w:p>
       <w:r>
+        <w:rPr>
+          <w:noProof/>
+        </w:rPr>
+        <mc:AlternateContent>
+          <mc:Choice Requires="wps">
+            <w:drawing>
+              <wp:anchor distT="45720" distB="45720" distL="114300" distR="114300" simplePos="0" relativeHeight="251663360" behindDoc="0" locked="0" layoutInCell="1" allowOverlap="1" wp14:anchorId="6618A2F1" wp14:editId="74DFD726">
+                <wp:simplePos x="0" y="0"/>
+                <wp:positionH relativeFrom="margin">
+                  <wp:align>left</wp:align>
+                </wp:positionH>
+                <wp:positionV relativeFrom="paragraph">
+                  <wp:posOffset>4750</wp:posOffset>
+                </wp:positionV>
+                <wp:extent cx="3277235" cy="2559050"/>
+                <wp:effectExtent l="0" t="0" r="18415" b="12700"/>
+                <wp:wrapSquare wrapText="bothSides"/>
+                <wp:docPr id="2103886961" name="Caixa de Texto 2"/>
+                <wp:cNvGraphicFramePr>
+                  <a:graphicFrameLocks xmlns:a="http://schemas.openxmlformats.org/drawingml/2006/main"/>
+                </wp:cNvGraphicFramePr>
+                <a:graphic xmlns:a="http://schemas.openxmlformats.org/drawingml/2006/main">
+                  <a:graphicData uri="http://schemas.microsoft.com/office/word/2010/wordprocessingShape">
+                    <wps:wsp>
+                      <wps:cNvSpPr txBox="1">
+                        <a:spLocks noChangeArrowheads="1"/>
+                      </wps:cNvSpPr>
+                      <wps:spPr bwMode="auto">
+                        <a:xfrm>
+                          <a:off x="0" y="0"/>
+                          <a:ext cx="3277235" cy="2559050"/>
+                        </a:xfrm>
+                        <a:prstGeom prst="rect">
+                          <a:avLst/>
+                        </a:prstGeom>
+                        <a:solidFill>
+                          <a:srgbClr val="FFFFFF"/>
+                        </a:solidFill>
+                        <a:ln w="9525">
+                          <a:solidFill>
+                            <a:srgbClr val="000000"/>
+                          </a:solidFill>
+                          <a:miter lim="800000"/>
+                          <a:headEnd/>
+                          <a:tailEnd/>
+                        </a:ln>
+                      </wps:spPr>
+                      <wps:txbx>
+                        <w:txbxContent>
+                          <w:p>
+                            <w:r>
+                              <w:rPr>
+                                <w:noProof/>
+                              </w:rPr>
+                              <w:drawing>
+                                <wp:inline distT="0" distB="0" distL="0" distR="0" wp14:anchorId="07FE1E50" wp14:editId="205FE54B">
+                                  <wp:extent cx="3070692" cy="2458192"/>
+                                  <wp:effectExtent l="0" t="0" r="0" b="0"/>
+                                  <wp:docPr id="1206515853" name="Imagem 2" descr="logic gates AND OR NOT truth tables and diagrams, AI generated"/>
+                                  <wp:cNvGraphicFramePr>
+                                    <a:graphicFrameLocks xmlns:a="http://schemas.openxmlformats.org/drawingml/2006/main" noChangeAspect="1"/>
+                                  </wp:cNvGraphicFramePr>
+                                  <a:graphic xmlns:a="http://schemas.openxmlformats.org/drawingml/2006/main">
+                                    <a:graphicData uri="http://schemas.openxmlformats.org/drawingml/2006/picture">
+                                      <pic:pic xmlns:pic="http://schemas.openxmlformats.org/drawingml/2006/picture">
+                                        <pic:nvPicPr>
+                                          <pic:cNvPr id="0" name="Picture 31" descr="logic gates AND OR NOT truth tables and diagrams, AI generated"/>
+                                          <pic:cNvPicPr>
+                                            <a:picLocks noChangeAspect="1" noChangeArrowheads="1"/>
+                                          </pic:cNvPicPr>
+                                        </pic:nvPicPr>
+                                        <pic:blipFill>
+                                          <a:blip r:embed="rId10">
+                                            <a:extLst>
+                                              <a:ext uri="{28A0092B-C50C-407E-A947-70E740481C1C}">
+                                                <a14:useLocalDpi xmlns:a14="http://schemas.microsoft.com/office/drawing/2010/main" val="0"/>
+                                              </a:ext>
+                                            </a:extLst>
+                                          </a:blip>
+                                          <a:srcRect/>
+                                          <a:stretch>
+                                            <a:fillRect/>
+                                          </a:stretch>
+                                        </pic:blipFill>
+                                        <pic:spPr bwMode="auto">
+                                          <a:xfrm>
+                                            <a:off x="0" y="0"/>
+                                            <a:ext cx="3098246" cy="2480250"/>
+                                          </a:xfrm>
+                                          <a:prstGeom prst="rect">
+                                            <a:avLst/>
+                                          </a:prstGeom>
+                                          <a:noFill/>
+                                          <a:ln>
+                                            <a:noFill/>
+                                          </a:ln>
+                                        </pic:spPr>
+                                      </pic:pic>
+                                    </a:graphicData>
+                                  </a:graphic>
+                                </wp:inline>
+                              </w:drawing>
+                            </w:r>
+                          </w:p>
+                        </w:txbxContent>
+                      </wps:txbx>
+                      <wps:bodyPr rot="0" vert="horz" wrap="square" lIns="91440" tIns="45720" rIns="91440" bIns="45720" anchor="t" anchorCtr="0">
+                        <a:noAutofit/>
+                      </wps:bodyPr>
+                    </wps:wsp>
+                  </a:graphicData>
+                </a:graphic>
+                <wp14:sizeRelH relativeFrom="margin">
+                  <wp14:pctWidth>0</wp14:pctWidth>
+                </wp14:sizeRelH>
+                <wp14:sizeRelV relativeFrom="margin">
+                  <wp14:pctHeight>0</wp14:pctHeight>
+                </wp14:sizeRelV>
+              </wp:anchor>
+            </w:drawing>
+          </mc:Choice>
+          <mc:Fallback>
+            <w:pict>
+              <v:shape w14:anchorId="6618A2F1" id="_x0000_s1028" type="#_x0000_t202" style="position:absolute;left:0;text-align:left;margin-left:0;margin-top:.35pt;width:258.05pt;height:201.5pt;z-index:251663360;visibility:visible;mso-wrap-style:square;mso-width-percent:0;mso-height-percent:0;mso-wrap-distance-left:9pt;mso-wrap-distance-top:3.6pt;mso-wrap-distance-right:9pt;mso-wrap-distance-bottom:3.6pt;mso-position-horizontal:left;mso-position-horizontal-relative:margin;mso-position-vertical:absolute;mso-position-vertical-relative:text;mso-width-percent:0;mso-height-percent:0;mso-width-relative:margin;mso-height-relative:margin;v-text-anchor:top" o:gfxdata="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">
+                <v:textbox>
+                  <w:txbxContent>
+                    <w:p>
+                      <w:r>
+                        <w:rPr>
+                          <w:noProof/>
+                        </w:rPr>
+                        <w:drawing>
+                          <wp:inline distT="0" distB="0" distL="0" distR="0" wp14:anchorId="07FE1E50" wp14:editId="205FE54B">
+                            <wp:extent cx="3070692" cy="2458192"/>
+                            <wp:effectExtent l="0" t="0" r="0" b="0"/>
+                            <wp:docPr id="1206515853" name="Imagem 2" descr="logic gates AND OR NOT truth tables and diagrams, AI generated"/>
+                            <wp:cNvGraphicFramePr>
+                              <a:graphicFrameLocks xmlns:a="http://schemas.openxmlformats.org/drawingml/2006/main" noChangeAspect="1"/>
+                            </wp:cNvGraphicFramePr>
+                            <a:graphic xmlns:a="http://schemas.openxmlformats.org/drawingml/2006/main">
+                              <a:graphicData uri="http://schemas.openxmlformats.org/drawingml/2006/picture">
+                                <pic:pic xmlns:pic="http://schemas.openxmlformats.org/drawingml/2006/picture">
+                                  <pic:nvPicPr>
+                                    <pic:cNvPr id="0" name="Picture 31" descr="logic gates AND OR NOT truth tables and diagrams, AI generated"/>
+                                    <pic:cNvPicPr>
+                                      <a:picLocks noChangeAspect="1" noChangeArrowheads="1"/>
+                                    </pic:cNvPicPr>
+                                  </pic:nvPicPr>
+                                  <pic:blipFill>
+                                    <a:blip r:embed="rId10">
+                                      <a:extLst>
+                                        <a:ext uri="{28A0092B-C50C-407E-A947-70E740481C1C}">
+                                          <a14:useLocalDpi xmlns:a14="http://schemas.microsoft.com/office/drawing/2010/main" val="0"/>
+                                        </a:ext>
+                                      </a:extLst>
+                                    </a:blip>
+                                    <a:srcRect/>
+                                    <a:stretch>
+                                      <a:fillRect/>
+                                    </a:stretch>
+                                  </pic:blipFill>
+                                  <pic:spPr bwMode="auto">
+                                    <a:xfrm>
+                                      <a:off x="0" y="0"/>
+                                      <a:ext cx="3098246" cy="2480250"/>
+                                    </a:xfrm>
+                                    <a:prstGeom prst="rect">
+                                      <a:avLst/>
+                                    </a:prstGeom>
+                                    <a:noFill/>
+                                    <a:ln>
+                                      <a:noFill/>
+                                    </a:ln>
+                                  </pic:spPr>
+                                </pic:pic>
+                              </a:graphicData>
+                            </a:graphic>
+                          </wp:inline>
+                        </w:drawing>
+                      </w:r>
+                    </w:p>
+                  </w:txbxContent>
+                </v:textbox>
+                <w10:wrap type="square" anchorx="margin"/>
+              </v:shape>
+            </w:pict>
+          </mc:Fallback>
+        </mc:AlternateContent>
+      </w:r>
+      <w:r>
         <w:t xml:space="preserve">Existem três operações fundamentais que formam a base de qualquer sistema lógico complexo. A partir delas, podemos construir desde simples comparadores até unidades de processamento gráfico (GPUs) </w:t>
       </w:r>
       <w:proofErr w:type="spellStart"/>
@@ -222,18 +2243,13 @@
     </w:p>
     <w:p>
       <w:pPr>
-        <w:rPr>
-          <w:b/>
-          <w:bCs/>
-        </w:rPr>
-      </w:pPr>
-      <w:r>
-        <w:rPr>
-          <w:b/>
-          <w:bCs/>
-        </w:rPr>
+        <w:pStyle w:val="Ttulo3"/>
+      </w:pPr>
+      <w:bookmarkStart w:id="4" w:name="_Toc223812918"/>
+      <w:r>
         <w:t>2.1. A Operação NOT (Inversão ou Complemento)</w:t>
       </w:r>
+      <w:bookmarkEnd w:id="4"/>
     </w:p>
     <w:p>
       <w:r>
@@ -281,106 +2297,6 @@
         <w:numPr>
           <w:ilvl w:val="0"/>
           <w:numId w:val="1"/>
-        </w:numPr>
-      </w:pPr>
-      <w:r>
-        <w:rPr>
-          <w:b/>
-          <w:bCs/>
-        </w:rPr>
-        <w:t>Conceito Didático:</w:t>
-      </w:r>
-      <w:r>
-        <w:t xml:space="preserve"> Se a entrada é verdadeira, a saída é falsa. Se a entrada é falsa, a saída é verdadeira.</w:t>
-      </w:r>
-    </w:p>
-    <w:p>
-      <w:pPr>
-        <w:numPr>
-          <w:ilvl w:val="0"/>
-          <w:numId w:val="1"/>
-        </w:numPr>
-      </w:pPr>
-      <w:r>
-        <w:rPr>
-          <w:b/>
-          <w:bCs/>
-        </w:rPr>
-        <w:t>Aplicação em Segurança:</w:t>
-      </w:r>
-      <w:r>
-        <w:t xml:space="preserve"> A inversão é a base para sistemas de detecção de intrusão que operam por "lógica negativa" (negar o acesso a menos que uma condição específica de confiança seja atendida).</w:t>
-      </w:r>
-    </w:p>
-    <w:p>
-      <w:pPr>
-        <w:rPr>
-          <w:b/>
-          <w:bCs/>
-        </w:rPr>
-      </w:pPr>
-      <w:r>
-        <w:rPr>
-          <w:b/>
-          <w:bCs/>
-        </w:rPr>
-        <w:t>2.2. A Operação AND (Conjunção Lógica)</w:t>
-      </w:r>
-    </w:p>
-    <w:p>
-      <w:r>
-        <w:t xml:space="preserve">A operação </w:t>
-      </w:r>
-      <w:r>
-        <w:rPr>
-          <w:b/>
-          <w:bCs/>
-        </w:rPr>
-        <w:t>AND</w:t>
-      </w:r>
-      <w:r>
-        <w:t xml:space="preserve"> exige que todas as condições de entrada sejam simultaneamente verdadeiras para que o resultado seja verdadeiro. É o equivalente lógico à multiplicação binária.</w:t>
-      </w:r>
-    </w:p>
-    <w:p>
-      <w:pPr>
-        <w:numPr>
-          <w:ilvl w:val="0"/>
-          <w:numId w:val="2"/>
-        </w:numPr>
-      </w:pPr>
-      <w:r>
-        <w:rPr>
-          <w:b/>
-          <w:bCs/>
-        </w:rPr>
-        <w:t>Simbologia Algébrica:</w:t>
-      </w:r>
-      <w:r>
-        <w:t xml:space="preserve"> $A \</w:t>
-      </w:r>
-      <w:proofErr w:type="spellStart"/>
-      <w:r>
-        <w:t>cdot</w:t>
-      </w:r>
-      <w:proofErr w:type="spellEnd"/>
-      <w:r>
-        <w:t xml:space="preserve"> B$ ou $A \</w:t>
-      </w:r>
-      <w:proofErr w:type="spellStart"/>
-      <w:r>
-        <w:t>land</w:t>
-      </w:r>
-      <w:proofErr w:type="spellEnd"/>
-      <w:r>
-        <w:t xml:space="preserve"> B$.</w:t>
-      </w:r>
-    </w:p>
-    <w:p>
-      <w:pPr>
-        <w:numPr>
-          <w:ilvl w:val="0"/>
-          <w:numId w:val="2"/>
         </w:numPr>
       </w:pPr>
       <w:r>
@@ -392,7 +2308,40 @@
         <w:t>Conceito Didático:</w:t>
       </w:r>
       <w:r>
-        <w:t xml:space="preserve"> Pense em um sistema de autenticação de dois fatores (2FA). Você só acessa o sistema se possuir a senha </w:t>
+        <w:t xml:space="preserve"> Se a entrada é verdadeira, a saída é falsa. Se a entrada é falsa, a saída é verdadeira.</w:t>
+      </w:r>
+    </w:p>
+    <w:p>
+      <w:pPr>
+        <w:numPr>
+          <w:ilvl w:val="0"/>
+          <w:numId w:val="1"/>
+        </w:numPr>
+      </w:pPr>
+      <w:r>
+        <w:rPr>
+          <w:b/>
+          <w:bCs/>
+        </w:rPr>
+        <w:t>Aplicação em Segurança:</w:t>
+      </w:r>
+      <w:r>
+        <w:t xml:space="preserve"> A inversão é a base para sistemas de detecção de intrusão que operam por "lógica negativa" (negar o acesso a menos que uma condição específica de confiança seja atendida).</w:t>
+      </w:r>
+    </w:p>
+    <w:p>
+      <w:pPr>
+        <w:pStyle w:val="Ttulo3"/>
+      </w:pPr>
+      <w:bookmarkStart w:id="5" w:name="_Toc223812919"/>
+      <w:r>
+        <w:t>2.2. A Operação AND (Conjunção Lógica)</w:t>
+      </w:r>
+      <w:bookmarkEnd w:id="5"/>
+    </w:p>
+    <w:p>
+      <w:r>
+        <w:t xml:space="preserve">A operação </w:t>
       </w:r>
       <w:r>
         <w:rPr>
@@ -402,25 +2351,278 @@
         <w:t>AND</w:t>
       </w:r>
       <w:r>
-        <w:t xml:space="preserve"> possuir o token físico. Se qualquer um falhar, o acesso é negado (0).</w:t>
+        <w:t xml:space="preserve"> exige que todas as condições de entrada sejam simultaneamente verdadeiras para que o resultado seja verdadeiro. É o equivalente lógico à multiplicação binária.</w:t>
       </w:r>
     </w:p>
     <w:p>
       <w:pPr>
+        <w:numPr>
+          <w:ilvl w:val="0"/>
+          <w:numId w:val="2"/>
+        </w:numPr>
+      </w:pPr>
+      <w:r>
         <w:rPr>
           <w:b/>
           <w:bCs/>
         </w:rPr>
+        <w:t>Simbologia Algébrica:</w:t>
+      </w:r>
+      <w:r>
+        <w:t xml:space="preserve"> $A \</w:t>
+      </w:r>
+      <w:proofErr w:type="spellStart"/>
+      <w:r>
+        <w:t>cdot</w:t>
+      </w:r>
+      <w:proofErr w:type="spellEnd"/>
+      <w:r>
+        <w:t xml:space="preserve"> B$ ou $A \</w:t>
+      </w:r>
+      <w:proofErr w:type="spellStart"/>
+      <w:r>
+        <w:t>land</w:t>
+      </w:r>
+      <w:proofErr w:type="spellEnd"/>
+      <w:r>
+        <w:t xml:space="preserve"> B$.</w:t>
+      </w:r>
+    </w:p>
+    <w:p>
+      <w:pPr>
+        <w:numPr>
+          <w:ilvl w:val="0"/>
+          <w:numId w:val="2"/>
+        </w:numPr>
       </w:pPr>
       <w:r>
         <w:rPr>
           <w:b/>
           <w:bCs/>
         </w:rPr>
-        <w:t>2.3. A Operação OR (Disjunção Lógica)</w:t>
+        <w:t>Conceito Didático:</w:t>
+      </w:r>
+      <w:r>
+        <w:t xml:space="preserve"> Pense em um sistema de autenticação de dois fatores (2FA). Você só acessa o sistema se possuir a senha </w:t>
+      </w:r>
+      <w:r>
+        <w:rPr>
+          <w:b/>
+          <w:bCs/>
+        </w:rPr>
+        <w:t>AND</w:t>
+      </w:r>
+      <w:r>
+        <w:t xml:space="preserve"> possuir o token físico. Se qualquer um falhar, o acesso é negado (0).</w:t>
       </w:r>
     </w:p>
     <w:p>
+      <w:pPr>
+        <w:pStyle w:val="Ttulo3"/>
+      </w:pPr>
+      <w:bookmarkStart w:id="6" w:name="_Toc223812920"/>
+      <w:r>
+        <w:t>2.3. A Operação OR (Disjunção Lógica)</w:t>
+      </w:r>
+      <w:bookmarkEnd w:id="6"/>
+    </w:p>
+    <w:p>
+      <w:r>
+        <w:rPr>
+          <w:noProof/>
+        </w:rPr>
+        <mc:AlternateContent>
+          <mc:Choice Requires="wps">
+            <w:drawing>
+              <wp:anchor distT="45720" distB="45720" distL="114300" distR="114300" simplePos="0" relativeHeight="251665408" behindDoc="0" locked="0" layoutInCell="1" allowOverlap="1" wp14:anchorId="272A7F47" wp14:editId="27D8D8BA">
+                <wp:simplePos x="0" y="0"/>
+                <wp:positionH relativeFrom="column">
+                  <wp:posOffset>-12065</wp:posOffset>
+                </wp:positionH>
+                <wp:positionV relativeFrom="paragraph">
+                  <wp:posOffset>26035</wp:posOffset>
+                </wp:positionV>
+                <wp:extent cx="2172970" cy="2066290"/>
+                <wp:effectExtent l="0" t="0" r="17780" b="10160"/>
+                <wp:wrapSquare wrapText="bothSides"/>
+                <wp:docPr id="1914833039" name="Caixa de Texto 2"/>
+                <wp:cNvGraphicFramePr>
+                  <a:graphicFrameLocks xmlns:a="http://schemas.openxmlformats.org/drawingml/2006/main"/>
+                </wp:cNvGraphicFramePr>
+                <a:graphic xmlns:a="http://schemas.openxmlformats.org/drawingml/2006/main">
+                  <a:graphicData uri="http://schemas.microsoft.com/office/word/2010/wordprocessingShape">
+                    <wps:wsp>
+                      <wps:cNvSpPr txBox="1">
+                        <a:spLocks noChangeArrowheads="1"/>
+                      </wps:cNvSpPr>
+                      <wps:spPr bwMode="auto">
+                        <a:xfrm>
+                          <a:off x="0" y="0"/>
+                          <a:ext cx="2172970" cy="2066290"/>
+                        </a:xfrm>
+                        <a:prstGeom prst="rect">
+                          <a:avLst/>
+                        </a:prstGeom>
+                        <a:solidFill>
+                          <a:srgbClr val="FFFFFF"/>
+                        </a:solidFill>
+                        <a:ln w="9525">
+                          <a:solidFill>
+                            <a:srgbClr val="000000"/>
+                          </a:solidFill>
+                          <a:miter lim="800000"/>
+                          <a:headEnd/>
+                          <a:tailEnd/>
+                        </a:ln>
+                      </wps:spPr>
+                      <wps:txbx>
+                        <w:txbxContent>
+                          <w:p>
+                            <w:pPr>
+                              <w:jc w:val="left"/>
+                            </w:pPr>
+                            <w:r>
+                              <w:rPr>
+                                <w:noProof/>
+                              </w:rPr>
+                              <w:drawing>
+                                <wp:inline distT="0" distB="0" distL="0" distR="0" wp14:anchorId="3C3AA967" wp14:editId="05A48BFB">
+                                  <wp:extent cx="2101933" cy="2101933"/>
+                                  <wp:effectExtent l="0" t="0" r="0" b="0"/>
+                                  <wp:docPr id="2002498107" name="Imagem 2" descr="an OR gate logic symbol and its truth table, AI generated"/>
+                                  <wp:cNvGraphicFramePr>
+                                    <a:graphicFrameLocks xmlns:a="http://schemas.openxmlformats.org/drawingml/2006/main" noChangeAspect="1"/>
+                                  </wp:cNvGraphicFramePr>
+                                  <a:graphic xmlns:a="http://schemas.openxmlformats.org/drawingml/2006/main">
+                                    <a:graphicData uri="http://schemas.openxmlformats.org/drawingml/2006/picture">
+                                      <pic:pic xmlns:pic="http://schemas.openxmlformats.org/drawingml/2006/picture">
+                                        <pic:nvPicPr>
+                                          <pic:cNvPr id="0" name="Picture 50" descr="an OR gate logic symbol and its truth table, AI generated"/>
+                                          <pic:cNvPicPr>
+                                            <a:picLocks noChangeAspect="1" noChangeArrowheads="1"/>
+                                          </pic:cNvPicPr>
+                                        </pic:nvPicPr>
+                                        <pic:blipFill>
+                                          <a:blip r:embed="rId11" cstate="print">
+                                            <a:extLst>
+                                              <a:ext uri="{28A0092B-C50C-407E-A947-70E740481C1C}">
+                                                <a14:useLocalDpi xmlns:a14="http://schemas.microsoft.com/office/drawing/2010/main" val="0"/>
+                                              </a:ext>
+                                            </a:extLst>
+                                          </a:blip>
+                                          <a:srcRect/>
+                                          <a:stretch>
+                                            <a:fillRect/>
+                                          </a:stretch>
+                                        </pic:blipFill>
+                                        <pic:spPr bwMode="auto">
+                                          <a:xfrm>
+                                            <a:off x="0" y="0"/>
+                                            <a:ext cx="2122004" cy="2122004"/>
+                                          </a:xfrm>
+                                          <a:prstGeom prst="rect">
+                                            <a:avLst/>
+                                          </a:prstGeom>
+                                          <a:noFill/>
+                                          <a:ln>
+                                            <a:noFill/>
+                                          </a:ln>
+                                        </pic:spPr>
+                                      </pic:pic>
+                                    </a:graphicData>
+                                  </a:graphic>
+                                </wp:inline>
+                              </w:drawing>
+                            </w:r>
+                          </w:p>
+                        </w:txbxContent>
+                      </wps:txbx>
+                      <wps:bodyPr rot="0" vert="horz" wrap="square" lIns="91440" tIns="45720" rIns="91440" bIns="45720" anchor="t" anchorCtr="0">
+                        <a:noAutofit/>
+                      </wps:bodyPr>
+                    </wps:wsp>
+                  </a:graphicData>
+                </a:graphic>
+                <wp14:sizeRelH relativeFrom="margin">
+                  <wp14:pctWidth>0</wp14:pctWidth>
+                </wp14:sizeRelH>
+                <wp14:sizeRelV relativeFrom="margin">
+                  <wp14:pctHeight>0</wp14:pctHeight>
+                </wp14:sizeRelV>
+              </wp:anchor>
+            </w:drawing>
+          </mc:Choice>
+          <mc:Fallback>
+            <w:pict>
+              <v:shape w14:anchorId="272A7F47" id="_x0000_s1029" type="#_x0000_t202" style="position:absolute;left:0;text-align:left;margin-left:-.95pt;margin-top:2.05pt;width:171.1pt;height:162.7pt;z-index:251665408;visibility:visible;mso-wrap-style:square;mso-width-percent:0;mso-height-percent:0;mso-wrap-distance-left:9pt;mso-wrap-distance-top:3.6pt;mso-wrap-distance-right:9pt;mso-wrap-distance-bottom:3.6pt;mso-position-horizontal:absolute;mso-position-horizontal-relative:text;mso-position-vertical:absolute;mso-position-vertical-relative:text;mso-width-percent:0;mso-height-percent:0;mso-width-relative:margin;mso-height-relative:margin;v-text-anchor:top" o:gfxdata="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">
+                <v:textbox>
+                  <w:txbxContent>
+                    <w:p>
+                      <w:pPr>
+                        <w:jc w:val="left"/>
+                      </w:pPr>
+                      <w:r>
+                        <w:rPr>
+                          <w:noProof/>
+                        </w:rPr>
+                        <w:drawing>
+                          <wp:inline distT="0" distB="0" distL="0" distR="0" wp14:anchorId="3C3AA967" wp14:editId="05A48BFB">
+                            <wp:extent cx="2101933" cy="2101933"/>
+                            <wp:effectExtent l="0" t="0" r="0" b="0"/>
+                            <wp:docPr id="2002498107" name="Imagem 2" descr="an OR gate logic symbol and its truth table, AI generated"/>
+                            <wp:cNvGraphicFramePr>
+                              <a:graphicFrameLocks xmlns:a="http://schemas.openxmlformats.org/drawingml/2006/main" noChangeAspect="1"/>
+                            </wp:cNvGraphicFramePr>
+                            <a:graphic xmlns:a="http://schemas.openxmlformats.org/drawingml/2006/main">
+                              <a:graphicData uri="http://schemas.openxmlformats.org/drawingml/2006/picture">
+                                <pic:pic xmlns:pic="http://schemas.openxmlformats.org/drawingml/2006/picture">
+                                  <pic:nvPicPr>
+                                    <pic:cNvPr id="0" name="Picture 50" descr="an OR gate logic symbol and its truth table, AI generated"/>
+                                    <pic:cNvPicPr>
+                                      <a:picLocks noChangeAspect="1" noChangeArrowheads="1"/>
+                                    </pic:cNvPicPr>
+                                  </pic:nvPicPr>
+                                  <pic:blipFill>
+                                    <a:blip r:embed="rId11" cstate="print">
+                                      <a:extLst>
+                                        <a:ext uri="{28A0092B-C50C-407E-A947-70E740481C1C}">
+                                          <a14:useLocalDpi xmlns:a14="http://schemas.microsoft.com/office/drawing/2010/main" val="0"/>
+                                        </a:ext>
+                                      </a:extLst>
+                                    </a:blip>
+                                    <a:srcRect/>
+                                    <a:stretch>
+                                      <a:fillRect/>
+                                    </a:stretch>
+                                  </pic:blipFill>
+                                  <pic:spPr bwMode="auto">
+                                    <a:xfrm>
+                                      <a:off x="0" y="0"/>
+                                      <a:ext cx="2122004" cy="2122004"/>
+                                    </a:xfrm>
+                                    <a:prstGeom prst="rect">
+                                      <a:avLst/>
+                                    </a:prstGeom>
+                                    <a:noFill/>
+                                    <a:ln>
+                                      <a:noFill/>
+                                    </a:ln>
+                                  </pic:spPr>
+                                </pic:pic>
+                              </a:graphicData>
+                            </a:graphic>
+                          </wp:inline>
+                        </w:drawing>
+                      </w:r>
+                    </w:p>
+                  </w:txbxContent>
+                </v:textbox>
+                <w10:wrap type="square"/>
+              </v:shape>
+            </w:pict>
+          </mc:Fallback>
+        </mc:AlternateContent>
+      </w:r>
       <w:r>
         <w:t xml:space="preserve">A operação </w:t>
       </w:r>
@@ -489,95 +2691,216 @@
         <w:t xml:space="preserve"> se o sensor de movimento detectar presença. Basta um evento para disparar a saída.</w:t>
       </w:r>
     </w:p>
+    <w:p/>
     <w:p>
       <w:r>
-        <w:drawing>
-          <wp:inline distT="0" distB="0" distL="0" distR="0" wp14:anchorId="5167058D" wp14:editId="05B53A89">
-            <wp:extent cx="5400040" cy="5400040"/>
-            <wp:effectExtent l="0" t="0" r="0" b="0"/>
-            <wp:docPr id="2002498107" name="Imagem 2" descr="an OR gate logic symbol and its truth table, AI generated"/>
-            <wp:cNvGraphicFramePr>
-              <a:graphicFrameLocks xmlns:a="http://schemas.openxmlformats.org/drawingml/2006/main" noChangeAspect="1"/>
-            </wp:cNvGraphicFramePr>
-            <a:graphic xmlns:a="http://schemas.openxmlformats.org/drawingml/2006/main">
-              <a:graphicData uri="http://schemas.openxmlformats.org/drawingml/2006/picture">
-                <pic:pic xmlns:pic="http://schemas.openxmlformats.org/drawingml/2006/picture">
-                  <pic:nvPicPr>
-                    <pic:cNvPr id="0" name="Picture 50" descr="an OR gate logic symbol and its truth table, AI generated"/>
-                    <pic:cNvPicPr>
-                      <a:picLocks noChangeAspect="1" noChangeArrowheads="1"/>
-                    </pic:cNvPicPr>
-                  </pic:nvPicPr>
-                  <pic:blipFill>
-                    <a:blip r:embed="rId5" cstate="print">
-                      <a:extLst>
-                        <a:ext uri="{28A0092B-C50C-407E-A947-70E740481C1C}">
-                          <a14:useLocalDpi xmlns:a14="http://schemas.microsoft.com/office/drawing/2010/main" val="0"/>
-                        </a:ext>
-                      </a:extLst>
-                    </a:blip>
-                    <a:srcRect/>
-                    <a:stretch>
-                      <a:fillRect/>
-                    </a:stretch>
-                  </pic:blipFill>
-                  <pic:spPr bwMode="auto">
-                    <a:xfrm>
-                      <a:off x="0" y="0"/>
-                      <a:ext cx="5400040" cy="5400040"/>
-                    </a:xfrm>
-                    <a:prstGeom prst="rect">
-                      <a:avLst/>
-                    </a:prstGeom>
-                    <a:noFill/>
-                    <a:ln>
-                      <a:noFill/>
-                    </a:ln>
-                  </pic:spPr>
-                </pic:pic>
-              </a:graphicData>
-            </a:graphic>
-          </wp:inline>
-        </w:drawing>
+        <w:pict w14:anchorId="784CE635">
+          <v:rect id="_x0000_i1027" style="width:0;height:1.5pt" o:hralign="center" o:hrstd="t" o:hrnoshade="t" o:hr="t" fillcolor="gray" stroked="f"/>
+        </w:pict>
       </w:r>
     </w:p>
     <w:p>
-      <w:proofErr w:type="spellStart"/>
-      <w:r>
-        <w:t>Shutterstock</w:t>
-      </w:r>
-      <w:proofErr w:type="spellEnd"/>
+      <w:pPr>
+        <w:pStyle w:val="Ttulo2"/>
+      </w:pPr>
+      <w:bookmarkStart w:id="7" w:name="_Toc223812921"/>
+      <w:r>
+        <w:rPr>
+          <w:noProof/>
+        </w:rPr>
+        <mc:AlternateContent>
+          <mc:Choice Requires="wps">
+            <w:drawing>
+              <wp:anchor distT="45720" distB="45720" distL="114300" distR="114300" simplePos="0" relativeHeight="251671552" behindDoc="0" locked="0" layoutInCell="1" allowOverlap="1" wp14:anchorId="18D2BB2C" wp14:editId="3DA851E1">
+                <wp:simplePos x="0" y="0"/>
+                <wp:positionH relativeFrom="margin">
+                  <wp:align>left</wp:align>
+                </wp:positionH>
+                <wp:positionV relativeFrom="paragraph">
+                  <wp:posOffset>342900</wp:posOffset>
+                </wp:positionV>
+                <wp:extent cx="3603625" cy="2428240"/>
+                <wp:effectExtent l="0" t="0" r="15875" b="10160"/>
+                <wp:wrapSquare wrapText="bothSides"/>
+                <wp:docPr id="203762055" name="Caixa de Texto 2"/>
+                <wp:cNvGraphicFramePr>
+                  <a:graphicFrameLocks xmlns:a="http://schemas.openxmlformats.org/drawingml/2006/main"/>
+                </wp:cNvGraphicFramePr>
+                <a:graphic xmlns:a="http://schemas.openxmlformats.org/drawingml/2006/main">
+                  <a:graphicData uri="http://schemas.microsoft.com/office/word/2010/wordprocessingShape">
+                    <wps:wsp>
+                      <wps:cNvSpPr txBox="1">
+                        <a:spLocks noChangeArrowheads="1"/>
+                      </wps:cNvSpPr>
+                      <wps:spPr bwMode="auto">
+                        <a:xfrm>
+                          <a:off x="0" y="0"/>
+                          <a:ext cx="3604161" cy="2428504"/>
+                        </a:xfrm>
+                        <a:prstGeom prst="rect">
+                          <a:avLst/>
+                        </a:prstGeom>
+                        <a:solidFill>
+                          <a:srgbClr val="FFFFFF"/>
+                        </a:solidFill>
+                        <a:ln w="9525">
+                          <a:solidFill>
+                            <a:srgbClr val="000000"/>
+                          </a:solidFill>
+                          <a:miter lim="800000"/>
+                          <a:headEnd/>
+                          <a:tailEnd/>
+                        </a:ln>
+                      </wps:spPr>
+                      <wps:txbx>
+                        <w:txbxContent>
+                          <w:p>
+                            <w:r>
+                              <w:rPr>
+                                <w:noProof/>
+                              </w:rPr>
+                              <w:drawing>
+                                <wp:inline distT="0" distB="0" distL="0" distR="0" wp14:anchorId="5E2A2A62" wp14:editId="354AE223">
+                                  <wp:extent cx="3469100" cy="2309750"/>
+                                  <wp:effectExtent l="0" t="0" r="0" b="0"/>
+                                  <wp:docPr id="663924762" name="Imagem 8" descr="basic logic gates symbols AND OR NOT and their truth tables, AI generated"/>
+                                  <wp:cNvGraphicFramePr>
+                                    <a:graphicFrameLocks xmlns:a="http://schemas.openxmlformats.org/drawingml/2006/main" noChangeAspect="1"/>
+                                  </wp:cNvGraphicFramePr>
+                                  <a:graphic xmlns:a="http://schemas.openxmlformats.org/drawingml/2006/main">
+                                    <a:graphicData uri="http://schemas.openxmlformats.org/drawingml/2006/picture">
+                                      <pic:pic xmlns:pic="http://schemas.openxmlformats.org/drawingml/2006/picture">
+                                        <pic:nvPicPr>
+                                          <pic:cNvPr id="0" name="Picture 215" descr="basic logic gates symbols AND OR NOT and their truth tables, AI generated"/>
+                                          <pic:cNvPicPr>
+                                            <a:picLocks noChangeAspect="1" noChangeArrowheads="1"/>
+                                          </pic:cNvPicPr>
+                                        </pic:nvPicPr>
+                                        <pic:blipFill>
+                                          <a:blip r:embed="rId12" cstate="print">
+                                            <a:extLst>
+                                              <a:ext uri="{28A0092B-C50C-407E-A947-70E740481C1C}">
+                                                <a14:useLocalDpi xmlns:a14="http://schemas.microsoft.com/office/drawing/2010/main" val="0"/>
+                                              </a:ext>
+                                            </a:extLst>
+                                          </a:blip>
+                                          <a:srcRect/>
+                                          <a:stretch>
+                                            <a:fillRect/>
+                                          </a:stretch>
+                                        </pic:blipFill>
+                                        <pic:spPr bwMode="auto">
+                                          <a:xfrm>
+                                            <a:off x="0" y="0"/>
+                                            <a:ext cx="3496416" cy="2327937"/>
+                                          </a:xfrm>
+                                          <a:prstGeom prst="rect">
+                                            <a:avLst/>
+                                          </a:prstGeom>
+                                          <a:noFill/>
+                                          <a:ln>
+                                            <a:noFill/>
+                                          </a:ln>
+                                        </pic:spPr>
+                                      </pic:pic>
+                                    </a:graphicData>
+                                  </a:graphic>
+                                </wp:inline>
+                              </w:drawing>
+                            </w:r>
+                          </w:p>
+                        </w:txbxContent>
+                      </wps:txbx>
+                      <wps:bodyPr rot="0" vert="horz" wrap="square" lIns="91440" tIns="45720" rIns="91440" bIns="45720" anchor="t" anchorCtr="0">
+                        <a:noAutofit/>
+                      </wps:bodyPr>
+                    </wps:wsp>
+                  </a:graphicData>
+                </a:graphic>
+                <wp14:sizeRelH relativeFrom="margin">
+                  <wp14:pctWidth>0</wp14:pctWidth>
+                </wp14:sizeRelH>
+                <wp14:sizeRelV relativeFrom="margin">
+                  <wp14:pctHeight>0</wp14:pctHeight>
+                </wp14:sizeRelV>
+              </wp:anchor>
+            </w:drawing>
+          </mc:Choice>
+          <mc:Fallback>
+            <w:pict>
+              <v:shape w14:anchorId="18D2BB2C" id="_x0000_s1030" type="#_x0000_t202" style="position:absolute;left:0;text-align:left;margin-left:0;margin-top:27pt;width:283.75pt;height:191.2pt;z-index:251671552;visibility:visible;mso-wrap-style:square;mso-width-percent:0;mso-height-percent:0;mso-wrap-distance-left:9pt;mso-wrap-distance-top:3.6pt;mso-wrap-distance-right:9pt;mso-wrap-distance-bottom:3.6pt;mso-position-horizontal:left;mso-position-horizontal-relative:margin;mso-position-vertical:absolute;mso-position-vertical-relative:text;mso-width-percent:0;mso-height-percent:0;mso-width-relative:margin;mso-height-relative:margin;v-text-anchor:top" o:gfxdata="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">
+                <v:textbox>
+                  <w:txbxContent>
+                    <w:p>
+                      <w:r>
+                        <w:rPr>
+                          <w:noProof/>
+                        </w:rPr>
+                        <w:drawing>
+                          <wp:inline distT="0" distB="0" distL="0" distR="0" wp14:anchorId="5E2A2A62" wp14:editId="354AE223">
+                            <wp:extent cx="3469100" cy="2309750"/>
+                            <wp:effectExtent l="0" t="0" r="0" b="0"/>
+                            <wp:docPr id="663924762" name="Imagem 8" descr="basic logic gates symbols AND OR NOT and their truth tables, AI generated"/>
+                            <wp:cNvGraphicFramePr>
+                              <a:graphicFrameLocks xmlns:a="http://schemas.openxmlformats.org/drawingml/2006/main" noChangeAspect="1"/>
+                            </wp:cNvGraphicFramePr>
+                            <a:graphic xmlns:a="http://schemas.openxmlformats.org/drawingml/2006/main">
+                              <a:graphicData uri="http://schemas.openxmlformats.org/drawingml/2006/picture">
+                                <pic:pic xmlns:pic="http://schemas.openxmlformats.org/drawingml/2006/picture">
+                                  <pic:nvPicPr>
+                                    <pic:cNvPr id="0" name="Picture 215" descr="basic logic gates symbols AND OR NOT and their truth tables, AI generated"/>
+                                    <pic:cNvPicPr>
+                                      <a:picLocks noChangeAspect="1" noChangeArrowheads="1"/>
+                                    </pic:cNvPicPr>
+                                  </pic:nvPicPr>
+                                  <pic:blipFill>
+                                    <a:blip r:embed="rId12" cstate="print">
+                                      <a:extLst>
+                                        <a:ext uri="{28A0092B-C50C-407E-A947-70E740481C1C}">
+                                          <a14:useLocalDpi xmlns:a14="http://schemas.microsoft.com/office/drawing/2010/main" val="0"/>
+                                        </a:ext>
+                                      </a:extLst>
+                                    </a:blip>
+                                    <a:srcRect/>
+                                    <a:stretch>
+                                      <a:fillRect/>
+                                    </a:stretch>
+                                  </pic:blipFill>
+                                  <pic:spPr bwMode="auto">
+                                    <a:xfrm>
+                                      <a:off x="0" y="0"/>
+                                      <a:ext cx="3496416" cy="2327937"/>
+                                    </a:xfrm>
+                                    <a:prstGeom prst="rect">
+                                      <a:avLst/>
+                                    </a:prstGeom>
+                                    <a:noFill/>
+                                    <a:ln>
+                                      <a:noFill/>
+                                    </a:ln>
+                                  </pic:spPr>
+                                </pic:pic>
+                              </a:graphicData>
+                            </a:graphic>
+                          </wp:inline>
+                        </w:drawing>
+                      </w:r>
+                    </w:p>
+                  </w:txbxContent>
+                </v:textbox>
+                <w10:wrap type="square" anchorx="margin"/>
+              </v:shape>
+            </w:pict>
+          </mc:Fallback>
+        </mc:AlternateContent>
+      </w:r>
+      <w:r>
+        <w:t>3. Tabela Verdade: O Mapa da Lógica</w:t>
+      </w:r>
+      <w:bookmarkEnd w:id="7"/>
     </w:p>
     <w:p>
       <w:r>
-        <w:t xml:space="preserve">Explore </w:t>
-      </w:r>
-    </w:p>
-    <w:p>
-      <w:r>
-        <w:pict w14:anchorId="784CE635">
-          <v:rect id="_x0000_i1075" style="width:0;height:1.5pt" o:hralign="center" o:hrstd="t" o:hrnoshade="t" o:hr="t" fillcolor="gray" stroked="f"/>
-        </w:pict>
-      </w:r>
-    </w:p>
-    <w:p>
-      <w:pPr>
-        <w:rPr>
-          <w:b/>
-          <w:bCs/>
-        </w:rPr>
-      </w:pPr>
-      <w:r>
-        <w:rPr>
-          <w:b/>
-          <w:bCs/>
-        </w:rPr>
-        <w:t>3. Tabela Verdade: O Mapa da Lógica</w:t>
-      </w:r>
-    </w:p>
-    <w:p>
-      <w:r>
-        <w:lastRenderedPageBreak/>
         <w:t xml:space="preserve">A </w:t>
       </w:r>
       <w:r>
@@ -593,23 +2916,45 @@
     </w:p>
     <w:p>
       <w:pPr>
+        <w:pStyle w:val="Ttulo3"/>
+      </w:pPr>
+      <w:bookmarkStart w:id="8" w:name="_Toc223812922"/>
+      <w:r>
+        <w:t>Construção de uma Tabela Verdade</w:t>
+      </w:r>
+      <w:bookmarkEnd w:id="8"/>
+    </w:p>
+    <w:p>
+      <w:r>
+        <w:t xml:space="preserve">Para </w:t>
+      </w:r>
+      <w:r>
+        <w:rPr>
+          <w:b/>
+          <w:bCs/>
+          <w:u w:val="single"/>
+        </w:rPr>
+        <w:t>n</w:t>
+      </w:r>
+      <w:r>
+        <w:t xml:space="preserve"> variáveis de entrada, a tabela terá $2^n$ linhas.</w:t>
+      </w:r>
+    </w:p>
+    <w:p>
+      <w:pPr>
         <w:rPr>
           <w:b/>
           <w:bCs/>
         </w:rPr>
       </w:pPr>
-      <w:r>
+    </w:p>
+    <w:p>
+      <w:pPr>
         <w:rPr>
           <w:b/>
           <w:bCs/>
         </w:rPr>
-        <w:t>Construção de uma Tabela Verdade</w:t>
-      </w:r>
-    </w:p>
-    <w:p>
-      <w:r>
-        <w:t>Para $n$ variáveis de entrada, a tabela terá $2^n$ linhas.</w:t>
-      </w:r>
+      </w:pPr>
     </w:p>
     <w:p>
       <w:pPr>
@@ -667,11 +3012,16 @@
             <w:hideMark/>
           </w:tcPr>
           <w:p>
+            <w:pPr>
+              <w:spacing w:after="0" w:line="240" w:lineRule="auto"/>
+              <w:jc w:val="center"/>
+            </w:pPr>
             <w:r>
               <w:rPr>
                 <w:b/>
                 <w:bCs/>
               </w:rPr>
+              <w:lastRenderedPageBreak/>
               <w:t>Entrada A</w:t>
             </w:r>
           </w:p>
@@ -695,6 +3045,10 @@
             <w:hideMark/>
           </w:tcPr>
           <w:p>
+            <w:pPr>
+              <w:spacing w:after="0" w:line="240" w:lineRule="auto"/>
+              <w:jc w:val="center"/>
+            </w:pPr>
             <w:r>
               <w:rPr>
                 <w:b/>
@@ -723,6 +3077,10 @@
             <w:hideMark/>
           </w:tcPr>
           <w:p>
+            <w:pPr>
+              <w:spacing w:after="0" w:line="240" w:lineRule="auto"/>
+              <w:jc w:val="center"/>
+            </w:pPr>
             <w:r>
               <w:rPr>
                 <w:b/>
@@ -766,6 +3124,10 @@
             <w:hideMark/>
           </w:tcPr>
           <w:p>
+            <w:pPr>
+              <w:spacing w:after="0" w:line="240" w:lineRule="auto"/>
+              <w:jc w:val="center"/>
+            </w:pPr>
             <w:r>
               <w:rPr>
                 <w:b/>
@@ -809,6 +3171,10 @@
             <w:hideMark/>
           </w:tcPr>
           <w:p>
+            <w:pPr>
+              <w:spacing w:after="0" w:line="240" w:lineRule="auto"/>
+              <w:jc w:val="center"/>
+            </w:pPr>
             <w:r>
               <w:rPr>
                 <w:b/>
@@ -842,6 +3208,10 @@
             <w:hideMark/>
           </w:tcPr>
           <w:p>
+            <w:pPr>
+              <w:spacing w:after="0" w:line="240" w:lineRule="auto"/>
+              <w:jc w:val="center"/>
+            </w:pPr>
             <w:r>
               <w:t>0</w:t>
             </w:r>
@@ -866,6 +3236,10 @@
             <w:hideMark/>
           </w:tcPr>
           <w:p>
+            <w:pPr>
+              <w:spacing w:after="0" w:line="240" w:lineRule="auto"/>
+              <w:jc w:val="center"/>
+            </w:pPr>
             <w:r>
               <w:t>0</w:t>
             </w:r>
@@ -890,6 +3264,10 @@
             <w:hideMark/>
           </w:tcPr>
           <w:p>
+            <w:pPr>
+              <w:spacing w:after="0" w:line="240" w:lineRule="auto"/>
+              <w:jc w:val="center"/>
+            </w:pPr>
             <w:r>
               <w:t>1</w:t>
             </w:r>
@@ -914,6 +3292,10 @@
             <w:hideMark/>
           </w:tcPr>
           <w:p>
+            <w:pPr>
+              <w:spacing w:after="0" w:line="240" w:lineRule="auto"/>
+              <w:jc w:val="center"/>
+            </w:pPr>
             <w:r>
               <w:t>0</w:t>
             </w:r>
@@ -938,6 +3320,10 @@
             <w:hideMark/>
           </w:tcPr>
           <w:p>
+            <w:pPr>
+              <w:spacing w:after="0" w:line="240" w:lineRule="auto"/>
+              <w:jc w:val="center"/>
+            </w:pPr>
             <w:r>
               <w:t>0</w:t>
             </w:r>
@@ -967,6 +3353,10 @@
             <w:hideMark/>
           </w:tcPr>
           <w:p>
+            <w:pPr>
+              <w:spacing w:after="0" w:line="240" w:lineRule="auto"/>
+              <w:jc w:val="center"/>
+            </w:pPr>
             <w:r>
               <w:t>0</w:t>
             </w:r>
@@ -991,6 +3381,10 @@
             <w:hideMark/>
           </w:tcPr>
           <w:p>
+            <w:pPr>
+              <w:spacing w:after="0" w:line="240" w:lineRule="auto"/>
+              <w:jc w:val="center"/>
+            </w:pPr>
             <w:r>
               <w:t>1</w:t>
             </w:r>
@@ -1015,6 +3409,10 @@
             <w:hideMark/>
           </w:tcPr>
           <w:p>
+            <w:pPr>
+              <w:spacing w:after="0" w:line="240" w:lineRule="auto"/>
+              <w:jc w:val="center"/>
+            </w:pPr>
             <w:r>
               <w:t>1</w:t>
             </w:r>
@@ -1039,6 +3437,10 @@
             <w:hideMark/>
           </w:tcPr>
           <w:p>
+            <w:pPr>
+              <w:spacing w:after="0" w:line="240" w:lineRule="auto"/>
+              <w:jc w:val="center"/>
+            </w:pPr>
             <w:r>
               <w:t>0</w:t>
             </w:r>
@@ -1063,6 +3465,10 @@
             <w:hideMark/>
           </w:tcPr>
           <w:p>
+            <w:pPr>
+              <w:spacing w:after="0" w:line="240" w:lineRule="auto"/>
+              <w:jc w:val="center"/>
+            </w:pPr>
             <w:r>
               <w:t>1</w:t>
             </w:r>
@@ -1092,6 +3498,10 @@
             <w:hideMark/>
           </w:tcPr>
           <w:p>
+            <w:pPr>
+              <w:spacing w:after="0" w:line="240" w:lineRule="auto"/>
+              <w:jc w:val="center"/>
+            </w:pPr>
             <w:r>
               <w:t>1</w:t>
             </w:r>
@@ -1116,6 +3526,10 @@
             <w:hideMark/>
           </w:tcPr>
           <w:p>
+            <w:pPr>
+              <w:spacing w:after="0" w:line="240" w:lineRule="auto"/>
+              <w:jc w:val="center"/>
+            </w:pPr>
             <w:r>
               <w:t>0</w:t>
             </w:r>
@@ -1140,6 +3554,10 @@
             <w:hideMark/>
           </w:tcPr>
           <w:p>
+            <w:pPr>
+              <w:spacing w:after="0" w:line="240" w:lineRule="auto"/>
+              <w:jc w:val="center"/>
+            </w:pPr>
             <w:r>
               <w:t>0</w:t>
             </w:r>
@@ -1164,6 +3582,10 @@
             <w:hideMark/>
           </w:tcPr>
           <w:p>
+            <w:pPr>
+              <w:spacing w:after="0" w:line="240" w:lineRule="auto"/>
+              <w:jc w:val="center"/>
+            </w:pPr>
             <w:r>
               <w:t>0</w:t>
             </w:r>
@@ -1188,6 +3610,10 @@
             <w:hideMark/>
           </w:tcPr>
           <w:p>
+            <w:pPr>
+              <w:spacing w:after="0" w:line="240" w:lineRule="auto"/>
+              <w:jc w:val="center"/>
+            </w:pPr>
             <w:r>
               <w:t>1</w:t>
             </w:r>
@@ -1217,6 +3643,10 @@
             <w:hideMark/>
           </w:tcPr>
           <w:p>
+            <w:pPr>
+              <w:spacing w:after="0" w:line="240" w:lineRule="auto"/>
+              <w:jc w:val="center"/>
+            </w:pPr>
             <w:r>
               <w:t>1</w:t>
             </w:r>
@@ -1241,6 +3671,10 @@
             <w:hideMark/>
           </w:tcPr>
           <w:p>
+            <w:pPr>
+              <w:spacing w:after="0" w:line="240" w:lineRule="auto"/>
+              <w:jc w:val="center"/>
+            </w:pPr>
             <w:r>
               <w:t>1</w:t>
             </w:r>
@@ -1265,6 +3699,10 @@
             <w:hideMark/>
           </w:tcPr>
           <w:p>
+            <w:pPr>
+              <w:spacing w:after="0" w:line="240" w:lineRule="auto"/>
+              <w:jc w:val="center"/>
+            </w:pPr>
             <w:r>
               <w:t>0</w:t>
             </w:r>
@@ -1289,6 +3727,10 @@
             <w:hideMark/>
           </w:tcPr>
           <w:p>
+            <w:pPr>
+              <w:spacing w:after="0" w:line="240" w:lineRule="auto"/>
+              <w:jc w:val="center"/>
+            </w:pPr>
             <w:r>
               <w:t>1</w:t>
             </w:r>
@@ -1313,6 +3755,10 @@
             <w:hideMark/>
           </w:tcPr>
           <w:p>
+            <w:pPr>
+              <w:spacing w:after="0" w:line="240" w:lineRule="auto"/>
+              <w:jc w:val="center"/>
+            </w:pPr>
             <w:r>
               <w:t>1</w:t>
             </w:r>
@@ -1343,44 +3789,224 @@
     <w:p>
       <w:r>
         <w:pict w14:anchorId="3928865A">
-          <v:rect id="_x0000_i1076" style="width:0;height:1.5pt" o:hralign="center" o:hrstd="t" o:hrnoshade="t" o:hr="t" fillcolor="gray" stroked="f"/>
+          <v:rect id="_x0000_i1028" style="width:0;height:1.5pt" o:hralign="center" o:hrstd="t" o:hrnoshade="t" o:hr="t" fillcolor="gray" stroked="f"/>
         </w:pict>
       </w:r>
     </w:p>
     <w:p>
       <w:pPr>
-        <w:rPr>
-          <w:b/>
-          <w:bCs/>
-        </w:rPr>
-      </w:pPr>
-      <w:r>
-        <w:rPr>
-          <w:b/>
-          <w:bCs/>
-        </w:rPr>
+        <w:pStyle w:val="Ttulo2"/>
+      </w:pPr>
+      <w:bookmarkStart w:id="9" w:name="_Toc223812923"/>
+      <w:r>
         <w:t>4. Portas Lógicas e Circuitos: A Teoria Ganha Corpo</w:t>
       </w:r>
+      <w:bookmarkEnd w:id="9"/>
     </w:p>
     <w:p>
       <w:r>
+        <w:rPr>
+          <w:noProof/>
+        </w:rPr>
+        <mc:AlternateContent>
+          <mc:Choice Requires="wps">
+            <w:drawing>
+              <wp:anchor distT="45720" distB="45720" distL="114300" distR="114300" simplePos="0" relativeHeight="251667456" behindDoc="0" locked="0" layoutInCell="1" allowOverlap="1" wp14:anchorId="47A2B5F7" wp14:editId="314802B1">
+                <wp:simplePos x="0" y="0"/>
+                <wp:positionH relativeFrom="column">
+                  <wp:posOffset>23495</wp:posOffset>
+                </wp:positionH>
+                <wp:positionV relativeFrom="paragraph">
+                  <wp:posOffset>3175</wp:posOffset>
+                </wp:positionV>
+                <wp:extent cx="2350770" cy="1882140"/>
+                <wp:effectExtent l="0" t="0" r="11430" b="22860"/>
+                <wp:wrapSquare wrapText="bothSides"/>
+                <wp:docPr id="1398229695" name="Caixa de Texto 2"/>
+                <wp:cNvGraphicFramePr>
+                  <a:graphicFrameLocks xmlns:a="http://schemas.openxmlformats.org/drawingml/2006/main"/>
+                </wp:cNvGraphicFramePr>
+                <a:graphic xmlns:a="http://schemas.openxmlformats.org/drawingml/2006/main">
+                  <a:graphicData uri="http://schemas.microsoft.com/office/word/2010/wordprocessingShape">
+                    <wps:wsp>
+                      <wps:cNvSpPr txBox="1">
+                        <a:spLocks noChangeArrowheads="1"/>
+                      </wps:cNvSpPr>
+                      <wps:spPr bwMode="auto">
+                        <a:xfrm>
+                          <a:off x="0" y="0"/>
+                          <a:ext cx="2350770" cy="1882140"/>
+                        </a:xfrm>
+                        <a:prstGeom prst="rect">
+                          <a:avLst/>
+                        </a:prstGeom>
+                        <a:solidFill>
+                          <a:srgbClr val="FFFFFF"/>
+                        </a:solidFill>
+                        <a:ln w="9525">
+                          <a:solidFill>
+                            <a:srgbClr val="000000"/>
+                          </a:solidFill>
+                          <a:miter lim="800000"/>
+                          <a:headEnd/>
+                          <a:tailEnd/>
+                        </a:ln>
+                      </wps:spPr>
+                      <wps:txbx>
+                        <w:txbxContent>
+                          <w:p>
+                            <w:r>
+                              <w:rPr>
+                                <w:noProof/>
+                              </w:rPr>
+                              <w:drawing>
+                                <wp:inline distT="0" distB="0" distL="0" distR="0" wp14:anchorId="3256C847" wp14:editId="080E48A5">
+                                  <wp:extent cx="2190998" cy="1753967"/>
+                                  <wp:effectExtent l="0" t="0" r="0" b="0"/>
+                                  <wp:docPr id="1056067496" name="Imagem 3" descr="transistor as a switch water analogy or diagram, AI generated"/>
+                                  <wp:cNvGraphicFramePr>
+                                    <a:graphicFrameLocks xmlns:a="http://schemas.openxmlformats.org/drawingml/2006/main" noChangeAspect="1"/>
+                                  </wp:cNvGraphicFramePr>
+                                  <a:graphic xmlns:a="http://schemas.openxmlformats.org/drawingml/2006/main">
+                                    <a:graphicData uri="http://schemas.openxmlformats.org/drawingml/2006/picture">
+                                      <pic:pic xmlns:pic="http://schemas.openxmlformats.org/drawingml/2006/picture">
+                                        <pic:nvPicPr>
+                                          <pic:cNvPr id="0" name="Picture 33" descr="transistor as a switch water analogy or diagram, AI generated"/>
+                                          <pic:cNvPicPr>
+                                            <a:picLocks noChangeAspect="1" noChangeArrowheads="1"/>
+                                          </pic:cNvPicPr>
+                                        </pic:nvPicPr>
+                                        <pic:blipFill>
+                                          <a:blip r:embed="rId13">
+                                            <a:extLst>
+                                              <a:ext uri="{28A0092B-C50C-407E-A947-70E740481C1C}">
+                                                <a14:useLocalDpi xmlns:a14="http://schemas.microsoft.com/office/drawing/2010/main" val="0"/>
+                                              </a:ext>
+                                            </a:extLst>
+                                          </a:blip>
+                                          <a:srcRect/>
+                                          <a:stretch>
+                                            <a:fillRect/>
+                                          </a:stretch>
+                                        </pic:blipFill>
+                                        <pic:spPr bwMode="auto">
+                                          <a:xfrm>
+                                            <a:off x="0" y="0"/>
+                                            <a:ext cx="2208418" cy="1767912"/>
+                                          </a:xfrm>
+                                          <a:prstGeom prst="rect">
+                                            <a:avLst/>
+                                          </a:prstGeom>
+                                          <a:noFill/>
+                                          <a:ln>
+                                            <a:noFill/>
+                                          </a:ln>
+                                        </pic:spPr>
+                                      </pic:pic>
+                                    </a:graphicData>
+                                  </a:graphic>
+                                </wp:inline>
+                              </w:drawing>
+                            </w:r>
+                          </w:p>
+                        </w:txbxContent>
+                      </wps:txbx>
+                      <wps:bodyPr rot="0" vert="horz" wrap="square" lIns="91440" tIns="45720" rIns="91440" bIns="45720" anchor="t" anchorCtr="0">
+                        <a:noAutofit/>
+                      </wps:bodyPr>
+                    </wps:wsp>
+                  </a:graphicData>
+                </a:graphic>
+                <wp14:sizeRelH relativeFrom="margin">
+                  <wp14:pctWidth>0</wp14:pctWidth>
+                </wp14:sizeRelH>
+                <wp14:sizeRelV relativeFrom="margin">
+                  <wp14:pctHeight>0</wp14:pctHeight>
+                </wp14:sizeRelV>
+              </wp:anchor>
+            </w:drawing>
+          </mc:Choice>
+          <mc:Fallback>
+            <w:pict>
+              <v:shape w14:anchorId="47A2B5F7" id="_x0000_s1031" type="#_x0000_t202" style="position:absolute;left:0;text-align:left;margin-left:1.85pt;margin-top:.25pt;width:185.1pt;height:148.2pt;z-index:251667456;visibility:visible;mso-wrap-style:square;mso-width-percent:0;mso-height-percent:0;mso-wrap-distance-left:9pt;mso-wrap-distance-top:3.6pt;mso-wrap-distance-right:9pt;mso-wrap-distance-bottom:3.6pt;mso-position-horizontal:absolute;mso-position-horizontal-relative:text;mso-position-vertical:absolute;mso-position-vertical-relative:text;mso-width-percent:0;mso-height-percent:0;mso-width-relative:margin;mso-height-relative:margin;v-text-anchor:top" o:gfxdata="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">
+                <v:textbox>
+                  <w:txbxContent>
+                    <w:p>
+                      <w:r>
+                        <w:rPr>
+                          <w:noProof/>
+                        </w:rPr>
+                        <w:drawing>
+                          <wp:inline distT="0" distB="0" distL="0" distR="0" wp14:anchorId="3256C847" wp14:editId="080E48A5">
+                            <wp:extent cx="2190998" cy="1753967"/>
+                            <wp:effectExtent l="0" t="0" r="0" b="0"/>
+                            <wp:docPr id="1056067496" name="Imagem 3" descr="transistor as a switch water analogy or diagram, AI generated"/>
+                            <wp:cNvGraphicFramePr>
+                              <a:graphicFrameLocks xmlns:a="http://schemas.openxmlformats.org/drawingml/2006/main" noChangeAspect="1"/>
+                            </wp:cNvGraphicFramePr>
+                            <a:graphic xmlns:a="http://schemas.openxmlformats.org/drawingml/2006/main">
+                              <a:graphicData uri="http://schemas.openxmlformats.org/drawingml/2006/picture">
+                                <pic:pic xmlns:pic="http://schemas.openxmlformats.org/drawingml/2006/picture">
+                                  <pic:nvPicPr>
+                                    <pic:cNvPr id="0" name="Picture 33" descr="transistor as a switch water analogy or diagram, AI generated"/>
+                                    <pic:cNvPicPr>
+                                      <a:picLocks noChangeAspect="1" noChangeArrowheads="1"/>
+                                    </pic:cNvPicPr>
+                                  </pic:nvPicPr>
+                                  <pic:blipFill>
+                                    <a:blip r:embed="rId13">
+                                      <a:extLst>
+                                        <a:ext uri="{28A0092B-C50C-407E-A947-70E740481C1C}">
+                                          <a14:useLocalDpi xmlns:a14="http://schemas.microsoft.com/office/drawing/2010/main" val="0"/>
+                                        </a:ext>
+                                      </a:extLst>
+                                    </a:blip>
+                                    <a:srcRect/>
+                                    <a:stretch>
+                                      <a:fillRect/>
+                                    </a:stretch>
+                                  </pic:blipFill>
+                                  <pic:spPr bwMode="auto">
+                                    <a:xfrm>
+                                      <a:off x="0" y="0"/>
+                                      <a:ext cx="2208418" cy="1767912"/>
+                                    </a:xfrm>
+                                    <a:prstGeom prst="rect">
+                                      <a:avLst/>
+                                    </a:prstGeom>
+                                    <a:noFill/>
+                                    <a:ln>
+                                      <a:noFill/>
+                                    </a:ln>
+                                  </pic:spPr>
+                                </pic:pic>
+                              </a:graphicData>
+                            </a:graphic>
+                          </wp:inline>
+                        </w:drawing>
+                      </w:r>
+                    </w:p>
+                  </w:txbxContent>
+                </v:textbox>
+                <w10:wrap type="square"/>
+              </v:shape>
+            </w:pict>
+          </mc:Fallback>
+        </mc:AlternateContent>
+      </w:r>
+      <w:r>
         <w:t>As portas lógicas são a implementação física da lógica booleana. Elas são construídas utilizando transistores (geralmente tecnologia CMOS), que atuam como chaves eletrônicas rápidas.</w:t>
       </w:r>
     </w:p>
     <w:p>
       <w:pPr>
-        <w:rPr>
-          <w:b/>
-          <w:bCs/>
-        </w:rPr>
-      </w:pPr>
-      <w:r>
-        <w:rPr>
-          <w:b/>
-          <w:bCs/>
-        </w:rPr>
+        <w:pStyle w:val="Ttulo3"/>
+      </w:pPr>
+      <w:bookmarkStart w:id="10" w:name="_Toc223812924"/>
+      <w:r>
         <w:t>4.1. O Circuito Integrado e a CPU</w:t>
       </w:r>
+      <w:bookmarkEnd w:id="10"/>
     </w:p>
     <w:p>
       <w:r>
@@ -1408,6 +4034,198 @@
         <w:rPr>
           <w:b/>
           <w:bCs/>
+          <w:noProof/>
+        </w:rPr>
+        <mc:AlternateContent>
+          <mc:Choice Requires="wps">
+            <w:drawing>
+              <wp:anchor distT="45720" distB="45720" distL="114300" distR="114300" simplePos="0" relativeHeight="251669504" behindDoc="0" locked="0" layoutInCell="1" allowOverlap="1" wp14:anchorId="6122ED97" wp14:editId="40814C8E">
+                <wp:simplePos x="0" y="0"/>
+                <wp:positionH relativeFrom="margin">
+                  <wp:align>right</wp:align>
+                </wp:positionH>
+                <wp:positionV relativeFrom="paragraph">
+                  <wp:posOffset>299868</wp:posOffset>
+                </wp:positionV>
+                <wp:extent cx="2944495" cy="2345055"/>
+                <wp:effectExtent l="0" t="0" r="27305" b="17145"/>
+                <wp:wrapSquare wrapText="bothSides"/>
+                <wp:docPr id="351140566" name="Caixa de Texto 2"/>
+                <wp:cNvGraphicFramePr>
+                  <a:graphicFrameLocks xmlns:a="http://schemas.openxmlformats.org/drawingml/2006/main"/>
+                </wp:cNvGraphicFramePr>
+                <a:graphic xmlns:a="http://schemas.openxmlformats.org/drawingml/2006/main">
+                  <a:graphicData uri="http://schemas.microsoft.com/office/word/2010/wordprocessingShape">
+                    <wps:wsp>
+                      <wps:cNvSpPr txBox="1">
+                        <a:spLocks noChangeArrowheads="1"/>
+                      </wps:cNvSpPr>
+                      <wps:spPr bwMode="auto">
+                        <a:xfrm>
+                          <a:off x="0" y="0"/>
+                          <a:ext cx="2944495" cy="2345055"/>
+                        </a:xfrm>
+                        <a:prstGeom prst="rect">
+                          <a:avLst/>
+                        </a:prstGeom>
+                        <a:solidFill>
+                          <a:srgbClr val="FFFFFF"/>
+                        </a:solidFill>
+                        <a:ln w="9525">
+                          <a:solidFill>
+                            <a:srgbClr val="000000"/>
+                          </a:solidFill>
+                          <a:miter lim="800000"/>
+                          <a:headEnd/>
+                          <a:tailEnd/>
+                        </a:ln>
+                      </wps:spPr>
+                      <wps:txbx>
+                        <w:txbxContent>
+                          <w:p>
+                            <w:r>
+                              <w:rPr>
+                                <w:noProof/>
+                              </w:rPr>
+                              <w:drawing>
+                                <wp:inline distT="0" distB="0" distL="0" distR="0" wp14:anchorId="01293CC7" wp14:editId="048610BE">
+                                  <wp:extent cx="2781426" cy="2226624"/>
+                                  <wp:effectExtent l="0" t="0" r="0" b="2540"/>
+                                  <wp:docPr id="823999633" name="Imagem 4" descr="digital logic circuit diagram with multiple gates, AI generated"/>
+                                  <wp:cNvGraphicFramePr>
+                                    <a:graphicFrameLocks xmlns:a="http://schemas.openxmlformats.org/drawingml/2006/main" noChangeAspect="1"/>
+                                  </wp:cNvGraphicFramePr>
+                                  <a:graphic xmlns:a="http://schemas.openxmlformats.org/drawingml/2006/main">
+                                    <a:graphicData uri="http://schemas.openxmlformats.org/drawingml/2006/picture">
+                                      <pic:pic xmlns:pic="http://schemas.openxmlformats.org/drawingml/2006/picture">
+                                        <pic:nvPicPr>
+                                          <pic:cNvPr id="0" name="Picture 35" descr="digital logic circuit diagram with multiple gates, AI generated"/>
+                                          <pic:cNvPicPr>
+                                            <a:picLocks noChangeAspect="1" noChangeArrowheads="1"/>
+                                          </pic:cNvPicPr>
+                                        </pic:nvPicPr>
+                                        <pic:blipFill>
+                                          <a:blip r:embed="rId14">
+                                            <a:extLst>
+                                              <a:ext uri="{28A0092B-C50C-407E-A947-70E740481C1C}">
+                                                <a14:useLocalDpi xmlns:a14="http://schemas.microsoft.com/office/drawing/2010/main" val="0"/>
+                                              </a:ext>
+                                            </a:extLst>
+                                          </a:blip>
+                                          <a:srcRect/>
+                                          <a:stretch>
+                                            <a:fillRect/>
+                                          </a:stretch>
+                                        </pic:blipFill>
+                                        <pic:spPr bwMode="auto">
+                                          <a:xfrm>
+                                            <a:off x="0" y="0"/>
+                                            <a:ext cx="2788875" cy="2232587"/>
+                                          </a:xfrm>
+                                          <a:prstGeom prst="rect">
+                                            <a:avLst/>
+                                          </a:prstGeom>
+                                          <a:noFill/>
+                                          <a:ln>
+                                            <a:noFill/>
+                                          </a:ln>
+                                        </pic:spPr>
+                                      </pic:pic>
+                                    </a:graphicData>
+                                  </a:graphic>
+                                </wp:inline>
+                              </w:drawing>
+                            </w:r>
+                          </w:p>
+                        </w:txbxContent>
+                      </wps:txbx>
+                      <wps:bodyPr rot="0" vert="horz" wrap="square" lIns="91440" tIns="45720" rIns="91440" bIns="45720" anchor="t" anchorCtr="0">
+                        <a:noAutofit/>
+                      </wps:bodyPr>
+                    </wps:wsp>
+                  </a:graphicData>
+                </a:graphic>
+                <wp14:sizeRelH relativeFrom="margin">
+                  <wp14:pctWidth>0</wp14:pctWidth>
+                </wp14:sizeRelH>
+                <wp14:sizeRelV relativeFrom="margin">
+                  <wp14:pctHeight>0</wp14:pctHeight>
+                </wp14:sizeRelV>
+              </wp:anchor>
+            </w:drawing>
+          </mc:Choice>
+          <mc:Fallback>
+            <w:pict>
+              <v:shape w14:anchorId="6122ED97" id="_x0000_s1032" type="#_x0000_t202" style="position:absolute;left:0;text-align:left;margin-left:180.65pt;margin-top:23.6pt;width:231.85pt;height:184.65pt;z-index:251669504;visibility:visible;mso-wrap-style:square;mso-width-percent:0;mso-height-percent:0;mso-wrap-distance-left:9pt;mso-wrap-distance-top:3.6pt;mso-wrap-distance-right:9pt;mso-wrap-distance-bottom:3.6pt;mso-position-horizontal:right;mso-position-horizontal-relative:margin;mso-position-vertical:absolute;mso-position-vertical-relative:text;mso-width-percent:0;mso-height-percent:0;mso-width-relative:margin;mso-height-relative:margin;v-text-anchor:top" o:gfxdata="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">
+                <v:textbox>
+                  <w:txbxContent>
+                    <w:p>
+                      <w:r>
+                        <w:rPr>
+                          <w:noProof/>
+                        </w:rPr>
+                        <w:drawing>
+                          <wp:inline distT="0" distB="0" distL="0" distR="0" wp14:anchorId="01293CC7" wp14:editId="048610BE">
+                            <wp:extent cx="2781426" cy="2226624"/>
+                            <wp:effectExtent l="0" t="0" r="0" b="2540"/>
+                            <wp:docPr id="823999633" name="Imagem 4" descr="digital logic circuit diagram with multiple gates, AI generated"/>
+                            <wp:cNvGraphicFramePr>
+                              <a:graphicFrameLocks xmlns:a="http://schemas.openxmlformats.org/drawingml/2006/main" noChangeAspect="1"/>
+                            </wp:cNvGraphicFramePr>
+                            <a:graphic xmlns:a="http://schemas.openxmlformats.org/drawingml/2006/main">
+                              <a:graphicData uri="http://schemas.openxmlformats.org/drawingml/2006/picture">
+                                <pic:pic xmlns:pic="http://schemas.openxmlformats.org/drawingml/2006/picture">
+                                  <pic:nvPicPr>
+                                    <pic:cNvPr id="0" name="Picture 35" descr="digital logic circuit diagram with multiple gates, AI generated"/>
+                                    <pic:cNvPicPr>
+                                      <a:picLocks noChangeAspect="1" noChangeArrowheads="1"/>
+                                    </pic:cNvPicPr>
+                                  </pic:nvPicPr>
+                                  <pic:blipFill>
+                                    <a:blip r:embed="rId14">
+                                      <a:extLst>
+                                        <a:ext uri="{28A0092B-C50C-407E-A947-70E740481C1C}">
+                                          <a14:useLocalDpi xmlns:a14="http://schemas.microsoft.com/office/drawing/2010/main" val="0"/>
+                                        </a:ext>
+                                      </a:extLst>
+                                    </a:blip>
+                                    <a:srcRect/>
+                                    <a:stretch>
+                                      <a:fillRect/>
+                                    </a:stretch>
+                                  </pic:blipFill>
+                                  <pic:spPr bwMode="auto">
+                                    <a:xfrm>
+                                      <a:off x="0" y="0"/>
+                                      <a:ext cx="2788875" cy="2232587"/>
+                                    </a:xfrm>
+                                    <a:prstGeom prst="rect">
+                                      <a:avLst/>
+                                    </a:prstGeom>
+                                    <a:noFill/>
+                                    <a:ln>
+                                      <a:noFill/>
+                                    </a:ln>
+                                  </pic:spPr>
+                                </pic:pic>
+                              </a:graphicData>
+                            </a:graphic>
+                          </wp:inline>
+                        </w:drawing>
+                      </w:r>
+                    </w:p>
+                  </w:txbxContent>
+                </v:textbox>
+                <w10:wrap type="square" anchorx="margin"/>
+              </v:shape>
+            </w:pict>
+          </mc:Fallback>
+        </mc:AlternateContent>
+      </w:r>
+      <w:r>
+        <w:rPr>
+          <w:b/>
+          <w:bCs/>
         </w:rPr>
         <w:t>Circuitos Combinatórios:</w:t>
       </w:r>
@@ -1435,18 +4253,13 @@
     </w:p>
     <w:p>
       <w:pPr>
-        <w:rPr>
-          <w:b/>
-          <w:bCs/>
-        </w:rPr>
-      </w:pPr>
-      <w:r>
-        <w:rPr>
-          <w:b/>
-          <w:bCs/>
-        </w:rPr>
+        <w:pStyle w:val="Ttulo3"/>
+      </w:pPr>
+      <w:bookmarkStart w:id="11" w:name="_Toc223812925"/>
+      <w:r>
         <w:t>4.2. Da Lógica ao Bit de Dados</w:t>
       </w:r>
+      <w:bookmarkEnd w:id="11"/>
     </w:p>
     <w:p>
       <w:r>
@@ -1456,28 +4269,22 @@
     <w:p>
       <w:r>
         <w:pict w14:anchorId="62B6F15A">
-          <v:rect id="_x0000_i1077" style="width:0;height:1.5pt" o:hralign="center" o:hrstd="t" o:hrnoshade="t" o:hr="t" fillcolor="gray" stroked="f"/>
+          <v:rect id="_x0000_i1029" style="width:0;height:1.5pt" o:hralign="center" o:hrstd="t" o:hrnoshade="t" o:hr="t" fillcolor="gray" stroked="f"/>
         </w:pict>
       </w:r>
     </w:p>
     <w:p>
       <w:pPr>
-        <w:rPr>
-          <w:b/>
-          <w:bCs/>
-        </w:rPr>
-      </w:pPr>
-      <w:r>
-        <w:rPr>
-          <w:b/>
-          <w:bCs/>
-        </w:rPr>
+        <w:pStyle w:val="Ttulo2"/>
+      </w:pPr>
+      <w:bookmarkStart w:id="12" w:name="_Toc223812926"/>
+      <w:r>
         <w:t>5. Aplicação Prática: Lógica em Segurança e Perícia</w:t>
       </w:r>
+      <w:bookmarkEnd w:id="12"/>
     </w:p>
     <w:p>
       <w:r>
-        <w:lastRenderedPageBreak/>
         <w:t xml:space="preserve">Como Dr. em Administração e Analista, é fundamental conectar este tema à </w:t>
       </w:r>
       <w:r>
@@ -1503,6 +4310,7 @@
           <w:b/>
           <w:bCs/>
         </w:rPr>
+        <w:lastRenderedPageBreak/>
         <w:t xml:space="preserve">Máscaras de </w:t>
       </w:r>
       <w:proofErr w:type="spellStart"/>
@@ -1537,18 +4345,13 @@
     </w:p>
     <w:p>
       <w:pPr>
-        <w:rPr>
-          <w:b/>
-          <w:bCs/>
-        </w:rPr>
-      </w:pPr>
-      <w:r>
-        <w:rPr>
-          <w:b/>
-          <w:bCs/>
-        </w:rPr>
+        <w:pStyle w:val="Ttulo3"/>
+      </w:pPr>
+      <w:bookmarkStart w:id="13" w:name="_Toc223812927"/>
+      <w:r>
         <w:t>Perícia Forense e Recuperação de Dados</w:t>
       </w:r>
+      <w:bookmarkEnd w:id="13"/>
     </w:p>
     <w:p>
       <w:r>
@@ -1568,24 +4371,19 @@
     <w:p>
       <w:r>
         <w:pict w14:anchorId="1F55EE8D">
-          <v:rect id="_x0000_i1078" style="width:0;height:1.5pt" o:hralign="center" o:hrstd="t" o:hrnoshade="t" o:hr="t" fillcolor="gray" stroked="f"/>
+          <v:rect id="_x0000_i1030" style="width:0;height:1.5pt" o:hralign="center" o:hrstd="t" o:hrnoshade="t" o:hr="t" fillcolor="gray" stroked="f"/>
         </w:pict>
       </w:r>
     </w:p>
     <w:p>
       <w:pPr>
-        <w:rPr>
-          <w:b/>
-          <w:bCs/>
-        </w:rPr>
-      </w:pPr>
-      <w:r>
-        <w:rPr>
-          <w:b/>
-          <w:bCs/>
-        </w:rPr>
+        <w:pStyle w:val="Ttulo2"/>
+      </w:pPr>
+      <w:bookmarkStart w:id="14" w:name="_Toc223812928"/>
+      <w:r>
         <w:t>6. Conclusão da Base Teórica</w:t>
       </w:r>
+      <w:bookmarkEnd w:id="14"/>
     </w:p>
     <w:p>
       <w:r>
@@ -1610,126 +4408,8 @@
     <w:p>
       <w:r>
         <w:pict w14:anchorId="3EAD5D6E">
-          <v:rect id="_x0000_i1079" style="width:0;height:1.5pt" o:hralign="center" o:hrstd="t" o:hrnoshade="t" o:hr="t" fillcolor="gray" stroked="f"/>
+          <v:rect id="_x0000_i1031" style="width:0;height:1.5pt" o:hralign="center" o:hrstd="t" o:hrnoshade="t" o:hr="t" fillcolor="gray" stroked="f"/>
         </w:pict>
-      </w:r>
-    </w:p>
-    <w:p>
-      <w:pPr>
-        <w:rPr>
-          <w:b/>
-          <w:bCs/>
-        </w:rPr>
-      </w:pPr>
-      <w:r>
-        <w:rPr>
-          <w:rFonts w:ascii="Segoe UI Emoji" w:hAnsi="Segoe UI Emoji" w:cs="Segoe UI Emoji"/>
-          <w:b/>
-          <w:bCs/>
-        </w:rPr>
-        <w:t>📌</w:t>
-      </w:r>
-      <w:r>
-        <w:rPr>
-          <w:b/>
-          <w:bCs/>
-        </w:rPr>
-        <w:t xml:space="preserve"> Próximos Passos para a Aula:</w:t>
-      </w:r>
-    </w:p>
-    <w:p>
-      <w:pPr>
-        <w:numPr>
-          <w:ilvl w:val="0"/>
-          <w:numId w:val="5"/>
-        </w:numPr>
-      </w:pPr>
-      <w:r>
-        <w:rPr>
-          <w:b/>
-          <w:bCs/>
-        </w:rPr>
-        <w:t>Atividade de Fixação:</w:t>
-      </w:r>
-      <w:r>
-        <w:t xml:space="preserve"> Vamos construir tabelas verdade para expressões compostas como $S = \</w:t>
-      </w:r>
-      <w:proofErr w:type="spellStart"/>
-      <w:r>
-        <w:t>overline</w:t>
-      </w:r>
-      <w:proofErr w:type="spellEnd"/>
-      <w:r>
-        <w:t>{(A \</w:t>
-      </w:r>
-      <w:proofErr w:type="spellStart"/>
-      <w:r>
-        <w:t>cdot</w:t>
-      </w:r>
-      <w:proofErr w:type="spellEnd"/>
-      <w:r>
-        <w:t xml:space="preserve"> B)} + C$.</w:t>
-      </w:r>
-    </w:p>
-    <w:p>
-      <w:pPr>
-        <w:numPr>
-          <w:ilvl w:val="0"/>
-          <w:numId w:val="5"/>
-        </w:numPr>
-      </w:pPr>
-      <w:r>
-        <w:rPr>
-          <w:b/>
-          <w:bCs/>
-        </w:rPr>
-        <w:t>Laboratório Digital:</w:t>
-      </w:r>
-      <w:r>
-        <w:t xml:space="preserve"> Utilizaremos simuladores de circuitos para visualizar o fluxo de elétrons através das portas lógicas.</w:t>
-      </w:r>
-    </w:p>
-    <w:p>
-      <w:pPr>
-        <w:numPr>
-          <w:ilvl w:val="0"/>
-          <w:numId w:val="5"/>
-        </w:numPr>
-      </w:pPr>
-      <w:r>
-        <w:rPr>
-          <w:b/>
-          <w:bCs/>
-        </w:rPr>
-        <w:t>Análise de Caso:</w:t>
-      </w:r>
-      <w:r>
-        <w:t xml:space="preserve"> Como a falha em uma única porta lógica pode comprometer a segurança de uma criptografia RSA?</w:t>
-      </w:r>
-    </w:p>
-    <w:p>
-      <w:r>
-        <w:rPr>
-          <w:b/>
-          <w:bCs/>
-        </w:rPr>
-        <w:t xml:space="preserve">Dr. Lincoln, este conteúdo atende à densidade necessária para o início da sua aula de hoje? Gostaria que eu incluísse mais exemplos de circuitos complexos ou focasse na simplificação de expressões via Mapa de </w:t>
-      </w:r>
-      <w:proofErr w:type="spellStart"/>
-      <w:r>
-        <w:rPr>
-          <w:b/>
-          <w:bCs/>
-        </w:rPr>
-        <w:t>Karnaugh</w:t>
-      </w:r>
-      <w:proofErr w:type="spellEnd"/>
-      <w:r>
-        <w:rPr>
-          <w:b/>
-          <w:bCs/>
-        </w:rPr>
-        <w:t>?</w:t>
       </w:r>
     </w:p>
     <w:p>
@@ -1788,15 +4468,7 @@
         <w:t>01. Abertura:</w:t>
       </w:r>
       <w:r>
-        <w:t xml:space="preserve"> George </w:t>
-      </w:r>
-      <w:proofErr w:type="spellStart"/>
-      <w:r>
-        <w:t>Boole</w:t>
-      </w:r>
-      <w:proofErr w:type="spellEnd"/>
-      <w:r>
-        <w:t xml:space="preserve"> e a Gênese do Pensamento Binário</w:t>
+        <w:t xml:space="preserve"> George Boole e a Gênese do Pensamento Binário</w:t>
       </w:r>
     </w:p>
     <w:p>
@@ -2005,193 +4677,13 @@
         <w:t xml:space="preserve"> Métrica de Aprendizado (GA4) e Orientações para o Laboratório</w:t>
       </w:r>
     </w:p>
-    <w:p>
-      <w:r>
-        <w:drawing>
-          <wp:inline distT="0" distB="0" distL="0" distR="0" wp14:anchorId="239FE954" wp14:editId="7197B2B3">
-            <wp:extent cx="5905500" cy="3931920"/>
-            <wp:effectExtent l="0" t="0" r="0" b="0"/>
-            <wp:docPr id="663924762" name="Imagem 8" descr="basic logic gates symbols AND OR NOT and their truth tables, AI generated"/>
-            <wp:cNvGraphicFramePr>
-              <a:graphicFrameLocks xmlns:a="http://schemas.openxmlformats.org/drawingml/2006/main" noChangeAspect="1"/>
-            </wp:cNvGraphicFramePr>
-            <a:graphic xmlns:a="http://schemas.openxmlformats.org/drawingml/2006/main">
-              <a:graphicData uri="http://schemas.openxmlformats.org/drawingml/2006/picture">
-                <pic:pic xmlns:pic="http://schemas.openxmlformats.org/drawingml/2006/picture">
-                  <pic:nvPicPr>
-                    <pic:cNvPr id="0" name="Picture 215" descr="basic logic gates symbols AND OR NOT and their truth tables, AI generated"/>
-                    <pic:cNvPicPr>
-                      <a:picLocks noChangeAspect="1" noChangeArrowheads="1"/>
-                    </pic:cNvPicPr>
-                  </pic:nvPicPr>
-                  <pic:blipFill>
-                    <a:blip r:embed="rId6" cstate="print">
-                      <a:extLst>
-                        <a:ext uri="{28A0092B-C50C-407E-A947-70E740481C1C}">
-                          <a14:useLocalDpi xmlns:a14="http://schemas.microsoft.com/office/drawing/2010/main" val="0"/>
-                        </a:ext>
-                      </a:extLst>
-                    </a:blip>
-                    <a:srcRect/>
-                    <a:stretch>
-                      <a:fillRect/>
-                    </a:stretch>
-                  </pic:blipFill>
-                  <pic:spPr bwMode="auto">
-                    <a:xfrm>
-                      <a:off x="0" y="0"/>
-                      <a:ext cx="5905500" cy="3931920"/>
-                    </a:xfrm>
-                    <a:prstGeom prst="rect">
-                      <a:avLst/>
-                    </a:prstGeom>
-                    <a:noFill/>
-                    <a:ln>
-                      <a:noFill/>
-                    </a:ln>
-                  </pic:spPr>
-                </pic:pic>
-              </a:graphicData>
-            </a:graphic>
-          </wp:inline>
-        </w:drawing>
-      </w:r>
-    </w:p>
-    <w:p>
-      <w:proofErr w:type="spellStart"/>
-      <w:r>
-        <w:t>Shutterstock</w:t>
-      </w:r>
-      <w:proofErr w:type="spellEnd"/>
-    </w:p>
-    <w:p>
-      <w:r>
-        <w:t xml:space="preserve">Explore </w:t>
-      </w:r>
-    </w:p>
-    <w:p>
-      <w:r>
-        <w:lastRenderedPageBreak/>
-        <w:pict w14:anchorId="48C707B8">
-          <v:rect id="_x0000_i1240" style="width:0;height:1.5pt" o:hralign="center" o:hrstd="t" o:hrnoshade="t" o:hr="t" fillcolor="gray" stroked="f"/>
-        </w:pict>
-      </w:r>
-    </w:p>
-    <w:p>
-      <w:pPr>
-        <w:rPr>
-          <w:b/>
-          <w:bCs/>
-        </w:rPr>
-      </w:pPr>
-      <w:r>
-        <w:rPr>
-          <w:b/>
-          <w:bCs/>
-        </w:rPr>
-        <w:t>Notas para sua Apresentação:</w:t>
-      </w:r>
-    </w:p>
-    <w:p>
-      <w:pPr>
-        <w:numPr>
-          <w:ilvl w:val="0"/>
-          <w:numId w:val="17"/>
-        </w:numPr>
-      </w:pPr>
-      <w:r>
-        <w:rPr>
-          <w:b/>
-          <w:bCs/>
-        </w:rPr>
-        <w:t>Tempo Sugerido:</w:t>
-      </w:r>
-      <w:r>
-        <w:t xml:space="preserve"> Recomendo dedicar os primeiros 50 minutos aos itens 01-05 (fundamentação), garantindo que a base esteja sólida antes do intervalo.</w:t>
-      </w:r>
-    </w:p>
-    <w:p>
-      <w:pPr>
-        <w:numPr>
-          <w:ilvl w:val="0"/>
-          <w:numId w:val="17"/>
-        </w:numPr>
-      </w:pPr>
-      <w:r>
-        <w:rPr>
-          <w:b/>
-          <w:bCs/>
-        </w:rPr>
-        <w:t>Conexão Bibliográfica:</w:t>
-      </w:r>
-      <w:r>
-        <w:t xml:space="preserve"> Em seus slides, cite </w:t>
-      </w:r>
-      <w:r>
-        <w:rPr>
-          <w:b/>
-          <w:bCs/>
-        </w:rPr>
-        <w:t>Monteiro (2007)</w:t>
-      </w:r>
-      <w:r>
-        <w:t xml:space="preserve"> ao falar das portas lógicas (item 08) e </w:t>
-      </w:r>
-      <w:r>
-        <w:rPr>
-          <w:b/>
-          <w:bCs/>
-        </w:rPr>
-        <w:t>Delgado &amp; Ribeiro (2017)</w:t>
-      </w:r>
-      <w:r>
-        <w:t xml:space="preserve"> ao discutir as aplicações práticas e segurança (item 10).</w:t>
-      </w:r>
-    </w:p>
-    <w:p>
-      <w:pPr>
-        <w:numPr>
-          <w:ilvl w:val="0"/>
-          <w:numId w:val="17"/>
-        </w:numPr>
-      </w:pPr>
-      <w:r>
-        <w:rPr>
-          <w:b/>
-          <w:bCs/>
-        </w:rPr>
-        <w:t>Ponto de Perícia:</w:t>
-      </w:r>
-      <w:r>
-        <w:t xml:space="preserve"> No item 10, reforce como a lógica booleana é a ferramenta do perito para identificar </w:t>
-      </w:r>
-      <w:proofErr w:type="spellStart"/>
-      <w:r>
-        <w:rPr>
-          <w:i/>
-          <w:iCs/>
-        </w:rPr>
-        <w:t>backdoors</w:t>
-      </w:r>
-      <w:proofErr w:type="spellEnd"/>
-      <w:r>
-        <w:t xml:space="preserve"> em circuitos de hardware.</w:t>
-      </w:r>
-    </w:p>
-    <w:p>
-      <w:r>
-        <w:rPr>
-          <w:b/>
-          <w:bCs/>
-        </w:rPr>
-        <w:t>Deseja que eu elabore o código HTML de um slide específico desta agenda (como o da Tabela Verdade ou de Portas Lógicas) no padrão de 1500px?</w:t>
-      </w:r>
-    </w:p>
     <w:p/>
     <w:sectPr>
       <w:pgSz w:w="11906" w:h="16838"/>
       <w:pgMar w:top="720" w:right="720" w:bottom="720" w:left="720" w:header="708" w:footer="708" w:gutter="0"/>
+      <w:pgNumType w:start="0"/>
       <w:cols w:space="708"/>
+      <w:titlePg/>
       <w:docGrid w:linePitch="360"/>
     </w:sectPr>
   </w:body>
@@ -4689,6 +7181,1211 @@
         <w:sz w:val="24"/>
         <w:szCs w:val="24"/>
         <w:lang w:val="pt-BR" w:eastAsia="en-US" w:bidi="ar-SA"/>
+        <w14:ligatures w14:val="standardContextual"/>
+      </w:rPr>
+    </w:rPrDefault>
+    <w:pPrDefault>
+      <w:pPr>
+        <w:spacing w:after="160" w:line="278" w:lineRule="auto"/>
+      </w:pPr>
+    </w:pPrDefault>
+  </w:docDefaults>
+  <w:latentStyles w:defLockedState="0" w:defUIPriority="99" w:defSemiHidden="0" w:defUnhideWhenUsed="0" w:defQFormat="0" w:count="376">
+    <w:lsdException w:name="Normal" w:uiPriority="0" w:qFormat="1"/>
+    <w:lsdException w:name="heading 1" w:uiPriority="9" w:qFormat="1"/>
+    <w:lsdException w:name="heading 2" w:semiHidden="1" w:uiPriority="9" w:unhideWhenUsed="1" w:qFormat="1"/>
+    <w:lsdException w:name="heading 3" w:semiHidden="1" w:uiPriority="9" w:unhideWhenUsed="1" w:qFormat="1"/>
+    <w:lsdException w:name="heading 4" w:semiHidden="1" w:uiPriority="9" w:unhideWhenUsed="1" w:qFormat="1"/>
+    <w:lsdException w:name="heading 5" w:semiHidden="1" w:uiPriority="9" w:unhideWhenUsed="1" w:qFormat="1"/>
+    <w:lsdException w:name="heading 6" w:semiHidden="1" w:uiPriority="9" w:unhideWhenUsed="1" w:qFormat="1"/>
+    <w:lsdException w:name="heading 7" w:semiHidden="1" w:uiPriority="9" w:unhideWhenUsed="1" w:qFormat="1"/>
+    <w:lsdException w:name="heading 8" w:semiHidden="1" w:uiPriority="9" w:unhideWhenUsed="1" w:qFormat="1"/>
+    <w:lsdException w:name="heading 9" w:semiHidden="1" w:uiPriority="9" w:unhideWhenUsed="1" w:qFormat="1"/>
+    <w:lsdException w:name="index 1" w:semiHidden="1" w:unhideWhenUsed="1"/>
+    <w:lsdException w:name="index 2" w:semiHidden="1" w:unhideWhenUsed="1"/>
+    <w:lsdException w:name="index 3" w:semiHidden="1" w:unhideWhenUsed="1"/>
+    <w:lsdException w:name="index 4" w:semiHidden="1" w:unhideWhenUsed="1"/>
+    <w:lsdException w:name="index 5" w:semiHidden="1" w:unhideWhenUsed="1"/>
+    <w:lsdException w:name="index 6" w:semiHidden="1" w:unhideWhenUsed="1"/>
+    <w:lsdException w:name="index 7" w:semiHidden="1" w:unhideWhenUsed="1"/>
+    <w:lsdException w:name="index 8" w:semiHidden="1" w:unhideWhenUsed="1"/>
+    <w:lsdException w:name="index 9" w:semiHidden="1" w:unhideWhenUsed="1"/>
+    <w:lsdException w:name="toc 1" w:semiHidden="1" w:uiPriority="39" w:unhideWhenUsed="1"/>
+    <w:lsdException w:name="toc 2" w:semiHidden="1" w:uiPriority="39" w:unhideWhenUsed="1"/>
+    <w:lsdException w:name="toc 3" w:semiHidden="1" w:uiPriority="39" w:unhideWhenUsed="1"/>
+    <w:lsdException w:name="toc 4" w:semiHidden="1" w:uiPriority="39" w:unhideWhenUsed="1"/>
+    <w:lsdException w:name="toc 5" w:semiHidden="1" w:uiPriority="39" w:unhideWhenUsed="1"/>
+    <w:lsdException w:name="toc 6" w:semiHidden="1" w:uiPriority="39" w:unhideWhenUsed="1"/>
+    <w:lsdException w:name="toc 7" w:semiHidden="1" w:uiPriority="39" w:unhideWhenUsed="1"/>
+    <w:lsdException w:name="toc 8" w:semiHidden="1" w:uiPriority="39" w:unhideWhenUsed="1"/>
+    <w:lsdException w:name="toc 9" w:semiHidden="1" w:uiPriority="39" w:unhideWhenUsed="1"/>
+    <w:lsdException w:name="Normal Indent" w:semiHidden="1" w:unhideWhenUsed="1"/>
+    <w:lsdException w:name="footnote text" w:semiHidden="1" w:unhideWhenUsed="1"/>
+    <w:lsdException w:name="annotation text" w:semiHidden="1" w:unhideWhenUsed="1"/>
+    <w:lsdException w:name="header" w:semiHidden="1" w:unhideWhenUsed="1"/>
+    <w:lsdException w:name="footer" w:semiHidden="1" w:unhideWhenUsed="1"/>
+    <w:lsdException w:name="index heading" w:semiHidden="1" w:unhideWhenUsed="1"/>
+    <w:lsdException w:name="caption" w:semiHidden="1" w:uiPriority="35" w:unhideWhenUsed="1" w:qFormat="1"/>
+    <w:lsdException w:name="table of figures" w:semiHidden="1" w:unhideWhenUsed="1"/>
+    <w:lsdException w:name="envelope address" w:semiHidden="1" w:unhideWhenUsed="1"/>
+    <w:lsdException w:name="envelope return" w:semiHidden="1" w:unhideWhenUsed="1"/>
+    <w:lsdException w:name="footnote reference" w:semiHidden="1" w:unhideWhenUsed="1"/>
+    <w:lsdException w:name="annotation reference" w:semiHidden="1" w:unhideWhenUsed="1"/>
+    <w:lsdException w:name="line number" w:semiHidden="1" w:unhideWhenUsed="1"/>
+    <w:lsdException w:name="page number" w:semiHidden="1" w:unhideWhenUsed="1"/>
+    <w:lsdException w:name="endnote reference" w:semiHidden="1" w:unhideWhenUsed="1"/>
+    <w:lsdException w:name="endnote text" w:semiHidden="1" w:unhideWhenUsed="1"/>
+    <w:lsdException w:name="table of authorities" w:semiHidden="1" w:unhideWhenUsed="1"/>
+    <w:lsdException w:name="macro" w:semiHidden="1" w:unhideWhenUsed="1"/>
+    <w:lsdException w:name="toa heading" w:semiHidden="1" w:unhideWhenUsed="1"/>
+    <w:lsdException w:name="List" w:semiHidden="1" w:unhideWhenUsed="1"/>
+    <w:lsdException w:name="List Bullet" w:semiHidden="1" w:unhideWhenUsed="1"/>
+    <w:lsdException w:name="List Number" w:semiHidden="1" w:unhideWhenUsed="1"/>
+    <w:lsdException w:name="List 2" w:semiHidden="1" w:unhideWhenUsed="1"/>
+    <w:lsdException w:name="List 3" w:semiHidden="1" w:unhideWhenUsed="1"/>
+    <w:lsdException w:name="List 4" w:semiHidden="1" w:unhideWhenUsed="1"/>
+    <w:lsdException w:name="List 5" w:semiHidden="1" w:unhideWhenUsed="1"/>
+    <w:lsdException w:name="List Bullet 2" w:semiHidden="1" w:unhideWhenUsed="1"/>
+    <w:lsdException w:name="List Bullet 3" w:semiHidden="1" w:unhideWhenUsed="1"/>
+    <w:lsdException w:name="List Bullet 4" w:semiHidden="1" w:unhideWhenUsed="1"/>
+    <w:lsdException w:name="List Bullet 5" w:semiHidden="1" w:unhideWhenUsed="1"/>
+    <w:lsdException w:name="List Number 2" w:semiHidden="1" w:unhideWhenUsed="1"/>
+    <w:lsdException w:name="List Number 3" w:semiHidden="1" w:unhideWhenUsed="1"/>
+    <w:lsdException w:name="List Number 4" w:semiHidden="1" w:unhideWhenUsed="1"/>
+    <w:lsdException w:name="List Number 5" w:semiHidden="1" w:unhideWhenUsed="1"/>
+    <w:lsdException w:name="Title" w:uiPriority="10" w:qFormat="1"/>
+    <w:lsdException w:name="Closing" w:semiHidden="1" w:unhideWhenUsed="1"/>
+    <w:lsdException w:name="Signature" w:semiHidden="1" w:unhideWhenUsed="1"/>
+    <w:lsdException w:name="Default Paragraph Font" w:semiHidden="1" w:uiPriority="1" w:unhideWhenUsed="1"/>
+    <w:lsdException w:name="Body Text" w:semiHidden="1" w:unhideWhenUsed="1"/>
+    <w:lsdException w:name="Body Text Indent" w:semiHidden="1" w:unhideWhenUsed="1"/>
+    <w:lsdException w:name="List Continue" w:semiHidden="1" w:unhideWhenUsed="1"/>
+    <w:lsdException w:name="List Continue 2" w:semiHidden="1" w:unhideWhenUsed="1"/>
+    <w:lsdException w:name="List Continue 3" w:semiHidden="1" w:unhideWhenUsed="1"/>
+    <w:lsdException w:name="List Continue 4" w:semiHidden="1" w:unhideWhenUsed="1"/>
+    <w:lsdException w:name="List Continue 5" w:semiHidden="1" w:unhideWhenUsed="1"/>
+    <w:lsdException w:name="Message Header" w:semiHidden="1" w:unhideWhenUsed="1"/>
+    <w:lsdException w:name="Subtitle" w:uiPriority="11" w:qFormat="1"/>
+    <w:lsdException w:name="Salutation" w:semiHidden="1" w:unhideWhenUsed="1"/>
+    <w:lsdException w:name="Date" w:semiHidden="1" w:unhideWhenUsed="1"/>
+    <w:lsdException w:name="Body Text First Indent" w:semiHidden="1" w:unhideWhenUsed="1"/>
+    <w:lsdException w:name="Body Text First Indent 2" w:semiHidden="1" w:unhideWhenUsed="1"/>
+    <w:lsdException w:name="Note Heading" w:semiHidden="1" w:unhideWhenUsed="1"/>
+    <w:lsdException w:name="Body Text 2" w:semiHidden="1" w:unhideWhenUsed="1"/>
+    <w:lsdException w:name="Body Text 3" w:semiHidden="1" w:unhideWhenUsed="1"/>
+    <w:lsdException w:name="Body Text Indent 2" w:semiHidden="1" w:unhideWhenUsed="1"/>
+    <w:lsdException w:name="Body Text Indent 3" w:semiHidden="1" w:unhideWhenUsed="1"/>
+    <w:lsdException w:name="Block Text" w:semiHidden="1" w:unhideWhenUsed="1"/>
+    <w:lsdException w:name="Hyperlink" w:semiHidden="1" w:unhideWhenUsed="1"/>
+    <w:lsdException w:name="FollowedHyperlink" w:semiHidden="1" w:unhideWhenUsed="1"/>
+    <w:lsdException w:name="Strong" w:uiPriority="22" w:qFormat="1"/>
+    <w:lsdException w:name="Emphasis" w:uiPriority="20" w:qFormat="1"/>
+    <w:lsdException w:name="Document Map" w:semiHidden="1" w:unhideWhenUsed="1"/>
+    <w:lsdException w:name="Plain Text" w:semiHidden="1" w:unhideWhenUsed="1"/>
+    <w:lsdException w:name="E-mail Signature" w:semiHidden="1" w:unhideWhenUsed="1"/>
+    <w:lsdException w:name="HTML Top of Form" w:semiHidden="1" w:unhideWhenUsed="1"/>
+    <w:lsdException w:name="HTML Bottom of Form" w:semiHidden="1" w:unhideWhenUsed="1"/>
+    <w:lsdException w:name="Normal (Web)" w:semiHidden="1" w:unhideWhenUsed="1"/>
+    <w:lsdException w:name="HTML Acronym" w:semiHidden="1" w:unhideWhenUsed="1"/>
+    <w:lsdException w:name="HTML Address" w:semiHidden="1" w:unhideWhenUsed="1"/>
+    <w:lsdException w:name="HTML Cite" w:semiHidden="1" w:unhideWhenUsed="1"/>
+    <w:lsdException w:name="HTML Code" w:semiHidden="1" w:unhideWhenUsed="1"/>
+    <w:lsdException w:name="HTML Definition" w:semiHidden="1" w:unhideWhenUsed="1"/>
+    <w:lsdException w:name="HTML Keyboard" w:semiHidden="1" w:unhideWhenUsed="1"/>
+    <w:lsdException w:name="HTML Preformatted" w:semiHidden="1" w:unhideWhenUsed="1"/>
+    <w:lsdException w:name="HTML Sample" w:semiHidden="1" w:unhideWhenUsed="1"/>
+    <w:lsdException w:name="HTML Typewriter" w:semiHidden="1" w:unhideWhenUsed="1"/>
+    <w:lsdException w:name="HTML Variable" w:semiHidden="1" w:unhideWhenUsed="1"/>
+    <w:lsdException w:name="Normal Table" w:semiHidden="1" w:unhideWhenUsed="1"/>
+    <w:lsdException w:name="annotation subject" w:semiHidden="1" w:unhideWhenUsed="1"/>
+    <w:lsdException w:name="No List" w:semiHidden="1" w:unhideWhenUsed="1"/>
+    <w:lsdException w:name="Outline List 1" w:semiHidden="1" w:unhideWhenUsed="1"/>
+    <w:lsdException w:name="Outline List 2" w:semiHidden="1" w:unhideWhenUsed="1"/>
+    <w:lsdException w:name="Outline List 3" w:semiHidden="1" w:unhideWhenUsed="1"/>
+    <w:lsdException w:name="Table Simple 1" w:semiHidden="1" w:unhideWhenUsed="1"/>
+    <w:lsdException w:name="Table Simple 2" w:semiHidden="1" w:unhideWhenUsed="1"/>
+    <w:lsdException w:name="Table Simple 3" w:semiHidden="1" w:unhideWhenUsed="1"/>
+    <w:lsdException w:name="Table Classic 1" w:semiHidden="1" w:unhideWhenUsed="1"/>
+    <w:lsdException w:name="Table Classic 2" w:semiHidden="1" w:unhideWhenUsed="1"/>
+    <w:lsdException w:name="Table Classic 3" w:semiHidden="1" w:unhideWhenUsed="1"/>
+    <w:lsdException w:name="Table Classic 4" w:semiHidden="1" w:unhideWhenUsed="1"/>
+    <w:lsdException w:name="Table Colorful 1" w:semiHidden="1" w:unhideWhenUsed="1"/>
+    <w:lsdException w:name="Table Colorful 2" w:semiHidden="1" w:unhideWhenUsed="1"/>
+    <w:lsdException w:name="Table Colorful 3" w:semiHidden="1" w:unhideWhenUsed="1"/>
+    <w:lsdException w:name="Table Columns 1" w:semiHidden="1" w:unhideWhenUsed="1"/>
+    <w:lsdException w:name="Table Columns 2" w:semiHidden="1" w:unhideWhenUsed="1"/>
+    <w:lsdException w:name="Table Columns 3" w:semiHidden="1" w:unhideWhenUsed="1"/>
+    <w:lsdException w:name="Table Columns 4" w:semiHidden="1" w:unhideWhenUsed="1"/>
+    <w:lsdException w:name="Table Columns 5" w:semiHidden="1" w:unhideWhenUsed="1"/>
+    <w:lsdException w:name="Table Grid 1" w:semiHidden="1" w:unhideWhenUsed="1"/>
+    <w:lsdException w:name="Table Grid 2" w:semiHidden="1" w:unhideWhenUsed="1"/>
+    <w:lsdException w:name="Table Grid 3" w:semiHidden="1" w:unhideWhenUsed="1"/>
+    <w:lsdException w:name="Table Grid 4" w:semiHidden="1" w:unhideWhenUsed="1"/>
+    <w:lsdException w:name="Table Grid 5" w:semiHidden="1" w:unhideWhenUsed="1"/>
+    <w:lsdException w:name="Table Grid 6" w:semiHidden="1" w:unhideWhenUsed="1"/>
+    <w:lsdException w:name="Table Grid 7" w:semiHidden="1" w:unhideWhenUsed="1"/>
+    <w:lsdException w:name="Table Grid 8" w:semiHidden="1" w:unhideWhenUsed="1"/>
+    <w:lsdException w:name="Table List 1" w:semiHidden="1" w:unhideWhenUsed="1"/>
+    <w:lsdException w:name="Table List 2" w:semiHidden="1" w:unhideWhenUsed="1"/>
+    <w:lsdException w:name="Table List 3" w:semiHidden="1" w:unhideWhenUsed="1"/>
+    <w:lsdException w:name="Table List 4" w:semiHidden="1" w:unhideWhenUsed="1"/>
+    <w:lsdException w:name="Table List 5" w:semiHidden="1" w:unhideWhenUsed="1"/>
+    <w:lsdException w:name="Table List 6" w:semiHidden="1" w:unhideWhenUsed="1"/>
+    <w:lsdException w:name="Table List 7" w:semiHidden="1" w:unhideWhenUsed="1"/>
+    <w:lsdException w:name="Table List 8" w:semiHidden="1" w:unhideWhenUsed="1"/>
+    <w:lsdException w:name="Table 3D effects 1" w:semiHidden="1" w:unhideWhenUsed="1"/>
+    <w:lsdException w:name="Table 3D effects 2" w:semiHidden="1" w:unhideWhenUsed="1"/>
+    <w:lsdException w:name="Table 3D effects 3" w:semiHidden="1" w:unhideWhenUsed="1"/>
+    <w:lsdException w:name="Table Contemporary" w:semiHidden="1" w:unhideWhenUsed="1"/>
+    <w:lsdException w:name="Table Elegant" w:semiHidden="1" w:unhideWhenUsed="1"/>
+    <w:lsdException w:name="Table Professional" w:semiHidden="1" w:unhideWhenUsed="1"/>
+    <w:lsdException w:name="Table Subtle 1" w:semiHidden="1" w:unhideWhenUsed="1"/>
+    <w:lsdException w:name="Table Subtle 2" w:semiHidden="1" w:unhideWhenUsed="1"/>
+    <w:lsdException w:name="Table Web 1" w:semiHidden="1" w:unhideWhenUsed="1"/>
+    <w:lsdException w:name="Table Web 2" w:semiHidden="1" w:unhideWhenUsed="1"/>
+    <w:lsdException w:name="Table Web 3" w:semiHidden="1" w:unhideWhenUsed="1"/>
+    <w:lsdException w:name="Balloon Text" w:semiHidden="1" w:unhideWhenUsed="1"/>
+    <w:lsdException w:name="Table Grid" w:uiPriority="39"/>
+    <w:lsdException w:name="Table Theme" w:semiHidden="1" w:unhideWhenUsed="1"/>
+    <w:lsdException w:name="Placeholder Text" w:semiHidden="1"/>
+    <w:lsdException w:name="No Spacing" w:uiPriority="1" w:qFormat="1"/>
+    <w:lsdException w:name="Light Shading" w:uiPriority="60"/>
+    <w:lsdException w:name="Light List" w:uiPriority="61"/>
+    <w:lsdException w:name="Light Grid" w:uiPriority="62"/>
+    <w:lsdException w:name="Medium Shading 1" w:uiPriority="63"/>
+    <w:lsdException w:name="Medium Shading 2" w:uiPriority="64"/>
+    <w:lsdException w:name="Medium List 1" w:uiPriority="65"/>
+    <w:lsdException w:name="Medium List 2" w:uiPriority="66"/>
+    <w:lsdException w:name="Medium Grid 1" w:uiPriority="67"/>
+    <w:lsdException w:name="Medium Grid 2" w:uiPriority="68"/>
+    <w:lsdException w:name="Medium Grid 3" w:uiPriority="69"/>
+    <w:lsdException w:name="Dark List" w:uiPriority="70"/>
+    <w:lsdException w:name="Colorful Shading" w:uiPriority="71"/>
+    <w:lsdException w:name="Colorful List" w:uiPriority="72"/>
+    <w:lsdException w:name="Colorful Grid" w:uiPriority="73"/>
+    <w:lsdException w:name="Light Shading Accent 1" w:uiPriority="60"/>
+    <w:lsdException w:name="Light List Accent 1" w:uiPriority="61"/>
+    <w:lsdException w:name="Light Grid Accent 1" w:uiPriority="62"/>
+    <w:lsdException w:name="Medium Shading 1 Accent 1" w:uiPriority="63"/>
+    <w:lsdException w:name="Medium Shading 2 Accent 1" w:uiPriority="64"/>
+    <w:lsdException w:name="Medium List 1 Accent 1" w:uiPriority="65"/>
+    <w:lsdException w:name="Revision" w:semiHidden="1"/>
+    <w:lsdException w:name="List Paragraph" w:uiPriority="34" w:qFormat="1"/>
+    <w:lsdException w:name="Quote" w:uiPriority="29" w:qFormat="1"/>
+    <w:lsdException w:name="Intense Quote" w:uiPriority="30" w:qFormat="1"/>
+    <w:lsdException w:name="Medium List 2 Accent 1" w:uiPriority="66"/>
+    <w:lsdException w:name="Medium Grid 1 Accent 1" w:uiPriority="67"/>
+    <w:lsdException w:name="Medium Grid 2 Accent 1" w:uiPriority="68"/>
+    <w:lsdException w:name="Medium Grid 3 Accent 1" w:uiPriority="69"/>
+    <w:lsdException w:name="Dark List Accent 1" w:uiPriority="70"/>
+    <w:lsdException w:name="Colorful Shading Accent 1" w:uiPriority="71"/>
+    <w:lsdException w:name="Colorful List Accent 1" w:uiPriority="72"/>
+    <w:lsdException w:name="Colorful Grid Accent 1" w:uiPriority="73"/>
+    <w:lsdException w:name="Light Shading Accent 2" w:uiPriority="60"/>
+    <w:lsdException w:name="Light List Accent 2" w:uiPriority="61"/>
+    <w:lsdException w:name="Light Grid Accent 2" w:uiPriority="62"/>
+    <w:lsdException w:name="Medium Shading 1 Accent 2" w:uiPriority="63"/>
+    <w:lsdException w:name="Medium Shading 2 Accent 2" w:uiPriority="64"/>
+    <w:lsdException w:name="Medium List 1 Accent 2" w:uiPriority="65"/>
+    <w:lsdException w:name="Medium List 2 Accent 2" w:uiPriority="66"/>
+    <w:lsdException w:name="Medium Grid 1 Accent 2" w:uiPriority="67"/>
+    <w:lsdException w:name="Medium Grid 2 Accent 2" w:uiPriority="68"/>
+    <w:lsdException w:name="Medium Grid 3 Accent 2" w:uiPriority="69"/>
+    <w:lsdException w:name="Dark List Accent 2" w:uiPriority="70"/>
+    <w:lsdException w:name="Colorful Shading Accent 2" w:uiPriority="71"/>
+    <w:lsdException w:name="Colorful List Accent 2" w:uiPriority="72"/>
+    <w:lsdException w:name="Colorful Grid Accent 2" w:uiPriority="73"/>
+    <w:lsdException w:name="Light Shading Accent 3" w:uiPriority="60"/>
+    <w:lsdException w:name="Light List Accent 3" w:uiPriority="61"/>
+    <w:lsdException w:name="Light Grid Accent 3" w:uiPriority="62"/>
+    <w:lsdException w:name="Medium Shading 1 Accent 3" w:uiPriority="63"/>
+    <w:lsdException w:name="Medium Shading 2 Accent 3" w:uiPriority="64"/>
+    <w:lsdException w:name="Medium List 1 Accent 3" w:uiPriority="65"/>
+    <w:lsdException w:name="Medium List 2 Accent 3" w:uiPriority="66"/>
+    <w:lsdException w:name="Medium Grid 1 Accent 3" w:uiPriority="67"/>
+    <w:lsdException w:name="Medium Grid 2 Accent 3" w:uiPriority="68"/>
+    <w:lsdException w:name="Medium Grid 3 Accent 3" w:uiPriority="69"/>
+    <w:lsdException w:name="Dark List Accent 3" w:uiPriority="70"/>
+    <w:lsdException w:name="Colorful Shading Accent 3" w:uiPriority="71"/>
+    <w:lsdException w:name="Colorful List Accent 3" w:uiPriority="72"/>
+    <w:lsdException w:name="Colorful Grid Accent 3" w:uiPriority="73"/>
+    <w:lsdException w:name="Light Shading Accent 4" w:uiPriority="60"/>
+    <w:lsdException w:name="Light List Accent 4" w:uiPriority="61"/>
+    <w:lsdException w:name="Light Grid Accent 4" w:uiPriority="62"/>
+    <w:lsdException w:name="Medium Shading 1 Accent 4" w:uiPriority="63"/>
+    <w:lsdException w:name="Medium Shading 2 Accent 4" w:uiPriority="64"/>
+    <w:lsdException w:name="Medium List 1 Accent 4" w:uiPriority="65"/>
+    <w:lsdException w:name="Medium List 2 Accent 4" w:uiPriority="66"/>
+    <w:lsdException w:name="Medium Grid 1 Accent 4" w:uiPriority="67"/>
+    <w:lsdException w:name="Medium Grid 2 Accent 4" w:uiPriority="68"/>
+    <w:lsdException w:name="Medium Grid 3 Accent 4" w:uiPriority="69"/>
+    <w:lsdException w:name="Dark List Accent 4" w:uiPriority="70"/>
+    <w:lsdException w:name="Colorful Shading Accent 4" w:uiPriority="71"/>
+    <w:lsdException w:name="Colorful List Accent 4" w:uiPriority="72"/>
+    <w:lsdException w:name="Colorful Grid Accent 4" w:uiPriority="73"/>
+    <w:lsdException w:name="Light Shading Accent 5" w:uiPriority="60"/>
+    <w:lsdException w:name="Light List Accent 5" w:uiPriority="61"/>
+    <w:lsdException w:name="Light Grid Accent 5" w:uiPriority="62"/>
+    <w:lsdException w:name="Medium Shading 1 Accent 5" w:uiPriority="63"/>
+    <w:lsdException w:name="Medium Shading 2 Accent 5" w:uiPriority="64"/>
+    <w:lsdException w:name="Medium List 1 Accent 5" w:uiPriority="65"/>
+    <w:lsdException w:name="Medium List 2 Accent 5" w:uiPriority="66"/>
+    <w:lsdException w:name="Medium Grid 1 Accent 5" w:uiPriority="67"/>
+    <w:lsdException w:name="Medium Grid 2 Accent 5" w:uiPriority="68"/>
+    <w:lsdException w:name="Medium Grid 3 Accent 5" w:uiPriority="69"/>
+    <w:lsdException w:name="Dark List Accent 5" w:uiPriority="70"/>
+    <w:lsdException w:name="Colorful Shading Accent 5" w:uiPriority="71"/>
+    <w:lsdException w:name="Colorful List Accent 5" w:uiPriority="72"/>
+    <w:lsdException w:name="Colorful Grid Accent 5" w:uiPriority="73"/>
+    <w:lsdException w:name="Light Shading Accent 6" w:uiPriority="60"/>
+    <w:lsdException w:name="Light List Accent 6" w:uiPriority="61"/>
+    <w:lsdException w:name="Light Grid Accent 6" w:uiPriority="62"/>
+    <w:lsdException w:name="Medium Shading 1 Accent 6" w:uiPriority="63"/>
+    <w:lsdException w:name="Medium Shading 2 Accent 6" w:uiPriority="64"/>
+    <w:lsdException w:name="Medium List 1 Accent 6" w:uiPriority="65"/>
+    <w:lsdException w:name="Medium List 2 Accent 6" w:uiPriority="66"/>
+    <w:lsdException w:name="Medium Grid 1 Accent 6" w:uiPriority="67"/>
+    <w:lsdException w:name="Medium Grid 2 Accent 6" w:uiPriority="68"/>
+    <w:lsdException w:name="Medium Grid 3 Accent 6" w:uiPriority="69"/>
+    <w:lsdException w:name="Dark List Accent 6" w:uiPriority="70"/>
+    <w:lsdException w:name="Colorful Shading Accent 6" w:uiPriority="71"/>
+    <w:lsdException w:name="Colorful List Accent 6" w:uiPriority="72"/>
+    <w:lsdException w:name="Colorful Grid Accent 6" w:uiPriority="73"/>
+    <w:lsdException w:name="Subtle Emphasis" w:uiPriority="19" w:qFormat="1"/>
+    <w:lsdException w:name="Intense Emphasis" w:uiPriority="21" w:qFormat="1"/>
+    <w:lsdException w:name="Subtle Reference" w:uiPriority="31" w:qFormat="1"/>
+    <w:lsdException w:name="Intense Reference" w:uiPriority="32" w:qFormat="1"/>
+    <w:lsdException w:name="Book Title" w:uiPriority="33" w:qFormat="1"/>
+    <w:lsdException w:name="Bibliography" w:semiHidden="1" w:uiPriority="37" w:unhideWhenUsed="1"/>
+    <w:lsdException w:name="TOC Heading" w:semiHidden="1" w:uiPriority="39" w:unhideWhenUsed="1" w:qFormat="1"/>
+    <w:lsdException w:name="Plain Table 1" w:uiPriority="41"/>
+    <w:lsdException w:name="Plain Table 2" w:uiPriority="42"/>
+    <w:lsdException w:name="Plain Table 3" w:uiPriority="43"/>
+    <w:lsdException w:name="Plain Table 4" w:uiPriority="44"/>
+    <w:lsdException w:name="Plain Table 5" w:uiPriority="45"/>
+    <w:lsdException w:name="Grid Table Light" w:uiPriority="40"/>
+    <w:lsdException w:name="Grid Table 1 Light" w:uiPriority="46"/>
+    <w:lsdException w:name="Grid Table 2" w:uiPriority="47"/>
+    <w:lsdException w:name="Grid Table 3" w:uiPriority="48"/>
+    <w:lsdException w:name="Grid Table 4" w:uiPriority="49"/>
+    <w:lsdException w:name="Grid Table 5 Dark" w:uiPriority="50"/>
+    <w:lsdException w:name="Grid Table 6 Colorful" w:uiPriority="51"/>
+    <w:lsdException w:name="Grid Table 7 Colorful" w:uiPriority="52"/>
+    <w:lsdException w:name="Grid Table 1 Light Accent 1" w:uiPriority="46"/>
+    <w:lsdException w:name="Grid Table 2 Accent 1" w:uiPriority="47"/>
+    <w:lsdException w:name="Grid Table 3 Accent 1" w:uiPriority="48"/>
+    <w:lsdException w:name="Grid Table 4 Accent 1" w:uiPriority="49"/>
+    <w:lsdException w:name="Grid Table 5 Dark Accent 1" w:uiPriority="50"/>
+    <w:lsdException w:name="Grid Table 6 Colorful Accent 1" w:uiPriority="51"/>
+    <w:lsdException w:name="Grid Table 7 Colorful Accent 1" w:uiPriority="52"/>
+    <w:lsdException w:name="Grid Table 1 Light Accent 2" w:uiPriority="46"/>
+    <w:lsdException w:name="Grid Table 2 Accent 2" w:uiPriority="47"/>
+    <w:lsdException w:name="Grid Table 3 Accent 2" w:uiPriority="48"/>
+    <w:lsdException w:name="Grid Table 4 Accent 2" w:uiPriority="49"/>
+    <w:lsdException w:name="Grid Table 5 Dark Accent 2" w:uiPriority="50"/>
+    <w:lsdException w:name="Grid Table 6 Colorful Accent 2" w:uiPriority="51"/>
+    <w:lsdException w:name="Grid Table 7 Colorful Accent 2" w:uiPriority="52"/>
+    <w:lsdException w:name="Grid Table 1 Light Accent 3" w:uiPriority="46"/>
+    <w:lsdException w:name="Grid Table 2 Accent 3" w:uiPriority="47"/>
+    <w:lsdException w:name="Grid Table 3 Accent 3" w:uiPriority="48"/>
+    <w:lsdException w:name="Grid Table 4 Accent 3" w:uiPriority="49"/>
+    <w:lsdException w:name="Grid Table 5 Dark Accent 3" w:uiPriority="50"/>
+    <w:lsdException w:name="Grid Table 6 Colorful Accent 3" w:uiPriority="51"/>
+    <w:lsdException w:name="Grid Table 7 Colorful Accent 3" w:uiPriority="52"/>
+    <w:lsdException w:name="Grid Table 1 Light Accent 4" w:uiPriority="46"/>
+    <w:lsdException w:name="Grid Table 2 Accent 4" w:uiPriority="47"/>
+    <w:lsdException w:name="Grid Table 3 Accent 4" w:uiPriority="48"/>
+    <w:lsdException w:name="Grid Table 4 Accent 4" w:uiPriority="49"/>
+    <w:lsdException w:name="Grid Table 5 Dark Accent 4" w:uiPriority="50"/>
+    <w:lsdException w:name="Grid Table 6 Colorful Accent 4" w:uiPriority="51"/>
+    <w:lsdException w:name="Grid Table 7 Colorful Accent 4" w:uiPriority="52"/>
+    <w:lsdException w:name="Grid Table 1 Light Accent 5" w:uiPriority="46"/>
+    <w:lsdException w:name="Grid Table 2 Accent 5" w:uiPriority="47"/>
+    <w:lsdException w:name="Grid Table 3 Accent 5" w:uiPriority="48"/>
+    <w:lsdException w:name="Grid Table 4 Accent 5" w:uiPriority="49"/>
+    <w:lsdException w:name="Grid Table 5 Dark Accent 5" w:uiPriority="50"/>
+    <w:lsdException w:name="Grid Table 6 Colorful Accent 5" w:uiPriority="51"/>
+    <w:lsdException w:name="Grid Table 7 Colorful Accent 5" w:uiPriority="52"/>
+    <w:lsdException w:name="Grid Table 1 Light Accent 6" w:uiPriority="46"/>
+    <w:lsdException w:name="Grid Table 2 Accent 6" w:uiPriority="47"/>
+    <w:lsdException w:name="Grid Table 3 Accent 6" w:uiPriority="48"/>
+    <w:lsdException w:name="Grid Table 4 Accent 6" w:uiPriority="49"/>
+    <w:lsdException w:name="Grid Table 5 Dark Accent 6" w:uiPriority="50"/>
+    <w:lsdException w:name="Grid Table 6 Colorful Accent 6" w:uiPriority="51"/>
+    <w:lsdException w:name="Grid Table 7 Colorful Accent 6" w:uiPriority="52"/>
+    <w:lsdException w:name="List Table 1 Light" w:uiPriority="46"/>
+    <w:lsdException w:name="List Table 2" w:uiPriority="47"/>
+    <w:lsdException w:name="List Table 3" w:uiPriority="48"/>
+    <w:lsdException w:name="List Table 4" w:uiPriority="49"/>
+    <w:lsdException w:name="List Table 5 Dark" w:uiPriority="50"/>
+    <w:lsdException w:name="List Table 6 Colorful" w:uiPriority="51"/>
+    <w:lsdException w:name="List Table 7 Colorful" w:uiPriority="52"/>
+    <w:lsdException w:name="List Table 1 Light Accent 1" w:uiPriority="46"/>
+    <w:lsdException w:name="List Table 2 Accent 1" w:uiPriority="47"/>
+    <w:lsdException w:name="List Table 3 Accent 1" w:uiPriority="48"/>
+    <w:lsdException w:name="List Table 4 Accent 1" w:uiPriority="49"/>
+    <w:lsdException w:name="List Table 5 Dark Accent 1" w:uiPriority="50"/>
+    <w:lsdException w:name="List Table 6 Colorful Accent 1" w:uiPriority="51"/>
+    <w:lsdException w:name="List Table 7 Colorful Accent 1" w:uiPriority="52"/>
+    <w:lsdException w:name="List Table 1 Light Accent 2" w:uiPriority="46"/>
+    <w:lsdException w:name="List Table 2 Accent 2" w:uiPriority="47"/>
+    <w:lsdException w:name="List Table 3 Accent 2" w:uiPriority="48"/>
+    <w:lsdException w:name="List Table 4 Accent 2" w:uiPriority="49"/>
+    <w:lsdException w:name="List Table 5 Dark Accent 2" w:uiPriority="50"/>
+    <w:lsdException w:name="List Table 6 Colorful Accent 2" w:uiPriority="51"/>
+    <w:lsdException w:name="List Table 7 Colorful Accent 2" w:uiPriority="52"/>
+    <w:lsdException w:name="List Table 1 Light Accent 3" w:uiPriority="46"/>
+    <w:lsdException w:name="List Table 2 Accent 3" w:uiPriority="47"/>
+    <w:lsdException w:name="List Table 3 Accent 3" w:uiPriority="48"/>
+    <w:lsdException w:name="List Table 4 Accent 3" w:uiPriority="49"/>
+    <w:lsdException w:name="List Table 5 Dark Accent 3" w:uiPriority="50"/>
+    <w:lsdException w:name="List Table 6 Colorful Accent 3" w:uiPriority="51"/>
+    <w:lsdException w:name="List Table 7 Colorful Accent 3" w:uiPriority="52"/>
+    <w:lsdException w:name="List Table 1 Light Accent 4" w:uiPriority="46"/>
+    <w:lsdException w:name="List Table 2 Accent 4" w:uiPriority="47"/>
+    <w:lsdException w:name="List Table 3 Accent 4" w:uiPriority="48"/>
+    <w:lsdException w:name="List Table 4 Accent 4" w:uiPriority="49"/>
+    <w:lsdException w:name="List Table 5 Dark Accent 4" w:uiPriority="50"/>
+    <w:lsdException w:name="List Table 6 Colorful Accent 4" w:uiPriority="51"/>
+    <w:lsdException w:name="List Table 7 Colorful Accent 4" w:uiPriority="52"/>
+    <w:lsdException w:name="List Table 1 Light Accent 5" w:uiPriority="46"/>
+    <w:lsdException w:name="List Table 2 Accent 5" w:uiPriority="47"/>
+    <w:lsdException w:name="List Table 3 Accent 5" w:uiPriority="48"/>
+    <w:lsdException w:name="List Table 4 Accent 5" w:uiPriority="49"/>
+    <w:lsdException w:name="List Table 5 Dark Accent 5" w:uiPriority="50"/>
+    <w:lsdException w:name="List Table 6 Colorful Accent 5" w:uiPriority="51"/>
+    <w:lsdException w:name="List Table 7 Colorful Accent 5" w:uiPriority="52"/>
+    <w:lsdException w:name="List Table 1 Light Accent 6" w:uiPriority="46"/>
+    <w:lsdException w:name="List Table 2 Accent 6" w:uiPriority="47"/>
+    <w:lsdException w:name="List Table 3 Accent 6" w:uiPriority="48"/>
+    <w:lsdException w:name="List Table 4 Accent 6" w:uiPriority="49"/>
+    <w:lsdException w:name="List Table 5 Dark Accent 6" w:uiPriority="50"/>
+    <w:lsdException w:name="List Table 6 Colorful Accent 6" w:uiPriority="51"/>
+    <w:lsdException w:name="List Table 7 Colorful Accent 6" w:uiPriority="52"/>
+    <w:lsdException w:name="Mention" w:semiHidden="1" w:unhideWhenUsed="1"/>
+    <w:lsdException w:name="Smart Hyperlink" w:semiHidden="1" w:unhideWhenUsed="1"/>
+    <w:lsdException w:name="Hashtag" w:semiHidden="1" w:unhideWhenUsed="1"/>
+    <w:lsdException w:name="Unresolved Mention" w:semiHidden="1" w:unhideWhenUsed="1"/>
+    <w:lsdException w:name="Smart Link" w:semiHidden="1" w:unhideWhenUsed="1"/>
+  </w:latentStyles>
+  <w:style w:type="paragraph" w:default="1" w:styleId="Normal">
+    <w:name w:val="Normal"/>
+    <w:qFormat/>
+    <w:rsid w:val="00696130"/>
+    <w:pPr>
+      <w:jc w:val="both"/>
+    </w:pPr>
+  </w:style>
+  <w:style w:type="paragraph" w:styleId="Ttulo1">
+    <w:name w:val="heading 1"/>
+    <w:basedOn w:val="Normal"/>
+    <w:next w:val="Normal"/>
+    <w:link w:val="Ttulo1Char"/>
+    <w:uiPriority w:val="9"/>
+    <w:qFormat/>
+    <w:rsid w:val="00DF6E2E"/>
+    <w:pPr>
+      <w:keepNext/>
+      <w:keepLines/>
+      <w:spacing w:before="360" w:after="80"/>
+      <w:outlineLvl w:val="0"/>
+    </w:pPr>
+    <w:rPr>
+      <w:rFonts w:asciiTheme="majorHAnsi" w:eastAsiaTheme="majorEastAsia" w:hAnsiTheme="majorHAnsi" w:cstheme="majorBidi"/>
+      <w:color w:val="0F4761" w:themeColor="accent1" w:themeShade="BF"/>
+      <w:sz w:val="40"/>
+      <w:szCs w:val="40"/>
+    </w:rPr>
+  </w:style>
+  <w:style w:type="paragraph" w:styleId="Ttulo2">
+    <w:name w:val="heading 2"/>
+    <w:basedOn w:val="Normal"/>
+    <w:next w:val="Normal"/>
+    <w:link w:val="Ttulo2Char"/>
+    <w:uiPriority w:val="9"/>
+    <w:unhideWhenUsed/>
+    <w:qFormat/>
+    <w:rsid w:val="00DF6E2E"/>
+    <w:pPr>
+      <w:keepNext/>
+      <w:keepLines/>
+      <w:spacing w:before="160" w:after="80"/>
+      <w:outlineLvl w:val="1"/>
+    </w:pPr>
+    <w:rPr>
+      <w:rFonts w:asciiTheme="majorHAnsi" w:eastAsiaTheme="majorEastAsia" w:hAnsiTheme="majorHAnsi" w:cstheme="majorBidi"/>
+      <w:color w:val="0F4761" w:themeColor="accent1" w:themeShade="BF"/>
+      <w:sz w:val="32"/>
+      <w:szCs w:val="32"/>
+    </w:rPr>
+  </w:style>
+  <w:style w:type="paragraph" w:styleId="Ttulo3">
+    <w:name w:val="heading 3"/>
+    <w:basedOn w:val="Normal"/>
+    <w:next w:val="Normal"/>
+    <w:link w:val="Ttulo3Char"/>
+    <w:uiPriority w:val="9"/>
+    <w:unhideWhenUsed/>
+    <w:qFormat/>
+    <w:rsid w:val="00DF6E2E"/>
+    <w:pPr>
+      <w:keepNext/>
+      <w:keepLines/>
+      <w:spacing w:before="160" w:after="80"/>
+      <w:outlineLvl w:val="2"/>
+    </w:pPr>
+    <w:rPr>
+      <w:rFonts w:eastAsiaTheme="majorEastAsia" w:cstheme="majorBidi"/>
+      <w:color w:val="0F4761" w:themeColor="accent1" w:themeShade="BF"/>
+      <w:sz w:val="28"/>
+      <w:szCs w:val="28"/>
+    </w:rPr>
+  </w:style>
+  <w:style w:type="paragraph" w:styleId="Ttulo4">
+    <w:name w:val="heading 4"/>
+    <w:basedOn w:val="Normal"/>
+    <w:next w:val="Normal"/>
+    <w:link w:val="Ttulo4Char"/>
+    <w:uiPriority w:val="9"/>
+    <w:semiHidden/>
+    <w:unhideWhenUsed/>
+    <w:qFormat/>
+    <w:rsid w:val="00DF6E2E"/>
+    <w:pPr>
+      <w:keepNext/>
+      <w:keepLines/>
+      <w:spacing w:before="80" w:after="40"/>
+      <w:outlineLvl w:val="3"/>
+    </w:pPr>
+    <w:rPr>
+      <w:rFonts w:eastAsiaTheme="majorEastAsia" w:cstheme="majorBidi"/>
+      <w:i/>
+      <w:iCs/>
+      <w:color w:val="0F4761" w:themeColor="accent1" w:themeShade="BF"/>
+    </w:rPr>
+  </w:style>
+  <w:style w:type="paragraph" w:styleId="Ttulo5">
+    <w:name w:val="heading 5"/>
+    <w:basedOn w:val="Normal"/>
+    <w:next w:val="Normal"/>
+    <w:link w:val="Ttulo5Char"/>
+    <w:uiPriority w:val="9"/>
+    <w:semiHidden/>
+    <w:unhideWhenUsed/>
+    <w:qFormat/>
+    <w:rsid w:val="00DF6E2E"/>
+    <w:pPr>
+      <w:keepNext/>
+      <w:keepLines/>
+      <w:spacing w:before="80" w:after="40"/>
+      <w:outlineLvl w:val="4"/>
+    </w:pPr>
+    <w:rPr>
+      <w:rFonts w:eastAsiaTheme="majorEastAsia" w:cstheme="majorBidi"/>
+      <w:color w:val="0F4761" w:themeColor="accent1" w:themeShade="BF"/>
+    </w:rPr>
+  </w:style>
+  <w:style w:type="paragraph" w:styleId="Ttulo6">
+    <w:name w:val="heading 6"/>
+    <w:basedOn w:val="Normal"/>
+    <w:next w:val="Normal"/>
+    <w:link w:val="Ttulo6Char"/>
+    <w:uiPriority w:val="9"/>
+    <w:semiHidden/>
+    <w:unhideWhenUsed/>
+    <w:qFormat/>
+    <w:rsid w:val="00DF6E2E"/>
+    <w:pPr>
+      <w:keepNext/>
+      <w:keepLines/>
+      <w:spacing w:before="40" w:after="0"/>
+      <w:outlineLvl w:val="5"/>
+    </w:pPr>
+    <w:rPr>
+      <w:rFonts w:eastAsiaTheme="majorEastAsia" w:cstheme="majorBidi"/>
+      <w:i/>
+      <w:iCs/>
+      <w:color w:val="595959" w:themeColor="text1" w:themeTint="A6"/>
+    </w:rPr>
+  </w:style>
+  <w:style w:type="paragraph" w:styleId="Ttulo7">
+    <w:name w:val="heading 7"/>
+    <w:basedOn w:val="Normal"/>
+    <w:next w:val="Normal"/>
+    <w:link w:val="Ttulo7Char"/>
+    <w:uiPriority w:val="9"/>
+    <w:semiHidden/>
+    <w:unhideWhenUsed/>
+    <w:qFormat/>
+    <w:rsid w:val="00DF6E2E"/>
+    <w:pPr>
+      <w:keepNext/>
+      <w:keepLines/>
+      <w:spacing w:before="40" w:after="0"/>
+      <w:outlineLvl w:val="6"/>
+    </w:pPr>
+    <w:rPr>
+      <w:rFonts w:eastAsiaTheme="majorEastAsia" w:cstheme="majorBidi"/>
+      <w:color w:val="595959" w:themeColor="text1" w:themeTint="A6"/>
+    </w:rPr>
+  </w:style>
+  <w:style w:type="paragraph" w:styleId="Ttulo8">
+    <w:name w:val="heading 8"/>
+    <w:basedOn w:val="Normal"/>
+    <w:next w:val="Normal"/>
+    <w:link w:val="Ttulo8Char"/>
+    <w:uiPriority w:val="9"/>
+    <w:semiHidden/>
+    <w:unhideWhenUsed/>
+    <w:qFormat/>
+    <w:rsid w:val="00DF6E2E"/>
+    <w:pPr>
+      <w:keepNext/>
+      <w:keepLines/>
+      <w:spacing w:after="0"/>
+      <w:outlineLvl w:val="7"/>
+    </w:pPr>
+    <w:rPr>
+      <w:rFonts w:eastAsiaTheme="majorEastAsia" w:cstheme="majorBidi"/>
+      <w:i/>
+      <w:iCs/>
+      <w:color w:val="272727" w:themeColor="text1" w:themeTint="D8"/>
+    </w:rPr>
+  </w:style>
+  <w:style w:type="paragraph" w:styleId="Ttulo9">
+    <w:name w:val="heading 9"/>
+    <w:basedOn w:val="Normal"/>
+    <w:next w:val="Normal"/>
+    <w:link w:val="Ttulo9Char"/>
+    <w:uiPriority w:val="9"/>
+    <w:semiHidden/>
+    <w:unhideWhenUsed/>
+    <w:qFormat/>
+    <w:rsid w:val="00DF6E2E"/>
+    <w:pPr>
+      <w:keepNext/>
+      <w:keepLines/>
+      <w:spacing w:after="0"/>
+      <w:outlineLvl w:val="8"/>
+    </w:pPr>
+    <w:rPr>
+      <w:rFonts w:eastAsiaTheme="majorEastAsia" w:cstheme="majorBidi"/>
+      <w:color w:val="272727" w:themeColor="text1" w:themeTint="D8"/>
+    </w:rPr>
+  </w:style>
+  <w:style w:type="character" w:default="1" w:styleId="Fontepargpadro">
+    <w:name w:val="Default Paragraph Font"/>
+    <w:uiPriority w:val="1"/>
+    <w:semiHidden/>
+    <w:unhideWhenUsed/>
+  </w:style>
+  <w:style w:type="table" w:default="1" w:styleId="Tabelanormal">
+    <w:name w:val="Normal Table"/>
+    <w:uiPriority w:val="99"/>
+    <w:semiHidden/>
+    <w:unhideWhenUsed/>
+    <w:tblPr>
+      <w:tblInd w:w="0" w:type="dxa"/>
+      <w:tblCellMar>
+        <w:top w:w="0" w:type="dxa"/>
+        <w:left w:w="108" w:type="dxa"/>
+        <w:bottom w:w="0" w:type="dxa"/>
+        <w:right w:w="108" w:type="dxa"/>
+      </w:tblCellMar>
+    </w:tblPr>
+  </w:style>
+  <w:style w:type="numbering" w:default="1" w:styleId="Semlista">
+    <w:name w:val="No List"/>
+    <w:uiPriority w:val="99"/>
+    <w:semiHidden/>
+    <w:unhideWhenUsed/>
+  </w:style>
+  <w:style w:type="character" w:customStyle="1" w:styleId="Ttulo1Char">
+    <w:name w:val="Título 1 Char"/>
+    <w:basedOn w:val="Fontepargpadro"/>
+    <w:link w:val="Ttulo1"/>
+    <w:uiPriority w:val="9"/>
+    <w:rsid w:val="00DF6E2E"/>
+    <w:rPr>
+      <w:rFonts w:asciiTheme="majorHAnsi" w:eastAsiaTheme="majorEastAsia" w:hAnsiTheme="majorHAnsi" w:cstheme="majorBidi"/>
+      <w:color w:val="0F4761" w:themeColor="accent1" w:themeShade="BF"/>
+      <w:sz w:val="40"/>
+      <w:szCs w:val="40"/>
+    </w:rPr>
+  </w:style>
+  <w:style w:type="character" w:customStyle="1" w:styleId="Ttulo2Char">
+    <w:name w:val="Título 2 Char"/>
+    <w:basedOn w:val="Fontepargpadro"/>
+    <w:link w:val="Ttulo2"/>
+    <w:uiPriority w:val="9"/>
+    <w:rsid w:val="00DF6E2E"/>
+    <w:rPr>
+      <w:rFonts w:asciiTheme="majorHAnsi" w:eastAsiaTheme="majorEastAsia" w:hAnsiTheme="majorHAnsi" w:cstheme="majorBidi"/>
+      <w:color w:val="0F4761" w:themeColor="accent1" w:themeShade="BF"/>
+      <w:sz w:val="32"/>
+      <w:szCs w:val="32"/>
+    </w:rPr>
+  </w:style>
+  <w:style w:type="character" w:customStyle="1" w:styleId="Ttulo3Char">
+    <w:name w:val="Título 3 Char"/>
+    <w:basedOn w:val="Fontepargpadro"/>
+    <w:link w:val="Ttulo3"/>
+    <w:uiPriority w:val="9"/>
+    <w:rsid w:val="00DF6E2E"/>
+    <w:rPr>
+      <w:rFonts w:eastAsiaTheme="majorEastAsia" w:cstheme="majorBidi"/>
+      <w:color w:val="0F4761" w:themeColor="accent1" w:themeShade="BF"/>
+      <w:sz w:val="28"/>
+      <w:szCs w:val="28"/>
+    </w:rPr>
+  </w:style>
+  <w:style w:type="character" w:customStyle="1" w:styleId="Ttulo4Char">
+    <w:name w:val="Título 4 Char"/>
+    <w:basedOn w:val="Fontepargpadro"/>
+    <w:link w:val="Ttulo4"/>
+    <w:uiPriority w:val="9"/>
+    <w:semiHidden/>
+    <w:rsid w:val="00DF6E2E"/>
+    <w:rPr>
+      <w:rFonts w:eastAsiaTheme="majorEastAsia" w:cstheme="majorBidi"/>
+      <w:i/>
+      <w:iCs/>
+      <w:color w:val="0F4761" w:themeColor="accent1" w:themeShade="BF"/>
+    </w:rPr>
+  </w:style>
+  <w:style w:type="character" w:customStyle="1" w:styleId="Ttulo5Char">
+    <w:name w:val="Título 5 Char"/>
+    <w:basedOn w:val="Fontepargpadro"/>
+    <w:link w:val="Ttulo5"/>
+    <w:uiPriority w:val="9"/>
+    <w:semiHidden/>
+    <w:rsid w:val="00DF6E2E"/>
+    <w:rPr>
+      <w:rFonts w:eastAsiaTheme="majorEastAsia" w:cstheme="majorBidi"/>
+      <w:color w:val="0F4761" w:themeColor="accent1" w:themeShade="BF"/>
+    </w:rPr>
+  </w:style>
+  <w:style w:type="character" w:customStyle="1" w:styleId="Ttulo6Char">
+    <w:name w:val="Título 6 Char"/>
+    <w:basedOn w:val="Fontepargpadro"/>
+    <w:link w:val="Ttulo6"/>
+    <w:uiPriority w:val="9"/>
+    <w:semiHidden/>
+    <w:rsid w:val="00DF6E2E"/>
+    <w:rPr>
+      <w:rFonts w:eastAsiaTheme="majorEastAsia" w:cstheme="majorBidi"/>
+      <w:i/>
+      <w:iCs/>
+      <w:color w:val="595959" w:themeColor="text1" w:themeTint="A6"/>
+    </w:rPr>
+  </w:style>
+  <w:style w:type="character" w:customStyle="1" w:styleId="Ttulo7Char">
+    <w:name w:val="Título 7 Char"/>
+    <w:basedOn w:val="Fontepargpadro"/>
+    <w:link w:val="Ttulo7"/>
+    <w:uiPriority w:val="9"/>
+    <w:semiHidden/>
+    <w:rsid w:val="00DF6E2E"/>
+    <w:rPr>
+      <w:rFonts w:eastAsiaTheme="majorEastAsia" w:cstheme="majorBidi"/>
+      <w:color w:val="595959" w:themeColor="text1" w:themeTint="A6"/>
+    </w:rPr>
+  </w:style>
+  <w:style w:type="character" w:customStyle="1" w:styleId="Ttulo8Char">
+    <w:name w:val="Título 8 Char"/>
+    <w:basedOn w:val="Fontepargpadro"/>
+    <w:link w:val="Ttulo8"/>
+    <w:uiPriority w:val="9"/>
+    <w:semiHidden/>
+    <w:rsid w:val="00DF6E2E"/>
+    <w:rPr>
+      <w:rFonts w:eastAsiaTheme="majorEastAsia" w:cstheme="majorBidi"/>
+      <w:i/>
+      <w:iCs/>
+      <w:color w:val="272727" w:themeColor="text1" w:themeTint="D8"/>
+    </w:rPr>
+  </w:style>
+  <w:style w:type="character" w:customStyle="1" w:styleId="Ttulo9Char">
+    <w:name w:val="Título 9 Char"/>
+    <w:basedOn w:val="Fontepargpadro"/>
+    <w:link w:val="Ttulo9"/>
+    <w:uiPriority w:val="9"/>
+    <w:semiHidden/>
+    <w:rsid w:val="00DF6E2E"/>
+    <w:rPr>
+      <w:rFonts w:eastAsiaTheme="majorEastAsia" w:cstheme="majorBidi"/>
+      <w:color w:val="272727" w:themeColor="text1" w:themeTint="D8"/>
+    </w:rPr>
+  </w:style>
+  <w:style w:type="paragraph" w:styleId="Ttulo">
+    <w:name w:val="Title"/>
+    <w:basedOn w:val="Normal"/>
+    <w:next w:val="Normal"/>
+    <w:link w:val="TtuloChar"/>
+    <w:uiPriority w:val="10"/>
+    <w:qFormat/>
+    <w:rsid w:val="00DF6E2E"/>
+    <w:pPr>
+      <w:spacing w:after="80" w:line="240" w:lineRule="auto"/>
+      <w:contextualSpacing/>
+    </w:pPr>
+    <w:rPr>
+      <w:rFonts w:asciiTheme="majorHAnsi" w:eastAsiaTheme="majorEastAsia" w:hAnsiTheme="majorHAnsi" w:cstheme="majorBidi"/>
+      <w:spacing w:val="-10"/>
+      <w:kern w:val="28"/>
+      <w:sz w:val="56"/>
+      <w:szCs w:val="56"/>
+    </w:rPr>
+  </w:style>
+  <w:style w:type="character" w:customStyle="1" w:styleId="TtuloChar">
+    <w:name w:val="Título Char"/>
+    <w:basedOn w:val="Fontepargpadro"/>
+    <w:link w:val="Ttulo"/>
+    <w:uiPriority w:val="10"/>
+    <w:rsid w:val="00DF6E2E"/>
+    <w:rPr>
+      <w:rFonts w:asciiTheme="majorHAnsi" w:eastAsiaTheme="majorEastAsia" w:hAnsiTheme="majorHAnsi" w:cstheme="majorBidi"/>
+      <w:spacing w:val="-10"/>
+      <w:kern w:val="28"/>
+      <w:sz w:val="56"/>
+      <w:szCs w:val="56"/>
+    </w:rPr>
+  </w:style>
+  <w:style w:type="paragraph" w:styleId="Subttulo">
+    <w:name w:val="Subtitle"/>
+    <w:basedOn w:val="Normal"/>
+    <w:next w:val="Normal"/>
+    <w:link w:val="SubttuloChar"/>
+    <w:uiPriority w:val="11"/>
+    <w:qFormat/>
+    <w:rsid w:val="00DF6E2E"/>
+    <w:pPr>
+      <w:numPr>
+        <w:ilvl w:val="1"/>
+      </w:numPr>
+    </w:pPr>
+    <w:rPr>
+      <w:rFonts w:eastAsiaTheme="majorEastAsia" w:cstheme="majorBidi"/>
+      <w:color w:val="595959" w:themeColor="text1" w:themeTint="A6"/>
+      <w:spacing w:val="15"/>
+      <w:sz w:val="28"/>
+      <w:szCs w:val="28"/>
+    </w:rPr>
+  </w:style>
+  <w:style w:type="character" w:customStyle="1" w:styleId="SubttuloChar">
+    <w:name w:val="Subtítulo Char"/>
+    <w:basedOn w:val="Fontepargpadro"/>
+    <w:link w:val="Subttulo"/>
+    <w:uiPriority w:val="11"/>
+    <w:rsid w:val="00DF6E2E"/>
+    <w:rPr>
+      <w:rFonts w:eastAsiaTheme="majorEastAsia" w:cstheme="majorBidi"/>
+      <w:color w:val="595959" w:themeColor="text1" w:themeTint="A6"/>
+      <w:spacing w:val="15"/>
+      <w:sz w:val="28"/>
+      <w:szCs w:val="28"/>
+    </w:rPr>
+  </w:style>
+  <w:style w:type="paragraph" w:styleId="Citao">
+    <w:name w:val="Quote"/>
+    <w:basedOn w:val="Normal"/>
+    <w:next w:val="Normal"/>
+    <w:link w:val="CitaoChar"/>
+    <w:uiPriority w:val="29"/>
+    <w:qFormat/>
+    <w:rsid w:val="00DF6E2E"/>
+    <w:pPr>
+      <w:spacing w:before="160"/>
+      <w:jc w:val="center"/>
+    </w:pPr>
+    <w:rPr>
+      <w:i/>
+      <w:iCs/>
+      <w:color w:val="404040" w:themeColor="text1" w:themeTint="BF"/>
+    </w:rPr>
+  </w:style>
+  <w:style w:type="character" w:customStyle="1" w:styleId="CitaoChar">
+    <w:name w:val="Citação Char"/>
+    <w:basedOn w:val="Fontepargpadro"/>
+    <w:link w:val="Citao"/>
+    <w:uiPriority w:val="29"/>
+    <w:rsid w:val="00DF6E2E"/>
+    <w:rPr>
+      <w:i/>
+      <w:iCs/>
+      <w:color w:val="404040" w:themeColor="text1" w:themeTint="BF"/>
+    </w:rPr>
+  </w:style>
+  <w:style w:type="paragraph" w:styleId="PargrafodaLista">
+    <w:name w:val="List Paragraph"/>
+    <w:basedOn w:val="Normal"/>
+    <w:uiPriority w:val="34"/>
+    <w:qFormat/>
+    <w:rsid w:val="00DF6E2E"/>
+    <w:pPr>
+      <w:ind w:left="720"/>
+      <w:contextualSpacing/>
+    </w:pPr>
+  </w:style>
+  <w:style w:type="character" w:styleId="nfaseIntensa">
+    <w:name w:val="Intense Emphasis"/>
+    <w:basedOn w:val="Fontepargpadro"/>
+    <w:uiPriority w:val="21"/>
+    <w:qFormat/>
+    <w:rsid w:val="00DF6E2E"/>
+    <w:rPr>
+      <w:i/>
+      <w:iCs/>
+      <w:color w:val="0F4761" w:themeColor="accent1" w:themeShade="BF"/>
+    </w:rPr>
+  </w:style>
+  <w:style w:type="paragraph" w:styleId="CitaoIntensa">
+    <w:name w:val="Intense Quote"/>
+    <w:basedOn w:val="Normal"/>
+    <w:next w:val="Normal"/>
+    <w:link w:val="CitaoIntensaChar"/>
+    <w:uiPriority w:val="30"/>
+    <w:qFormat/>
+    <w:rsid w:val="00DF6E2E"/>
+    <w:pPr>
+      <w:pBdr>
+        <w:top w:val="single" w:sz="4" w:space="10" w:color="0F4761" w:themeColor="accent1" w:themeShade="BF"/>
+        <w:bottom w:val="single" w:sz="4" w:space="10" w:color="0F4761" w:themeColor="accent1" w:themeShade="BF"/>
+      </w:pBdr>
+      <w:spacing w:before="360" w:after="360"/>
+      <w:ind w:left="864" w:right="864"/>
+      <w:jc w:val="center"/>
+    </w:pPr>
+    <w:rPr>
+      <w:i/>
+      <w:iCs/>
+      <w:color w:val="0F4761" w:themeColor="accent1" w:themeShade="BF"/>
+    </w:rPr>
+  </w:style>
+  <w:style w:type="character" w:customStyle="1" w:styleId="CitaoIntensaChar">
+    <w:name w:val="Citação Intensa Char"/>
+    <w:basedOn w:val="Fontepargpadro"/>
+    <w:link w:val="CitaoIntensa"/>
+    <w:uiPriority w:val="30"/>
+    <w:rsid w:val="00DF6E2E"/>
+    <w:rPr>
+      <w:i/>
+      <w:iCs/>
+      <w:color w:val="0F4761" w:themeColor="accent1" w:themeShade="BF"/>
+    </w:rPr>
+  </w:style>
+  <w:style w:type="character" w:styleId="RefernciaIntensa">
+    <w:name w:val="Intense Reference"/>
+    <w:basedOn w:val="Fontepargpadro"/>
+    <w:uiPriority w:val="32"/>
+    <w:qFormat/>
+    <w:rsid w:val="00DF6E2E"/>
+    <w:rPr>
+      <w:b/>
+      <w:bCs/>
+      <w:smallCaps/>
+      <w:color w:val="0F4761" w:themeColor="accent1" w:themeShade="BF"/>
+      <w:spacing w:val="5"/>
+    </w:rPr>
+  </w:style>
+  <w:style w:type="paragraph" w:styleId="NormalWeb">
+    <w:name w:val="Normal (Web)"/>
+    <w:basedOn w:val="Normal"/>
+    <w:uiPriority w:val="99"/>
+    <w:semiHidden/>
+    <w:unhideWhenUsed/>
+    <w:rsid w:val="0077549E"/>
+    <w:rPr>
+      <w:rFonts w:ascii="Times New Roman" w:hAnsi="Times New Roman" w:cs="Times New Roman"/>
+    </w:rPr>
+  </w:style>
+  <w:style w:type="paragraph" w:styleId="SemEspaamento">
+    <w:name w:val="No Spacing"/>
+    <w:link w:val="SemEspaamentoChar"/>
+    <w:uiPriority w:val="1"/>
+    <w:qFormat/>
+    <w:rsid w:val="00696130"/>
+    <w:pPr>
+      <w:spacing w:after="0" w:line="240" w:lineRule="auto"/>
+    </w:pPr>
+    <w:rPr>
+      <w:rFonts w:eastAsiaTheme="minorEastAsia"/>
+      <w:kern w:val="0"/>
+      <w:sz w:val="22"/>
+      <w:szCs w:val="22"/>
+      <w:lang w:eastAsia="pt-BR"/>
+      <w14:ligatures w14:val="none"/>
+    </w:rPr>
+  </w:style>
+  <w:style w:type="character" w:customStyle="1" w:styleId="SemEspaamentoChar">
+    <w:name w:val="Sem Espaçamento Char"/>
+    <w:basedOn w:val="Fontepargpadro"/>
+    <w:link w:val="SemEspaamento"/>
+    <w:uiPriority w:val="1"/>
+    <w:rsid w:val="00696130"/>
+    <w:rPr>
+      <w:rFonts w:eastAsiaTheme="minorEastAsia"/>
+      <w:kern w:val="0"/>
+      <w:sz w:val="22"/>
+      <w:szCs w:val="22"/>
+      <w:lang w:eastAsia="pt-BR"/>
+      <w14:ligatures w14:val="none"/>
+    </w:rPr>
+  </w:style>
+  <w:style w:type="paragraph" w:styleId="CabealhodoSumrio">
+    <w:name w:val="TOC Heading"/>
+    <w:basedOn w:val="Ttulo1"/>
+    <w:next w:val="Normal"/>
+    <w:uiPriority w:val="39"/>
+    <w:unhideWhenUsed/>
+    <w:qFormat/>
+    <w:rsid w:val="00696130"/>
+    <w:pPr>
+      <w:spacing w:before="240" w:after="0" w:line="259" w:lineRule="auto"/>
+      <w:outlineLvl w:val="9"/>
+    </w:pPr>
+    <w:rPr>
+      <w:kern w:val="0"/>
+      <w:sz w:val="32"/>
+      <w:szCs w:val="32"/>
+      <w:lang w:eastAsia="pt-BR"/>
+      <w14:ligatures w14:val="none"/>
+    </w:rPr>
+  </w:style>
+  <w:style w:type="paragraph" w:styleId="Sumrio1">
+    <w:name w:val="toc 1"/>
+    <w:basedOn w:val="Normal"/>
+    <w:next w:val="Normal"/>
+    <w:autoRedefine/>
+    <w:uiPriority w:val="39"/>
+    <w:unhideWhenUsed/>
+    <w:rsid w:val="00053BD5"/>
+    <w:pPr>
+      <w:spacing w:after="100"/>
+    </w:pPr>
+  </w:style>
+  <w:style w:type="paragraph" w:styleId="Sumrio2">
+    <w:name w:val="toc 2"/>
+    <w:basedOn w:val="Normal"/>
+    <w:next w:val="Normal"/>
+    <w:autoRedefine/>
+    <w:uiPriority w:val="39"/>
+    <w:unhideWhenUsed/>
+    <w:rsid w:val="00053BD5"/>
+    <w:pPr>
+      <w:spacing w:after="100"/>
+      <w:ind w:left="240"/>
+    </w:pPr>
+  </w:style>
+  <w:style w:type="paragraph" w:styleId="Sumrio3">
+    <w:name w:val="toc 3"/>
+    <w:basedOn w:val="Normal"/>
+    <w:next w:val="Normal"/>
+    <w:autoRedefine/>
+    <w:uiPriority w:val="39"/>
+    <w:unhideWhenUsed/>
+    <w:rsid w:val="00053BD5"/>
+    <w:pPr>
+      <w:spacing w:after="100"/>
+      <w:ind w:left="480"/>
+    </w:pPr>
+  </w:style>
+  <w:style w:type="character" w:styleId="Hyperlink">
+    <w:name w:val="Hyperlink"/>
+    <w:basedOn w:val="Fontepargpadro"/>
+    <w:uiPriority w:val="99"/>
+    <w:unhideWhenUsed/>
+    <w:rsid w:val="00053BD5"/>
+    <w:rPr>
+      <w:color w:val="467886" w:themeColor="hyperlink"/>
+      <w:u w:val="single"/>
+    </w:rPr>
+  </w:style>
+</w:styles>
+</file>
+
+<file path=word/glossary/document.xml><?xml version="1.0" encoding="utf-8"?>
+<w:glossaryDocument xmlns:wpc="http://schemas.microsoft.com/office/word/2010/wordprocessingCanvas" xmlns:cx="http://schemas.microsoft.com/office/drawing/2014/chartex" xmlns:cx1="http://schemas.microsoft.com/office/drawing/2015/9/8/chartex" xmlns:cx2="http://schemas.microsoft.com/office/drawing/2015/10/21/chartex" xmlns:cx3="http://schemas.microsoft.com/office/drawing/2016/5/9/chartex" xmlns:cx4="http://schemas.microsoft.com/office/drawing/2016/5/10/chartex" xmlns:cx5="http://schemas.microsoft.com/office/drawing/2016/5/11/chartex" xmlns:cx6="http://schemas.microsoft.com/office/drawing/2016/5/12/chartex" xmlns:cx7="http://schemas.microsoft.com/office/drawing/2016/5/13/chartex" xmlns:cx8="http://schemas.microsoft.com/office/drawing/2016/5/14/chartex" xmlns:mc="http://schemas.openxmlformats.org/markup-compatibility/2006" xmlns:aink="http://schemas.microsoft.com/office/drawing/2016/ink" xmlns:am3d="http://schemas.microsoft.com/office/drawing/2017/model3d" xmlns:o="urn:schemas-microsoft-com:office:office" xmlns:oel="http://schemas.microsoft.com/office/2019/extlst" xmlns:r="http://schemas.openxmlformats.org/officeDocument/2006/relationships" xmlns:m="http://schemas.openxmlformats.org/officeDocument/2006/math" xmlns:v="urn:schemas-microsoft-com:vml" xmlns:wp14="http://schemas.microsoft.com/office/word/2010/wordprocessingDrawing" xmlns:wp="http://schemas.openxmlformats.org/drawingml/2006/wordprocessingDrawing" xmlns:w10="urn:schemas-microsoft-com:office:word" xmlns:w="http://schemas.openxmlformats.org/wordprocessingml/2006/main" xmlns:w14="http://schemas.microsoft.com/office/word/2010/wordml" xmlns:w15="http://schemas.microsoft.com/office/word/2012/wordml" xmlns:w16cex="http://schemas.microsoft.com/office/word/2018/wordml/cex" xmlns:w16cid="http://schemas.microsoft.com/office/word/2016/wordml/cid" xmlns:w16="http://schemas.microsoft.com/office/word/2018/wordml" xmlns:w16du="http://schemas.microsoft.com/office/word/2023/wordml/word16du" xmlns:w16sdtdh="http://schemas.microsoft.com/office/word/2020/wordml/sdtdatahash" xmlns:w16sdtfl="http://schemas.microsoft.com/office/word/2024/wordml/sdtformatlock" xmlns:w16se="http://schemas.microsoft.com/office/word/2015/wordml/symex" xmlns:wpg="http://schemas.microsoft.com/office/word/2010/wordprocessingGroup" xmlns:wpi="http://schemas.microsoft.com/office/word/2010/wordprocessingInk" xmlns:wne="http://schemas.microsoft.com/office/word/2006/wordml" xmlns:wps="http://schemas.microsoft.com/office/word/2010/wordprocessingShape" mc:Ignorable="w14 w15 w16se w16cid w16 w16cex w16sdtdh w16sdtfl w16du wp14">
+  <w:docParts>
+    <w:docPart>
+      <w:docPartPr>
+        <w:name w:val="4A33F980D72141A3990E4055C6D04BFB"/>
+        <w:category>
+          <w:name w:val="Geral"/>
+          <w:gallery w:val="placeholder"/>
+        </w:category>
+        <w:types>
+          <w:type w:val="bbPlcHdr"/>
+        </w:types>
+        <w:behaviors>
+          <w:behavior w:val="content"/>
+        </w:behaviors>
+        <w:guid w:val="{5654D12C-ED72-4780-AEA8-1D993996AE1E}"/>
+      </w:docPartPr>
+      <w:docPartBody>
+        <w:p>
+          <w:pPr>
+            <w:pStyle w:val="4A33F980D72141A3990E4055C6D04BFB"/>
+          </w:pPr>
+          <w:r>
+            <w:rPr>
+              <w:rFonts w:asciiTheme="majorHAnsi" w:eastAsiaTheme="majorEastAsia" w:hAnsiTheme="majorHAnsi" w:cstheme="majorBidi"/>
+              <w:caps/>
+              <w:color w:val="156082" w:themeColor="accent1"/>
+              <w:sz w:val="80"/>
+              <w:szCs w:val="80"/>
+            </w:rPr>
+            <w:t>[Título do documento]</w:t>
+          </w:r>
+        </w:p>
+      </w:docPartBody>
+    </w:docPart>
+    <w:docPart>
+      <w:docPartPr>
+        <w:name w:val="012B5C4D9B3D43C3A62712B229937993"/>
+        <w:category>
+          <w:name w:val="Geral"/>
+          <w:gallery w:val="placeholder"/>
+        </w:category>
+        <w:types>
+          <w:type w:val="bbPlcHdr"/>
+        </w:types>
+        <w:behaviors>
+          <w:behavior w:val="content"/>
+        </w:behaviors>
+        <w:guid w:val="{BB80E2CB-9D4F-47E2-9F10-86484C2C653F}"/>
+      </w:docPartPr>
+      <w:docPartBody>
+        <w:p>
+          <w:pPr>
+            <w:pStyle w:val="012B5C4D9B3D43C3A62712B229937993"/>
+          </w:pPr>
+          <w:r>
+            <w:rPr>
+              <w:color w:val="156082" w:themeColor="accent1"/>
+              <w:sz w:val="28"/>
+              <w:szCs w:val="28"/>
+            </w:rPr>
+            <w:t>[Subtítulo do documento]</w:t>
+          </w:r>
+        </w:p>
+      </w:docPartBody>
+    </w:docPart>
+  </w:docParts>
+</w:glossaryDocument>
+</file>
+
+<file path=word/glossary/fontTable.xml><?xml version="1.0" encoding="utf-8"?>
+<w:fonts xmlns:mc="http://schemas.openxmlformats.org/markup-compatibility/2006" xmlns:r="http://schemas.openxmlformats.org/officeDocument/2006/relationships" xmlns:w="http://schemas.openxmlformats.org/wordprocessingml/2006/main" xmlns:w14="http://schemas.microsoft.com/office/word/2010/wordml" xmlns:w15="http://schemas.microsoft.com/office/word/2012/wordml" xmlns:w16cex="http://schemas.microsoft.com/office/word/2018/wordml/cex" xmlns:w16cid="http://schemas.microsoft.com/office/word/2016/wordml/cid" xmlns:w16="http://schemas.microsoft.com/office/word/2018/wordml" xmlns:w16du="http://schemas.microsoft.com/office/word/2023/wordml/word16du" xmlns:w16sdtdh="http://schemas.microsoft.com/office/word/2020/wordml/sdtdatahash" xmlns:w16sdtfl="http://schemas.microsoft.com/office/word/2024/wordml/sdtformatlock" xmlns:w16se="http://schemas.microsoft.com/office/word/2015/wordml/symex" mc:Ignorable="w14 w15 w16se w16cid w16 w16cex w16sdtdh w16sdtfl w16du">
+  <w:font w:name="Symbol">
+    <w:panose1 w:val="05050102010706020507"/>
+    <w:charset w:val="02"/>
+    <w:family w:val="roman"/>
+    <w:pitch w:val="variable"/>
+    <w:sig w:usb0="00000000" w:usb1="10000000" w:usb2="00000000" w:usb3="00000000" w:csb0="80000000" w:csb1="00000000"/>
+  </w:font>
+  <w:font w:name="Times New Roman">
+    <w:panose1 w:val="02020603050405020304"/>
+    <w:charset w:val="00"/>
+    <w:family w:val="roman"/>
+    <w:pitch w:val="variable"/>
+    <w:sig w:usb0="E0002EFF" w:usb1="C000785B" w:usb2="00000009" w:usb3="00000000" w:csb0="000001FF" w:csb1="00000000"/>
+  </w:font>
+  <w:font w:name="Courier New">
+    <w:panose1 w:val="02070309020205020404"/>
+    <w:charset w:val="00"/>
+    <w:family w:val="modern"/>
+    <w:pitch w:val="fixed"/>
+    <w:sig w:usb0="E0002EFF" w:usb1="C0007843" w:usb2="00000009" w:usb3="00000000" w:csb0="000001FF" w:csb1="00000000"/>
+  </w:font>
+  <w:font w:name="Wingdings">
+    <w:panose1 w:val="05000000000000000000"/>
+    <w:charset w:val="02"/>
+    <w:family w:val="auto"/>
+    <w:pitch w:val="variable"/>
+    <w:sig w:usb0="00000000" w:usb1="10000000" w:usb2="00000000" w:usb3="00000000" w:csb0="80000000" w:csb1="00000000"/>
+  </w:font>
+  <w:font w:name="Aptos">
+    <w:charset w:val="00"/>
+    <w:family w:val="swiss"/>
+    <w:pitch w:val="variable"/>
+    <w:sig w:usb0="20000287" w:usb1="00000003" w:usb2="00000000" w:usb3="00000000" w:csb0="0000019F" w:csb1="00000000"/>
+  </w:font>
+  <w:font w:name="Aptos Display">
+    <w:charset w:val="00"/>
+    <w:family w:val="swiss"/>
+    <w:pitch w:val="variable"/>
+    <w:sig w:usb0="20000287" w:usb1="00000003" w:usb2="00000000" w:usb3="00000000" w:csb0="0000019F" w:csb1="00000000"/>
+  </w:font>
+  <w:font w:name="Arial">
+    <w:panose1 w:val="020B0604020202020204"/>
+    <w:charset w:val="00"/>
+    <w:family w:val="swiss"/>
+    <w:pitch w:val="variable"/>
+    <w:sig w:usb0="E0002EFF" w:usb1="C000785B" w:usb2="00000009" w:usb3="00000000" w:csb0="000001FF" w:csb1="00000000"/>
+  </w:font>
+  <w:font w:name="Cambria Math">
+    <w:panose1 w:val="02040503050406030204"/>
+    <w:charset w:val="00"/>
+    <w:family w:val="roman"/>
+    <w:pitch w:val="variable"/>
+    <w:sig w:usb0="E00006FF" w:usb1="420024FF" w:usb2="02000000" w:usb3="00000000" w:csb0="0000019F" w:csb1="00000000"/>
+  </w:font>
+</w:fonts>
+</file>
+
+<file path=word/glossary/settings.xml><?xml version="1.0" encoding="utf-8"?>
+<w:settings xmlns:mc="http://schemas.openxmlformats.org/markup-compatibility/2006" xmlns:o="urn:schemas-microsoft-com:office:office" xmlns:r="http://schemas.openxmlformats.org/officeDocument/2006/relationships" xmlns:m="http://schemas.openxmlformats.org/officeDocument/2006/math" xmlns:v="urn:schemas-microsoft-com:vml" xmlns:w10="urn:schemas-microsoft-com:office:word" xmlns:w="http://schemas.openxmlformats.org/wordprocessingml/2006/main" xmlns:w14="http://schemas.microsoft.com/office/word/2010/wordml" xmlns:w15="http://schemas.microsoft.com/office/word/2012/wordml" xmlns:w16cex="http://schemas.microsoft.com/office/word/2018/wordml/cex" xmlns:w16cid="http://schemas.microsoft.com/office/word/2016/wordml/cid" xmlns:w16="http://schemas.microsoft.com/office/word/2018/wordml" xmlns:w16du="http://schemas.microsoft.com/office/word/2023/wordml/word16du" xmlns:w16sdtdh="http://schemas.microsoft.com/office/word/2020/wordml/sdtdatahash" xmlns:w16sdtfl="http://schemas.microsoft.com/office/word/2024/wordml/sdtformatlock" xmlns:w16se="http://schemas.microsoft.com/office/word/2015/wordml/symex" xmlns:sl="http://schemas.openxmlformats.org/schemaLibrary/2006/main" mc:Ignorable="w14 w15 w16se w16cid w16 w16cex w16sdtdh w16sdtfl w16du">
+  <w:view w:val="normal"/>
+  <w:defaultTabStop w:val="708"/>
+  <w:hyphenationZone w:val="425"/>
+  <w:characterSpacingControl w:val="doNotCompress"/>
+  <w:compat>
+    <w:useFELayout/>
+    <w:compatSetting w:name="compatibilityMode" w:uri="http://schemas.microsoft.com/office/word" w:val="15"/>
+    <w:compatSetting w:name="overrideTableStyleFontSizeAndJustification" w:uri="http://schemas.microsoft.com/office/word" w:val="1"/>
+    <w:compatSetting w:name="enableOpenTypeFeatures" w:uri="http://schemas.microsoft.com/office/word" w:val="1"/>
+    <w:compatSetting w:name="doNotFlipMirrorIndents" w:uri="http://schemas.microsoft.com/office/word" w:val="1"/>
+    <w:compatSetting w:name="differentiateMultirowTableHeaders" w:uri="http://schemas.microsoft.com/office/word" w:val="1"/>
+    <w:compatSetting w:name="useWord2013TrackBottomHyphenation" w:uri="http://schemas.microsoft.com/office/word" w:val="0"/>
+  </w:compat>
+  <w:rsids>
+    <w:rsidRoot w:val="002B3A91"/>
+    <w:rsid w:val="001D6652"/>
+    <w:rsid w:val="002B3A91"/>
+    <w:rsid w:val="00DD20FB"/>
+  </w:rsids>
+  <m:mathPr>
+    <m:mathFont m:val="Cambria Math"/>
+    <m:brkBin m:val="before"/>
+    <m:brkBinSub m:val="--"/>
+    <m:smallFrac m:val="0"/>
+    <m:dispDef/>
+    <m:lMargin m:val="0"/>
+    <m:rMargin m:val="0"/>
+    <m:defJc m:val="centerGroup"/>
+    <m:wrapIndent m:val="1440"/>
+    <m:intLim m:val="subSup"/>
+    <m:naryLim m:val="undOvr"/>
+  </m:mathPr>
+  <w:themeFontLang w:val="pt-BR"/>
+  <w:clrSchemeMapping w:bg1="light1" w:t1="dark1" w:bg2="light2" w:t2="dark2" w:accent1="accent1" w:accent2="accent2" w:accent3="accent3" w:accent4="accent4" w:accent5="accent5" w:accent6="accent6" w:hyperlink="hyperlink" w:followedHyperlink="followedHyperlink"/>
+  <w:decimalSymbol w:val=","/>
+  <w:listSeparator w:val=";"/>
+  <w15:chartTrackingRefBased/>
+</w:settings>
+</file>
+
+<file path=word/glossary/styles.xml><?xml version="1.0" encoding="utf-8"?>
+<w:styles xmlns:mc="http://schemas.openxmlformats.org/markup-compatibility/2006" xmlns:r="http://schemas.openxmlformats.org/officeDocument/2006/relationships" xmlns:w="http://schemas.openxmlformats.org/wordprocessingml/2006/main" xmlns:w14="http://schemas.microsoft.com/office/word/2010/wordml" xmlns:w15="http://schemas.microsoft.com/office/word/2012/wordml" xmlns:w16cex="http://schemas.microsoft.com/office/word/2018/wordml/cex" xmlns:w16cid="http://schemas.microsoft.com/office/word/2016/wordml/cid" xmlns:w16="http://schemas.microsoft.com/office/word/2018/wordml" xmlns:w16du="http://schemas.microsoft.com/office/word/2023/wordml/word16du" xmlns:w16sdtdh="http://schemas.microsoft.com/office/word/2020/wordml/sdtdatahash" xmlns:w16sdtfl="http://schemas.microsoft.com/office/word/2024/wordml/sdtformatlock" xmlns:w16se="http://schemas.microsoft.com/office/word/2015/wordml/symex" mc:Ignorable="w14 w15 w16se w16cid w16 w16cex w16sdtdh w16sdtfl w16du">
+  <w:docDefaults>
+    <w:rPrDefault>
+      <w:rPr>
+        <w:rFonts w:asciiTheme="minorHAnsi" w:eastAsiaTheme="minorEastAsia" w:hAnsiTheme="minorHAnsi" w:cstheme="minorBidi"/>
+        <w:kern w:val="2"/>
+        <w:sz w:val="24"/>
+        <w:szCs w:val="24"/>
+        <w:lang w:val="pt-BR" w:eastAsia="pt-BR" w:bidi="ar-SA"/>
         <w14:ligatures w14:val="standardContextual"/>
       </w:rPr>
     </w:rPrDefault>
@@ -5080,208 +8777,10 @@
     <w:name w:val="Normal"/>
     <w:qFormat/>
   </w:style>
-  <w:style w:type="paragraph" w:styleId="Ttulo1">
-    <w:name w:val="heading 1"/>
-    <w:basedOn w:val="Normal"/>
-    <w:next w:val="Normal"/>
-    <w:link w:val="Ttulo1Char"/>
-    <w:uiPriority w:val="9"/>
-    <w:qFormat/>
-    <w:rsid w:val="00DF6E2E"/>
-    <w:pPr>
-      <w:keepNext/>
-      <w:keepLines/>
-      <w:spacing w:before="360" w:after="80"/>
-      <w:outlineLvl w:val="0"/>
-    </w:pPr>
-    <w:rPr>
-      <w:rFonts w:asciiTheme="majorHAnsi" w:eastAsiaTheme="majorEastAsia" w:hAnsiTheme="majorHAnsi" w:cstheme="majorBidi"/>
-      <w:color w:val="0F4761" w:themeColor="accent1" w:themeShade="BF"/>
-      <w:sz w:val="40"/>
-      <w:szCs w:val="40"/>
-    </w:rPr>
-  </w:style>
-  <w:style w:type="paragraph" w:styleId="Ttulo2">
-    <w:name w:val="heading 2"/>
-    <w:basedOn w:val="Normal"/>
-    <w:next w:val="Normal"/>
-    <w:link w:val="Ttulo2Char"/>
-    <w:uiPriority w:val="9"/>
-    <w:semiHidden/>
-    <w:unhideWhenUsed/>
-    <w:qFormat/>
-    <w:rsid w:val="00DF6E2E"/>
-    <w:pPr>
-      <w:keepNext/>
-      <w:keepLines/>
-      <w:spacing w:before="160" w:after="80"/>
-      <w:outlineLvl w:val="1"/>
-    </w:pPr>
-    <w:rPr>
-      <w:rFonts w:asciiTheme="majorHAnsi" w:eastAsiaTheme="majorEastAsia" w:hAnsiTheme="majorHAnsi" w:cstheme="majorBidi"/>
-      <w:color w:val="0F4761" w:themeColor="accent1" w:themeShade="BF"/>
-      <w:sz w:val="32"/>
-      <w:szCs w:val="32"/>
-    </w:rPr>
-  </w:style>
-  <w:style w:type="paragraph" w:styleId="Ttulo3">
-    <w:name w:val="heading 3"/>
-    <w:basedOn w:val="Normal"/>
-    <w:next w:val="Normal"/>
-    <w:link w:val="Ttulo3Char"/>
-    <w:uiPriority w:val="9"/>
-    <w:semiHidden/>
-    <w:unhideWhenUsed/>
-    <w:qFormat/>
-    <w:rsid w:val="00DF6E2E"/>
-    <w:pPr>
-      <w:keepNext/>
-      <w:keepLines/>
-      <w:spacing w:before="160" w:after="80"/>
-      <w:outlineLvl w:val="2"/>
-    </w:pPr>
-    <w:rPr>
-      <w:rFonts w:eastAsiaTheme="majorEastAsia" w:cstheme="majorBidi"/>
-      <w:color w:val="0F4761" w:themeColor="accent1" w:themeShade="BF"/>
-      <w:sz w:val="28"/>
-      <w:szCs w:val="28"/>
-    </w:rPr>
-  </w:style>
-  <w:style w:type="paragraph" w:styleId="Ttulo4">
-    <w:name w:val="heading 4"/>
-    <w:basedOn w:val="Normal"/>
-    <w:next w:val="Normal"/>
-    <w:link w:val="Ttulo4Char"/>
-    <w:uiPriority w:val="9"/>
-    <w:semiHidden/>
-    <w:unhideWhenUsed/>
-    <w:qFormat/>
-    <w:rsid w:val="00DF6E2E"/>
-    <w:pPr>
-      <w:keepNext/>
-      <w:keepLines/>
-      <w:spacing w:before="80" w:after="40"/>
-      <w:outlineLvl w:val="3"/>
-    </w:pPr>
-    <w:rPr>
-      <w:rFonts w:eastAsiaTheme="majorEastAsia" w:cstheme="majorBidi"/>
-      <w:i/>
-      <w:iCs/>
-      <w:color w:val="0F4761" w:themeColor="accent1" w:themeShade="BF"/>
-    </w:rPr>
-  </w:style>
-  <w:style w:type="paragraph" w:styleId="Ttulo5">
-    <w:name w:val="heading 5"/>
-    <w:basedOn w:val="Normal"/>
-    <w:next w:val="Normal"/>
-    <w:link w:val="Ttulo5Char"/>
-    <w:uiPriority w:val="9"/>
-    <w:semiHidden/>
-    <w:unhideWhenUsed/>
-    <w:qFormat/>
-    <w:rsid w:val="00DF6E2E"/>
-    <w:pPr>
-      <w:keepNext/>
-      <w:keepLines/>
-      <w:spacing w:before="80" w:after="40"/>
-      <w:outlineLvl w:val="4"/>
-    </w:pPr>
-    <w:rPr>
-      <w:rFonts w:eastAsiaTheme="majorEastAsia" w:cstheme="majorBidi"/>
-      <w:color w:val="0F4761" w:themeColor="accent1" w:themeShade="BF"/>
-    </w:rPr>
-  </w:style>
-  <w:style w:type="paragraph" w:styleId="Ttulo6">
-    <w:name w:val="heading 6"/>
-    <w:basedOn w:val="Normal"/>
-    <w:next w:val="Normal"/>
-    <w:link w:val="Ttulo6Char"/>
-    <w:uiPriority w:val="9"/>
-    <w:semiHidden/>
-    <w:unhideWhenUsed/>
-    <w:qFormat/>
-    <w:rsid w:val="00DF6E2E"/>
-    <w:pPr>
-      <w:keepNext/>
-      <w:keepLines/>
-      <w:spacing w:before="40" w:after="0"/>
-      <w:outlineLvl w:val="5"/>
-    </w:pPr>
-    <w:rPr>
-      <w:rFonts w:eastAsiaTheme="majorEastAsia" w:cstheme="majorBidi"/>
-      <w:i/>
-      <w:iCs/>
-      <w:color w:val="595959" w:themeColor="text1" w:themeTint="A6"/>
-    </w:rPr>
-  </w:style>
-  <w:style w:type="paragraph" w:styleId="Ttulo7">
-    <w:name w:val="heading 7"/>
-    <w:basedOn w:val="Normal"/>
-    <w:next w:val="Normal"/>
-    <w:link w:val="Ttulo7Char"/>
-    <w:uiPriority w:val="9"/>
-    <w:semiHidden/>
-    <w:unhideWhenUsed/>
-    <w:qFormat/>
-    <w:rsid w:val="00DF6E2E"/>
-    <w:pPr>
-      <w:keepNext/>
-      <w:keepLines/>
-      <w:spacing w:before="40" w:after="0"/>
-      <w:outlineLvl w:val="6"/>
-    </w:pPr>
-    <w:rPr>
-      <w:rFonts w:eastAsiaTheme="majorEastAsia" w:cstheme="majorBidi"/>
-      <w:color w:val="595959" w:themeColor="text1" w:themeTint="A6"/>
-    </w:rPr>
-  </w:style>
-  <w:style w:type="paragraph" w:styleId="Ttulo8">
-    <w:name w:val="heading 8"/>
-    <w:basedOn w:val="Normal"/>
-    <w:next w:val="Normal"/>
-    <w:link w:val="Ttulo8Char"/>
-    <w:uiPriority w:val="9"/>
-    <w:semiHidden/>
-    <w:unhideWhenUsed/>
-    <w:qFormat/>
-    <w:rsid w:val="00DF6E2E"/>
-    <w:pPr>
-      <w:keepNext/>
-      <w:keepLines/>
-      <w:spacing w:after="0"/>
-      <w:outlineLvl w:val="7"/>
-    </w:pPr>
-    <w:rPr>
-      <w:rFonts w:eastAsiaTheme="majorEastAsia" w:cstheme="majorBidi"/>
-      <w:i/>
-      <w:iCs/>
-      <w:color w:val="272727" w:themeColor="text1" w:themeTint="D8"/>
-    </w:rPr>
-  </w:style>
-  <w:style w:type="paragraph" w:styleId="Ttulo9">
-    <w:name w:val="heading 9"/>
-    <w:basedOn w:val="Normal"/>
-    <w:next w:val="Normal"/>
-    <w:link w:val="Ttulo9Char"/>
-    <w:uiPriority w:val="9"/>
-    <w:semiHidden/>
-    <w:unhideWhenUsed/>
-    <w:qFormat/>
-    <w:rsid w:val="00DF6E2E"/>
-    <w:pPr>
-      <w:keepNext/>
-      <w:keepLines/>
-      <w:spacing w:after="0"/>
-      <w:outlineLvl w:val="8"/>
-    </w:pPr>
-    <w:rPr>
-      <w:rFonts w:eastAsiaTheme="majorEastAsia" w:cstheme="majorBidi"/>
-      <w:color w:val="272727" w:themeColor="text1" w:themeTint="D8"/>
-    </w:rPr>
-  </w:style>
   <w:style w:type="character" w:default="1" w:styleId="Fontepargpadro">
     <w:name w:val="Default Paragraph Font"/>
     <w:uiPriority w:val="1"/>
+    <w:semiHidden/>
     <w:unhideWhenUsed/>
   </w:style>
   <w:style w:type="table" w:default="1" w:styleId="Tabelanormal">
@@ -5305,308 +8804,22 @@
     <w:semiHidden/>
     <w:unhideWhenUsed/>
   </w:style>
-  <w:style w:type="character" w:customStyle="1" w:styleId="Ttulo1Char">
-    <w:name w:val="Título 1 Char"/>
-    <w:basedOn w:val="Fontepargpadro"/>
-    <w:link w:val="Ttulo1"/>
-    <w:uiPriority w:val="9"/>
-    <w:rsid w:val="00DF6E2E"/>
-    <w:rPr>
-      <w:rFonts w:asciiTheme="majorHAnsi" w:eastAsiaTheme="majorEastAsia" w:hAnsiTheme="majorHAnsi" w:cstheme="majorBidi"/>
-      <w:color w:val="0F4761" w:themeColor="accent1" w:themeShade="BF"/>
-      <w:sz w:val="40"/>
-      <w:szCs w:val="40"/>
-    </w:rPr>
+  <w:style w:type="paragraph" w:customStyle="1" w:styleId="4A33F980D72141A3990E4055C6D04BFB">
+    <w:name w:val="4A33F980D72141A3990E4055C6D04BFB"/>
+    <w:rsid w:val="002B3A91"/>
   </w:style>
-  <w:style w:type="character" w:customStyle="1" w:styleId="Ttulo2Char">
-    <w:name w:val="Título 2 Char"/>
-    <w:basedOn w:val="Fontepargpadro"/>
-    <w:link w:val="Ttulo2"/>
-    <w:uiPriority w:val="9"/>
-    <w:semiHidden/>
-    <w:rsid w:val="00DF6E2E"/>
-    <w:rPr>
-      <w:rFonts w:asciiTheme="majorHAnsi" w:eastAsiaTheme="majorEastAsia" w:hAnsiTheme="majorHAnsi" w:cstheme="majorBidi"/>
-      <w:color w:val="0F4761" w:themeColor="accent1" w:themeShade="BF"/>
-      <w:sz w:val="32"/>
-      <w:szCs w:val="32"/>
-    </w:rPr>
-  </w:style>
-  <w:style w:type="character" w:customStyle="1" w:styleId="Ttulo3Char">
-    <w:name w:val="Título 3 Char"/>
-    <w:basedOn w:val="Fontepargpadro"/>
-    <w:link w:val="Ttulo3"/>
-    <w:uiPriority w:val="9"/>
-    <w:semiHidden/>
-    <w:rsid w:val="00DF6E2E"/>
-    <w:rPr>
-      <w:rFonts w:eastAsiaTheme="majorEastAsia" w:cstheme="majorBidi"/>
-      <w:color w:val="0F4761" w:themeColor="accent1" w:themeShade="BF"/>
-      <w:sz w:val="28"/>
-      <w:szCs w:val="28"/>
-    </w:rPr>
-  </w:style>
-  <w:style w:type="character" w:customStyle="1" w:styleId="Ttulo4Char">
-    <w:name w:val="Título 4 Char"/>
-    <w:basedOn w:val="Fontepargpadro"/>
-    <w:link w:val="Ttulo4"/>
-    <w:uiPriority w:val="9"/>
-    <w:semiHidden/>
-    <w:rsid w:val="00DF6E2E"/>
-    <w:rPr>
-      <w:rFonts w:eastAsiaTheme="majorEastAsia" w:cstheme="majorBidi"/>
-      <w:i/>
-      <w:iCs/>
-      <w:color w:val="0F4761" w:themeColor="accent1" w:themeShade="BF"/>
-    </w:rPr>
-  </w:style>
-  <w:style w:type="character" w:customStyle="1" w:styleId="Ttulo5Char">
-    <w:name w:val="Título 5 Char"/>
-    <w:basedOn w:val="Fontepargpadro"/>
-    <w:link w:val="Ttulo5"/>
-    <w:uiPriority w:val="9"/>
-    <w:semiHidden/>
-    <w:rsid w:val="00DF6E2E"/>
-    <w:rPr>
-      <w:rFonts w:eastAsiaTheme="majorEastAsia" w:cstheme="majorBidi"/>
-      <w:color w:val="0F4761" w:themeColor="accent1" w:themeShade="BF"/>
-    </w:rPr>
-  </w:style>
-  <w:style w:type="character" w:customStyle="1" w:styleId="Ttulo6Char">
-    <w:name w:val="Título 6 Char"/>
-    <w:basedOn w:val="Fontepargpadro"/>
-    <w:link w:val="Ttulo6"/>
-    <w:uiPriority w:val="9"/>
-    <w:semiHidden/>
-    <w:rsid w:val="00DF6E2E"/>
-    <w:rPr>
-      <w:rFonts w:eastAsiaTheme="majorEastAsia" w:cstheme="majorBidi"/>
-      <w:i/>
-      <w:iCs/>
-      <w:color w:val="595959" w:themeColor="text1" w:themeTint="A6"/>
-    </w:rPr>
-  </w:style>
-  <w:style w:type="character" w:customStyle="1" w:styleId="Ttulo7Char">
-    <w:name w:val="Título 7 Char"/>
-    <w:basedOn w:val="Fontepargpadro"/>
-    <w:link w:val="Ttulo7"/>
-    <w:uiPriority w:val="9"/>
-    <w:semiHidden/>
-    <w:rsid w:val="00DF6E2E"/>
-    <w:rPr>
-      <w:rFonts w:eastAsiaTheme="majorEastAsia" w:cstheme="majorBidi"/>
-      <w:color w:val="595959" w:themeColor="text1" w:themeTint="A6"/>
-    </w:rPr>
-  </w:style>
-  <w:style w:type="character" w:customStyle="1" w:styleId="Ttulo8Char">
-    <w:name w:val="Título 8 Char"/>
-    <w:basedOn w:val="Fontepargpadro"/>
-    <w:link w:val="Ttulo8"/>
-    <w:uiPriority w:val="9"/>
-    <w:semiHidden/>
-    <w:rsid w:val="00DF6E2E"/>
-    <w:rPr>
-      <w:rFonts w:eastAsiaTheme="majorEastAsia" w:cstheme="majorBidi"/>
-      <w:i/>
-      <w:iCs/>
-      <w:color w:val="272727" w:themeColor="text1" w:themeTint="D8"/>
-    </w:rPr>
-  </w:style>
-  <w:style w:type="character" w:customStyle="1" w:styleId="Ttulo9Char">
-    <w:name w:val="Título 9 Char"/>
-    <w:basedOn w:val="Fontepargpadro"/>
-    <w:link w:val="Ttulo9"/>
-    <w:uiPriority w:val="9"/>
-    <w:semiHidden/>
-    <w:rsid w:val="00DF6E2E"/>
-    <w:rPr>
-      <w:rFonts w:eastAsiaTheme="majorEastAsia" w:cstheme="majorBidi"/>
-      <w:color w:val="272727" w:themeColor="text1" w:themeTint="D8"/>
-    </w:rPr>
-  </w:style>
-  <w:style w:type="paragraph" w:styleId="Ttulo">
-    <w:name w:val="Title"/>
-    <w:basedOn w:val="Normal"/>
-    <w:next w:val="Normal"/>
-    <w:link w:val="TtuloChar"/>
-    <w:uiPriority w:val="10"/>
-    <w:qFormat/>
-    <w:rsid w:val="00DF6E2E"/>
-    <w:pPr>
-      <w:spacing w:after="80" w:line="240" w:lineRule="auto"/>
-      <w:contextualSpacing/>
-    </w:pPr>
-    <w:rPr>
-      <w:rFonts w:asciiTheme="majorHAnsi" w:eastAsiaTheme="majorEastAsia" w:hAnsiTheme="majorHAnsi" w:cstheme="majorBidi"/>
-      <w:spacing w:val="-10"/>
-      <w:kern w:val="28"/>
-      <w:sz w:val="56"/>
-      <w:szCs w:val="56"/>
-    </w:rPr>
-  </w:style>
-  <w:style w:type="character" w:customStyle="1" w:styleId="TtuloChar">
-    <w:name w:val="Título Char"/>
-    <w:basedOn w:val="Fontepargpadro"/>
-    <w:link w:val="Ttulo"/>
-    <w:uiPriority w:val="10"/>
-    <w:rsid w:val="00DF6E2E"/>
-    <w:rPr>
-      <w:rFonts w:asciiTheme="majorHAnsi" w:eastAsiaTheme="majorEastAsia" w:hAnsiTheme="majorHAnsi" w:cstheme="majorBidi"/>
-      <w:spacing w:val="-10"/>
-      <w:kern w:val="28"/>
-      <w:sz w:val="56"/>
-      <w:szCs w:val="56"/>
-    </w:rPr>
-  </w:style>
-  <w:style w:type="paragraph" w:styleId="Subttulo">
-    <w:name w:val="Subtitle"/>
-    <w:basedOn w:val="Normal"/>
-    <w:next w:val="Normal"/>
-    <w:link w:val="SubttuloChar"/>
-    <w:uiPriority w:val="11"/>
-    <w:qFormat/>
-    <w:rsid w:val="00DF6E2E"/>
-    <w:pPr>
-      <w:numPr>
-        <w:ilvl w:val="1"/>
-      </w:numPr>
-    </w:pPr>
-    <w:rPr>
-      <w:rFonts w:eastAsiaTheme="majorEastAsia" w:cstheme="majorBidi"/>
-      <w:color w:val="595959" w:themeColor="text1" w:themeTint="A6"/>
-      <w:spacing w:val="15"/>
-      <w:sz w:val="28"/>
-      <w:szCs w:val="28"/>
-    </w:rPr>
-  </w:style>
-  <w:style w:type="character" w:customStyle="1" w:styleId="SubttuloChar">
-    <w:name w:val="Subtítulo Char"/>
-    <w:basedOn w:val="Fontepargpadro"/>
-    <w:link w:val="Subttulo"/>
-    <w:uiPriority w:val="11"/>
-    <w:rsid w:val="00DF6E2E"/>
-    <w:rPr>
-      <w:rFonts w:eastAsiaTheme="majorEastAsia" w:cstheme="majorBidi"/>
-      <w:color w:val="595959" w:themeColor="text1" w:themeTint="A6"/>
-      <w:spacing w:val="15"/>
-      <w:sz w:val="28"/>
-      <w:szCs w:val="28"/>
-    </w:rPr>
-  </w:style>
-  <w:style w:type="paragraph" w:styleId="Citao">
-    <w:name w:val="Quote"/>
-    <w:basedOn w:val="Normal"/>
-    <w:next w:val="Normal"/>
-    <w:link w:val="CitaoChar"/>
-    <w:uiPriority w:val="29"/>
-    <w:qFormat/>
-    <w:rsid w:val="00DF6E2E"/>
-    <w:pPr>
-      <w:spacing w:before="160"/>
-      <w:jc w:val="center"/>
-    </w:pPr>
-    <w:rPr>
-      <w:i/>
-      <w:iCs/>
-      <w:color w:val="404040" w:themeColor="text1" w:themeTint="BF"/>
-    </w:rPr>
-  </w:style>
-  <w:style w:type="character" w:customStyle="1" w:styleId="CitaoChar">
-    <w:name w:val="Citação Char"/>
-    <w:basedOn w:val="Fontepargpadro"/>
-    <w:link w:val="Citao"/>
-    <w:uiPriority w:val="29"/>
-    <w:rsid w:val="00DF6E2E"/>
-    <w:rPr>
-      <w:i/>
-      <w:iCs/>
-      <w:color w:val="404040" w:themeColor="text1" w:themeTint="BF"/>
-    </w:rPr>
-  </w:style>
-  <w:style w:type="paragraph" w:styleId="PargrafodaLista">
-    <w:name w:val="List Paragraph"/>
-    <w:basedOn w:val="Normal"/>
-    <w:uiPriority w:val="34"/>
-    <w:qFormat/>
-    <w:rsid w:val="00DF6E2E"/>
-    <w:pPr>
-      <w:ind w:left="720"/>
-      <w:contextualSpacing/>
-    </w:pPr>
-  </w:style>
-  <w:style w:type="character" w:styleId="nfaseIntensa">
-    <w:name w:val="Intense Emphasis"/>
-    <w:basedOn w:val="Fontepargpadro"/>
-    <w:uiPriority w:val="21"/>
-    <w:qFormat/>
-    <w:rsid w:val="00DF6E2E"/>
-    <w:rPr>
-      <w:i/>
-      <w:iCs/>
-      <w:color w:val="0F4761" w:themeColor="accent1" w:themeShade="BF"/>
-    </w:rPr>
-  </w:style>
-  <w:style w:type="paragraph" w:styleId="CitaoIntensa">
-    <w:name w:val="Intense Quote"/>
-    <w:basedOn w:val="Normal"/>
-    <w:next w:val="Normal"/>
-    <w:link w:val="CitaoIntensaChar"/>
-    <w:uiPriority w:val="30"/>
-    <w:qFormat/>
-    <w:rsid w:val="00DF6E2E"/>
-    <w:pPr>
-      <w:pBdr>
-        <w:top w:val="single" w:sz="4" w:space="10" w:color="0F4761" w:themeColor="accent1" w:themeShade="BF"/>
-        <w:bottom w:val="single" w:sz="4" w:space="10" w:color="0F4761" w:themeColor="accent1" w:themeShade="BF"/>
-      </w:pBdr>
-      <w:spacing w:before="360" w:after="360"/>
-      <w:ind w:left="864" w:right="864"/>
-      <w:jc w:val="center"/>
-    </w:pPr>
-    <w:rPr>
-      <w:i/>
-      <w:iCs/>
-      <w:color w:val="0F4761" w:themeColor="accent1" w:themeShade="BF"/>
-    </w:rPr>
-  </w:style>
-  <w:style w:type="character" w:customStyle="1" w:styleId="CitaoIntensaChar">
-    <w:name w:val="Citação Intensa Char"/>
-    <w:basedOn w:val="Fontepargpadro"/>
-    <w:link w:val="CitaoIntensa"/>
-    <w:uiPriority w:val="30"/>
-    <w:rsid w:val="00DF6E2E"/>
-    <w:rPr>
-      <w:i/>
-      <w:iCs/>
-      <w:color w:val="0F4761" w:themeColor="accent1" w:themeShade="BF"/>
-    </w:rPr>
-  </w:style>
-  <w:style w:type="character" w:styleId="RefernciaIntensa">
-    <w:name w:val="Intense Reference"/>
-    <w:basedOn w:val="Fontepargpadro"/>
-    <w:uiPriority w:val="32"/>
-    <w:qFormat/>
-    <w:rsid w:val="00DF6E2E"/>
-    <w:rPr>
-      <w:b/>
-      <w:bCs/>
-      <w:smallCaps/>
-      <w:color w:val="0F4761" w:themeColor="accent1" w:themeShade="BF"/>
-      <w:spacing w:val="5"/>
-    </w:rPr>
-  </w:style>
-  <w:style w:type="paragraph" w:styleId="NormalWeb">
-    <w:name w:val="Normal (Web)"/>
-    <w:basedOn w:val="Normal"/>
-    <w:uiPriority w:val="99"/>
-    <w:semiHidden/>
-    <w:unhideWhenUsed/>
-    <w:rsid w:val="0077549E"/>
-    <w:rPr>
-      <w:rFonts w:ascii="Times New Roman" w:hAnsi="Times New Roman" w:cs="Times New Roman"/>
-    </w:rPr>
+  <w:style w:type="paragraph" w:customStyle="1" w:styleId="012B5C4D9B3D43C3A62712B229937993">
+    <w:name w:val="012B5C4D9B3D43C3A62712B229937993"/>
+    <w:rsid w:val="002B3A91"/>
   </w:style>
 </w:styles>
+</file>
+
+<file path=word/glossary/webSettings.xml><?xml version="1.0" encoding="utf-8"?>
+<w:webSettings xmlns:mc="http://schemas.openxmlformats.org/markup-compatibility/2006" xmlns:r="http://schemas.openxmlformats.org/officeDocument/2006/relationships" xmlns:w="http://schemas.openxmlformats.org/wordprocessingml/2006/main" xmlns:w14="http://schemas.microsoft.com/office/word/2010/wordml" xmlns:w15="http://schemas.microsoft.com/office/word/2012/wordml" xmlns:w16cex="http://schemas.microsoft.com/office/word/2018/wordml/cex" xmlns:w16cid="http://schemas.microsoft.com/office/word/2016/wordml/cid" xmlns:w16="http://schemas.microsoft.com/office/word/2018/wordml" xmlns:w16du="http://schemas.microsoft.com/office/word/2023/wordml/word16du" xmlns:w16sdtdh="http://schemas.microsoft.com/office/word/2020/wordml/sdtdatahash" xmlns:w16sdtfl="http://schemas.microsoft.com/office/word/2024/wordml/sdtformatlock" xmlns:w16se="http://schemas.microsoft.com/office/word/2015/wordml/symex" mc:Ignorable="w14 w15 w16se w16cid w16 w16cex w16sdtdh w16sdtfl w16du">
+  <w:optimizeForBrowser/>
+  <w:allowPNG/>
+</w:webSettings>
 </file>
 
 <file path=word/theme/theme1.xml><?xml version="1.0" encoding="utf-8"?>
@@ -5922,4 +9135,35 @@
     </a:ext>
   </a:extLst>
 </a:theme>
+</file>
+
+<file path=customXml/item1.xml><?xml version="1.0" encoding="utf-8"?>
+<CoverPageProperties xmlns="http://schemas.microsoft.com/office/2006/coverPageProps">
+  <PublishDate>2026-03-07T00:00:00</PublishDate>
+  <Abstract/>
+  <CompanyAddress>Universidade São Judas Tadeu – São Bernardo do Campo</CompanyAddress>
+  <CompanyPhone/>
+  <CompanyFax/>
+  <CompanyEmail/>
+</CoverPageProperties>
+</file>
+
+<file path=customXml/item2.xml><?xml version="1.0" encoding="utf-8"?>
+<b:Sources xmlns:b="http://schemas.openxmlformats.org/officeDocument/2006/bibliography" xmlns="http://schemas.openxmlformats.org/officeDocument/2006/bibliography" SelectedStyle="\APASixthEditionOfficeOnline.xsl" StyleName="APA" Version="6"/>
+</file>
+
+<file path=customXml/itemProps1.xml><?xml version="1.0" encoding="utf-8"?>
+<ds:datastoreItem xmlns:ds="http://schemas.openxmlformats.org/officeDocument/2006/customXml" ds:itemID="{55AF091B-3C7A-41E3-B477-F2FDAA23CFDA}">
+  <ds:schemaRefs>
+    <ds:schemaRef ds:uri="http://schemas.microsoft.com/office/2006/coverPageProps"/>
+  </ds:schemaRefs>
+</ds:datastoreItem>
+</file>
+
+<file path=customXml/itemProps2.xml><?xml version="1.0" encoding="utf-8"?>
+<ds:datastoreItem xmlns:ds="http://schemas.openxmlformats.org/officeDocument/2006/customXml" ds:itemID="{A18FDFAA-5C39-4639-891E-7819D4CB35B8}">
+  <ds:schemaRefs>
+    <ds:schemaRef ds:uri="http://schemas.openxmlformats.org/officeDocument/2006/bibliography"/>
+  </ds:schemaRefs>
+</ds:datastoreItem>
 </file>